--- a/Reportes/poliza_vida_desgravamen.docx
+++ b/Reportes/poliza_vida_desgravamen.docx
@@ -4157,7 +4157,7 @@
           </mc:Choice>
           <mc:Fallback>
             <w:pict>
-              <v:shape w14:anchorId="6382ED93" id="Graphic 42" o:spid="_x0000_s1026" style="position:absolute;margin-left:22.75pt;margin-top:23.3pt;width:240pt;height:.1pt;z-index:-251656704;visibility:visible;mso-wrap-style:square;mso-wrap-distance-left:0;mso-wrap-distance-top:0;mso-wrap-distance-right:0;mso-wrap-distance-bottom:0;mso-position-horizontal:absolute;mso-position-horizontal-relative:page;mso-position-vertical:absolute;mso-position-vertical-relative:text;v-text-anchor:top" coordsize="3048000,1270" o:gfxdata="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" path="m,l3048000,e" filled="f" strokeweight="1pt">
+              <v:shape w14:anchorId="706A4212" id="Graphic 42" o:spid="_x0000_s1026" style="position:absolute;margin-left:22.75pt;margin-top:23.3pt;width:240pt;height:.1pt;z-index:-251656704;visibility:visible;mso-wrap-style:square;mso-wrap-distance-left:0;mso-wrap-distance-top:0;mso-wrap-distance-right:0;mso-wrap-distance-bottom:0;mso-position-horizontal:absolute;mso-position-horizontal-relative:page;mso-position-vertical:absolute;mso-position-vertical-relative:text;v-text-anchor:top" coordsize="3048000,1270" o:gfxdata="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" path="m,l3048000,e" filled="f" strokeweight="1pt">
                 <v:path arrowok="t"/>
                 <w10:wrap type="topAndBottom" anchorx="page"/>
               </v:shape>
@@ -4237,7 +4237,7 @@
           </mc:Choice>
           <mc:Fallback>
             <w:pict>
-              <v:shape w14:anchorId="41D280E5" id="Graphic 43" o:spid="_x0000_s1026" style="position:absolute;margin-left:336.75pt;margin-top:22.55pt;width:240pt;height:.1pt;z-index:-251655680;visibility:visible;mso-wrap-style:square;mso-wrap-distance-left:0;mso-wrap-distance-top:0;mso-wrap-distance-right:0;mso-wrap-distance-bottom:0;mso-position-horizontal:absolute;mso-position-horizontal-relative:page;mso-position-vertical:absolute;mso-position-vertical-relative:text;v-text-anchor:top" coordsize="3048000,1270" o:gfxdata="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" path="m,l3048000,e" filled="f" strokeweight="1pt">
+              <v:shape w14:anchorId="66FFD428" id="Graphic 43" o:spid="_x0000_s1026" style="position:absolute;margin-left:336.75pt;margin-top:22.55pt;width:240pt;height:.1pt;z-index:-251655680;visibility:visible;mso-wrap-style:square;mso-wrap-distance-left:0;mso-wrap-distance-top:0;mso-wrap-distance-right:0;mso-wrap-distance-bottom:0;mso-position-horizontal:absolute;mso-position-horizontal-relative:page;mso-position-vertical:absolute;mso-position-vertical-relative:text;v-text-anchor:top" coordsize="3048000,1270" o:gfxdata="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" path="m,l3048000,e" filled="f" strokeweight="1pt">
                 <v:path arrowok="t"/>
                 <w10:wrap type="topAndBottom" anchorx="page"/>
               </v:shape>
@@ -4585,8 +4585,12 @@
       </w:r>
     </w:p>
     <w:sectPr>
-      <w:headerReference w:type="default" r:id="rId6"/>
-      <w:footerReference w:type="default" r:id="rId7"/>
+      <w:headerReference w:type="even" r:id="rId6"/>
+      <w:headerReference w:type="default" r:id="rId7"/>
+      <w:footerReference w:type="even" r:id="rId8"/>
+      <w:footerReference w:type="default" r:id="rId9"/>
+      <w:headerReference w:type="first" r:id="rId10"/>
+      <w:footerReference w:type="first" r:id="rId11"/>
       <w:type w:val="continuous"/>
       <w:pgSz w:w="12240" w:h="15840"/>
       <w:pgMar w:top="0" w:right="360" w:bottom="680" w:left="0" w:header="0" w:footer="494" w:gutter="0"/>
@@ -4619,12 +4623,436 @@
 <w:ftr xmlns:wpc="http://schemas.microsoft.com/office/word/2010/wordprocessingCanvas" xmlns:cx="http://schemas.microsoft.com/office/drawing/2014/chartex" xmlns:cx1="http://schemas.microsoft.com/office/drawing/2015/9/8/chartex" xmlns:cx2="http://schemas.microsoft.com/office/drawing/2015/10/21/chartex" xmlns:cx3="http://schemas.microsoft.com/office/drawing/2016/5/9/chartex" xmlns:cx4="http://schemas.microsoft.com/office/drawing/2016/5/10/chartex" xmlns:cx5="http://schemas.microsoft.com/office/drawing/2016/5/11/chartex" xmlns:cx6="http://schemas.microsoft.com/office/drawing/2016/5/12/chartex" xmlns:cx7="http://schemas.microsoft.com/office/drawing/2016/5/13/chartex" xmlns:cx8="http://schemas.microsoft.com/office/drawing/2016/5/14/chartex" xmlns:mc="http://schemas.openxmlformats.org/markup-compatibility/2006" xmlns:aink="http://schemas.microsoft.com/office/drawing/2016/ink" xmlns:am3d="http://schemas.microsoft.com/office/drawing/2017/model3d" xmlns:o="urn:schemas-microsoft-com:office:office" xmlns:oel="http://schemas.microsoft.com/office/2019/extlst" xmlns:r="http://schemas.openxmlformats.org/officeDocument/2006/relationships" xmlns:m="http://schemas.openxmlformats.org/officeDocument/2006/math" xmlns:v="urn:schemas-microsoft-com:vml" xmlns:wp14="http://schemas.microsoft.com/office/word/2010/wordprocessingDrawing" xmlns:wp="http://schemas.openxmlformats.org/drawingml/2006/wordprocessingDrawing" xmlns:w10="urn:schemas-microsoft-com:office:word" xmlns:w="http://schemas.openxmlformats.org/wordprocessingml/2006/main" xmlns:w14="http://schemas.microsoft.com/office/word/2010/wordml" xmlns:w15="http://schemas.microsoft.com/office/word/2012/wordml" xmlns:w16cex="http://schemas.microsoft.com/office/word/2018/wordml/cex" xmlns:w16cid="http://schemas.microsoft.com/office/word/2016/wordml/cid" xmlns:w16="http://schemas.microsoft.com/office/word/2018/wordml" xmlns:w16sdtdh="http://schemas.microsoft.com/office/word/2020/wordml/sdtdatahash" xmlns:w16se="http://schemas.microsoft.com/office/word/2015/wordml/symex" xmlns:wpg="http://schemas.microsoft.com/office/word/2010/wordprocessingGroup" xmlns:wpi="http://schemas.microsoft.com/office/word/2010/wordprocessingInk" xmlns:wne="http://schemas.microsoft.com/office/word/2006/wordml" xmlns:wps="http://schemas.microsoft.com/office/word/2010/wordprocessingShape" mc:Ignorable="w14 w15 w16se w16cid w16 w16cex w16sdtdh wp14">
   <w:p>
     <w:pPr>
+      <w:pStyle w:val="Piedepgina"/>
+    </w:pPr>
+  </w:p>
+</w:ftr>
+</file>
+
+<file path=word/footer2.xml><?xml version="1.0" encoding="utf-8"?>
+<w:ftr xmlns:wpc="http://schemas.microsoft.com/office/word/2010/wordprocessingCanvas" xmlns:cx="http://schemas.microsoft.com/office/drawing/2014/chartex" xmlns:cx1="http://schemas.microsoft.com/office/drawing/2015/9/8/chartex" xmlns:cx2="http://schemas.microsoft.com/office/drawing/2015/10/21/chartex" xmlns:cx3="http://schemas.microsoft.com/office/drawing/2016/5/9/chartex" xmlns:cx4="http://schemas.microsoft.com/office/drawing/2016/5/10/chartex" xmlns:cx5="http://schemas.microsoft.com/office/drawing/2016/5/11/chartex" xmlns:cx6="http://schemas.microsoft.com/office/drawing/2016/5/12/chartex" xmlns:cx7="http://schemas.microsoft.com/office/drawing/2016/5/13/chartex" xmlns:cx8="http://schemas.microsoft.com/office/drawing/2016/5/14/chartex" xmlns:mc="http://schemas.openxmlformats.org/markup-compatibility/2006" xmlns:aink="http://schemas.microsoft.com/office/drawing/2016/ink" xmlns:am3d="http://schemas.microsoft.com/office/drawing/2017/model3d" xmlns:o="urn:schemas-microsoft-com:office:office" xmlns:oel="http://schemas.microsoft.com/office/2019/extlst" xmlns:r="http://schemas.openxmlformats.org/officeDocument/2006/relationships" xmlns:m="http://schemas.openxmlformats.org/officeDocument/2006/math" xmlns:v="urn:schemas-microsoft-com:vml" xmlns:wp14="http://schemas.microsoft.com/office/word/2010/wordprocessingDrawing" xmlns:wp="http://schemas.openxmlformats.org/drawingml/2006/wordprocessingDrawing" xmlns:w10="urn:schemas-microsoft-com:office:word" xmlns:w="http://schemas.openxmlformats.org/wordprocessingml/2006/main" xmlns:w14="http://schemas.microsoft.com/office/word/2010/wordml" xmlns:w15="http://schemas.microsoft.com/office/word/2012/wordml" xmlns:w16cex="http://schemas.microsoft.com/office/word/2018/wordml/cex" xmlns:w16cid="http://schemas.microsoft.com/office/word/2016/wordml/cid" xmlns:w16="http://schemas.microsoft.com/office/word/2018/wordml" xmlns:w16sdtdh="http://schemas.microsoft.com/office/word/2020/wordml/sdtdatahash" xmlns:w16se="http://schemas.microsoft.com/office/word/2015/wordml/symex" xmlns:wpg="http://schemas.microsoft.com/office/word/2010/wordprocessingGroup" xmlns:wpi="http://schemas.microsoft.com/office/word/2010/wordprocessingInk" xmlns:wne="http://schemas.microsoft.com/office/word/2006/wordml" xmlns:wps="http://schemas.microsoft.com/office/word/2010/wordprocessingShape" mc:Ignorable="w14 w15 w16se w16cid w16 w16cex w16sdtdh wp14">
+  <w:p>
+    <w:pPr>
       <w:pStyle w:val="Textoindependiente"/>
       <w:spacing w:line="14" w:lineRule="auto"/>
       <w:rPr>
         <w:sz w:val="20"/>
       </w:rPr>
     </w:pPr>
+    <w:r>
+      <w:rPr>
+        <w:noProof/>
+        <w:sz w:val="20"/>
+      </w:rPr>
+      <mc:AlternateContent>
+        <mc:Choice Requires="wps">
+          <w:drawing>
+            <wp:anchor distT="0" distB="0" distL="0" distR="0" simplePos="0" relativeHeight="251660288" behindDoc="1" locked="0" layoutInCell="1" allowOverlap="1" wp14:anchorId="5F63A1BE" wp14:editId="1D40CDC0">
+              <wp:simplePos x="0" y="0"/>
+              <wp:positionH relativeFrom="page">
+                <wp:posOffset>130628</wp:posOffset>
+              </wp:positionH>
+              <wp:positionV relativeFrom="page">
+                <wp:posOffset>9898083</wp:posOffset>
+              </wp:positionV>
+              <wp:extent cx="5527221" cy="127000"/>
+              <wp:effectExtent l="0" t="0" r="0" b="0"/>
+              <wp:wrapNone/>
+              <wp:docPr id="3" name="Textbox 3"/>
+              <wp:cNvGraphicFramePr>
+                <a:graphicFrameLocks xmlns:a="http://schemas.openxmlformats.org/drawingml/2006/main"/>
+              </wp:cNvGraphicFramePr>
+              <a:graphic xmlns:a="http://schemas.openxmlformats.org/drawingml/2006/main">
+                <a:graphicData uri="http://schemas.microsoft.com/office/word/2010/wordprocessingShape">
+                  <wps:wsp>
+                    <wps:cNvSpPr txBox="1">
+                      <a:spLocks/>
+                    </wps:cNvSpPr>
+                    <wps:spPr>
+                      <a:xfrm>
+                        <a:off x="0" y="0"/>
+                        <a:ext cx="5527221" cy="127000"/>
+                      </a:xfrm>
+                      <a:prstGeom prst="rect">
+                        <a:avLst/>
+                      </a:prstGeom>
+                    </wps:spPr>
+                    <wps:txbx>
+                      <w:txbxContent>
+                        <w:p>
+                          <w:pPr>
+                            <w:spacing w:before="18"/>
+                            <w:ind w:left="20"/>
+                            <w:rPr>
+                              <w:sz w:val="14"/>
+                            </w:rPr>
+                          </w:pPr>
+                          <w:r>
+                            <w:rPr>
+                              <w:sz w:val="14"/>
+                            </w:rPr>
+                            <w:t>Regulado</w:t>
+                          </w:r>
+                          <w:r>
+                            <w:rPr>
+                              <w:rFonts w:ascii="Times New Roman" w:hAnsi="Times New Roman"/>
+                              <w:spacing w:val="9"/>
+                              <w:sz w:val="14"/>
+                            </w:rPr>
+                            <w:t xml:space="preserve"> </w:t>
+                          </w:r>
+                          <w:r>
+                            <w:rPr>
+                              <w:sz w:val="14"/>
+                            </w:rPr>
+                            <w:t>y</w:t>
+                          </w:r>
+                          <w:r>
+                            <w:rPr>
+                              <w:rFonts w:ascii="Times New Roman" w:hAnsi="Times New Roman"/>
+                              <w:spacing w:val="9"/>
+                              <w:sz w:val="14"/>
+                            </w:rPr>
+                            <w:t xml:space="preserve"> </w:t>
+                          </w:r>
+                          <w:r>
+                            <w:rPr>
+                              <w:sz w:val="14"/>
+                            </w:rPr>
+                            <w:t>Supervisado</w:t>
+                          </w:r>
+                          <w:r>
+                            <w:rPr>
+                              <w:rFonts w:ascii="Times New Roman" w:hAnsi="Times New Roman"/>
+                              <w:spacing w:val="9"/>
+                              <w:sz w:val="14"/>
+                            </w:rPr>
+                            <w:t xml:space="preserve"> </w:t>
+                          </w:r>
+                          <w:r>
+                            <w:rPr>
+                              <w:sz w:val="14"/>
+                            </w:rPr>
+                            <w:t>por</w:t>
+                          </w:r>
+                          <w:r>
+                            <w:rPr>
+                              <w:rFonts w:ascii="Times New Roman" w:hAnsi="Times New Roman"/>
+                              <w:spacing w:val="9"/>
+                              <w:sz w:val="14"/>
+                            </w:rPr>
+                            <w:t xml:space="preserve"> </w:t>
+                          </w:r>
+                          <w:r>
+                            <w:rPr>
+                              <w:sz w:val="14"/>
+                            </w:rPr>
+                            <w:t>la</w:t>
+                          </w:r>
+                          <w:r>
+                            <w:rPr>
+                              <w:rFonts w:ascii="Times New Roman" w:hAnsi="Times New Roman"/>
+                              <w:spacing w:val="9"/>
+                              <w:sz w:val="14"/>
+                            </w:rPr>
+                            <w:t xml:space="preserve"> </w:t>
+                          </w:r>
+                          <w:r>
+                            <w:rPr>
+                              <w:sz w:val="14"/>
+                            </w:rPr>
+                            <w:t>Superintendencia</w:t>
+                          </w:r>
+                          <w:r>
+                            <w:rPr>
+                              <w:rFonts w:ascii="Times New Roman" w:hAnsi="Times New Roman"/>
+                              <w:spacing w:val="9"/>
+                              <w:sz w:val="14"/>
+                            </w:rPr>
+                            <w:t xml:space="preserve"> </w:t>
+                          </w:r>
+                          <w:r>
+                            <w:rPr>
+                              <w:sz w:val="14"/>
+                            </w:rPr>
+                            <w:t>de</w:t>
+                          </w:r>
+                          <w:r>
+                            <w:rPr>
+                              <w:rFonts w:ascii="Times New Roman" w:hAnsi="Times New Roman"/>
+                              <w:spacing w:val="9"/>
+                              <w:sz w:val="14"/>
+                            </w:rPr>
+                            <w:t xml:space="preserve"> </w:t>
+                          </w:r>
+                          <w:r>
+                            <w:rPr>
+                              <w:sz w:val="14"/>
+                            </w:rPr>
+                            <w:t>Seguros</w:t>
+                          </w:r>
+                          <w:r>
+                            <w:rPr>
+                              <w:rFonts w:ascii="Times New Roman" w:hAnsi="Times New Roman"/>
+                              <w:spacing w:val="9"/>
+                              <w:sz w:val="14"/>
+                            </w:rPr>
+                            <w:t xml:space="preserve"> </w:t>
+                          </w:r>
+                          <w:r>
+                            <w:rPr>
+                              <w:sz w:val="14"/>
+                            </w:rPr>
+                            <w:t>y</w:t>
+                          </w:r>
+                          <w:r>
+                            <w:rPr>
+                              <w:rFonts w:ascii="Times New Roman" w:hAnsi="Times New Roman"/>
+                              <w:spacing w:val="9"/>
+                              <w:sz w:val="14"/>
+                            </w:rPr>
+                            <w:t xml:space="preserve"> </w:t>
+                          </w:r>
+                          <w:r>
+                            <w:rPr>
+                              <w:sz w:val="14"/>
+                            </w:rPr>
+                            <w:t>Reaseguros</w:t>
+                          </w:r>
+                          <w:r>
+                            <w:rPr>
+                              <w:rFonts w:ascii="Times New Roman" w:hAnsi="Times New Roman"/>
+                              <w:spacing w:val="9"/>
+                              <w:sz w:val="14"/>
+                            </w:rPr>
+                            <w:t xml:space="preserve"> </w:t>
+                          </w:r>
+                          <w:r>
+                            <w:rPr>
+                              <w:sz w:val="14"/>
+                            </w:rPr>
+                            <w:t>de</w:t>
+                          </w:r>
+                          <w:r>
+                            <w:rPr>
+                              <w:rFonts w:ascii="Times New Roman" w:hAnsi="Times New Roman"/>
+                              <w:spacing w:val="9"/>
+                              <w:sz w:val="14"/>
+                            </w:rPr>
+                            <w:t xml:space="preserve"> </w:t>
+                          </w:r>
+                          <w:r>
+                            <w:rPr>
+                              <w:spacing w:val="-2"/>
+                              <w:sz w:val="14"/>
+                            </w:rPr>
+                            <w:t>Panamá</w:t>
+                          </w:r>
+                        </w:p>
+                      </w:txbxContent>
+                    </wps:txbx>
+                    <wps:bodyPr wrap="square" lIns="0" tIns="0" rIns="0" bIns="0" rtlCol="0">
+                      <a:noAutofit/>
+                    </wps:bodyPr>
+                  </wps:wsp>
+                </a:graphicData>
+              </a:graphic>
+              <wp14:sizeRelH relativeFrom="margin">
+                <wp14:pctWidth>0</wp14:pctWidth>
+              </wp14:sizeRelH>
+              <wp14:sizeRelV relativeFrom="margin">
+                <wp14:pctHeight>0</wp14:pctHeight>
+              </wp14:sizeRelV>
+            </wp:anchor>
+          </w:drawing>
+        </mc:Choice>
+        <mc:Fallback>
+          <w:pict>
+            <v:shapetype w14:anchorId="5F63A1BE" id="_x0000_t202" coordsize="21600,21600" o:spt="202" path="m,l,21600r21600,l21600,xe">
+              <v:stroke joinstyle="miter"/>
+              <v:path gradientshapeok="t" o:connecttype="rect"/>
+            </v:shapetype>
+            <v:shape id="Textbox 3" o:spid="_x0000_s1026" type="#_x0000_t202" style="position:absolute;margin-left:10.3pt;margin-top:779.4pt;width:435.2pt;height:10pt;z-index:-251656192;visibility:visible;mso-wrap-style:square;mso-width-percent:0;mso-height-percent:0;mso-wrap-distance-left:0;mso-wrap-distance-top:0;mso-wrap-distance-right:0;mso-wrap-distance-bottom:0;mso-position-horizontal:absolute;mso-position-horizontal-relative:page;mso-position-vertical:absolute;mso-position-vertical-relative:page;mso-width-percent:0;mso-height-percent:0;mso-width-relative:margin;mso-height-relative:margin;v-text-anchor:top" o:gfxdata="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" filled="f" stroked="f">
+              <v:textbox inset="0,0,0,0">
+                <w:txbxContent>
+                  <w:p>
+                    <w:pPr>
+                      <w:spacing w:before="18"/>
+                      <w:ind w:left="20"/>
+                      <w:rPr>
+                        <w:sz w:val="14"/>
+                      </w:rPr>
+                    </w:pPr>
+                    <w:r>
+                      <w:rPr>
+                        <w:sz w:val="14"/>
+                      </w:rPr>
+                      <w:t>Regulado</w:t>
+                    </w:r>
+                    <w:r>
+                      <w:rPr>
+                        <w:rFonts w:ascii="Times New Roman" w:hAnsi="Times New Roman"/>
+                        <w:spacing w:val="9"/>
+                        <w:sz w:val="14"/>
+                      </w:rPr>
+                      <w:t xml:space="preserve"> </w:t>
+                    </w:r>
+                    <w:r>
+                      <w:rPr>
+                        <w:sz w:val="14"/>
+                      </w:rPr>
+                      <w:t>y</w:t>
+                    </w:r>
+                    <w:r>
+                      <w:rPr>
+                        <w:rFonts w:ascii="Times New Roman" w:hAnsi="Times New Roman"/>
+                        <w:spacing w:val="9"/>
+                        <w:sz w:val="14"/>
+                      </w:rPr>
+                      <w:t xml:space="preserve"> </w:t>
+                    </w:r>
+                    <w:r>
+                      <w:rPr>
+                        <w:sz w:val="14"/>
+                      </w:rPr>
+                      <w:t>Supervisado</w:t>
+                    </w:r>
+                    <w:r>
+                      <w:rPr>
+                        <w:rFonts w:ascii="Times New Roman" w:hAnsi="Times New Roman"/>
+                        <w:spacing w:val="9"/>
+                        <w:sz w:val="14"/>
+                      </w:rPr>
+                      <w:t xml:space="preserve"> </w:t>
+                    </w:r>
+                    <w:r>
+                      <w:rPr>
+                        <w:sz w:val="14"/>
+                      </w:rPr>
+                      <w:t>por</w:t>
+                    </w:r>
+                    <w:r>
+                      <w:rPr>
+                        <w:rFonts w:ascii="Times New Roman" w:hAnsi="Times New Roman"/>
+                        <w:spacing w:val="9"/>
+                        <w:sz w:val="14"/>
+                      </w:rPr>
+                      <w:t xml:space="preserve"> </w:t>
+                    </w:r>
+                    <w:r>
+                      <w:rPr>
+                        <w:sz w:val="14"/>
+                      </w:rPr>
+                      <w:t>la</w:t>
+                    </w:r>
+                    <w:r>
+                      <w:rPr>
+                        <w:rFonts w:ascii="Times New Roman" w:hAnsi="Times New Roman"/>
+                        <w:spacing w:val="9"/>
+                        <w:sz w:val="14"/>
+                      </w:rPr>
+                      <w:t xml:space="preserve"> </w:t>
+                    </w:r>
+                    <w:r>
+                      <w:rPr>
+                        <w:sz w:val="14"/>
+                      </w:rPr>
+                      <w:t>Superintendencia</w:t>
+                    </w:r>
+                    <w:r>
+                      <w:rPr>
+                        <w:rFonts w:ascii="Times New Roman" w:hAnsi="Times New Roman"/>
+                        <w:spacing w:val="9"/>
+                        <w:sz w:val="14"/>
+                      </w:rPr>
+                      <w:t xml:space="preserve"> </w:t>
+                    </w:r>
+                    <w:r>
+                      <w:rPr>
+                        <w:sz w:val="14"/>
+                      </w:rPr>
+                      <w:t>de</w:t>
+                    </w:r>
+                    <w:r>
+                      <w:rPr>
+                        <w:rFonts w:ascii="Times New Roman" w:hAnsi="Times New Roman"/>
+                        <w:spacing w:val="9"/>
+                        <w:sz w:val="14"/>
+                      </w:rPr>
+                      <w:t xml:space="preserve"> </w:t>
+                    </w:r>
+                    <w:r>
+                      <w:rPr>
+                        <w:sz w:val="14"/>
+                      </w:rPr>
+                      <w:t>Seguros</w:t>
+                    </w:r>
+                    <w:r>
+                      <w:rPr>
+                        <w:rFonts w:ascii="Times New Roman" w:hAnsi="Times New Roman"/>
+                        <w:spacing w:val="9"/>
+                        <w:sz w:val="14"/>
+                      </w:rPr>
+                      <w:t xml:space="preserve"> </w:t>
+                    </w:r>
+                    <w:r>
+                      <w:rPr>
+                        <w:sz w:val="14"/>
+                      </w:rPr>
+                      <w:t>y</w:t>
+                    </w:r>
+                    <w:r>
+                      <w:rPr>
+                        <w:rFonts w:ascii="Times New Roman" w:hAnsi="Times New Roman"/>
+                        <w:spacing w:val="9"/>
+                        <w:sz w:val="14"/>
+                      </w:rPr>
+                      <w:t xml:space="preserve"> </w:t>
+                    </w:r>
+                    <w:r>
+                      <w:rPr>
+                        <w:sz w:val="14"/>
+                      </w:rPr>
+                      <w:t>Reaseguros</w:t>
+                    </w:r>
+                    <w:r>
+                      <w:rPr>
+                        <w:rFonts w:ascii="Times New Roman" w:hAnsi="Times New Roman"/>
+                        <w:spacing w:val="9"/>
+                        <w:sz w:val="14"/>
+                      </w:rPr>
+                      <w:t xml:space="preserve"> </w:t>
+                    </w:r>
+                    <w:r>
+                      <w:rPr>
+                        <w:sz w:val="14"/>
+                      </w:rPr>
+                      <w:t>de</w:t>
+                    </w:r>
+                    <w:r>
+                      <w:rPr>
+                        <w:rFonts w:ascii="Times New Roman" w:hAnsi="Times New Roman"/>
+                        <w:spacing w:val="9"/>
+                        <w:sz w:val="14"/>
+                      </w:rPr>
+                      <w:t xml:space="preserve"> </w:t>
+                    </w:r>
+                    <w:r>
+                      <w:rPr>
+                        <w:spacing w:val="-2"/>
+                        <w:sz w:val="14"/>
+                      </w:rPr>
+                      <w:t>Panamá</w:t>
+                    </w:r>
+                  </w:p>
+                </w:txbxContent>
+              </v:textbox>
+              <w10:wrap anchorx="page" anchory="page"/>
+            </v:shape>
+          </w:pict>
+        </mc:Fallback>
+      </mc:AlternateContent>
+    </w:r>
     <w:r>
       <w:rPr>
         <w:noProof/>
@@ -4870,11 +5298,7 @@
         </mc:Choice>
         <mc:Fallback>
           <w:pict>
-            <v:shapetype w14:anchorId="3B1BE6F3" id="_x0000_t202" coordsize="21600,21600" o:spt="202" path="m,l,21600r21600,l21600,xe">
-              <v:stroke joinstyle="miter"/>
-              <v:path gradientshapeok="t" o:connecttype="rect"/>
-            </v:shapetype>
-            <v:shape id="Textbox 1" o:spid="_x0000_s1026" type="#_x0000_t202" style="position:absolute;margin-left:464.25pt;margin-top:756.3pt;width:67.7pt;height:29.95pt;z-index:-251660288;visibility:visible;mso-wrap-style:square;mso-wrap-distance-left:0;mso-wrap-distance-top:0;mso-wrap-distance-right:0;mso-wrap-distance-bottom:0;mso-position-horizontal:absolute;mso-position-horizontal-relative:page;mso-position-vertical:absolute;mso-position-vertical-relative:page;v-text-anchor:top" o:gfxdata="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" filled="f" stroked="f">
+            <v:shape w14:anchorId="3B1BE6F3" id="Textbox 1" o:spid="_x0000_s1027" type="#_x0000_t202" style="position:absolute;margin-left:464.25pt;margin-top:756.3pt;width:67.7pt;height:29.95pt;z-index:-251660288;visibility:visible;mso-wrap-style:square;mso-wrap-distance-left:0;mso-wrap-distance-top:0;mso-wrap-distance-right:0;mso-wrap-distance-bottom:0;mso-position-horizontal:absolute;mso-position-horizontal-relative:page;mso-position-vertical:absolute;mso-position-vertical-relative:page;v-text-anchor:top" o:gfxdata="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" filled="f" stroked="f">
               <v:textbox inset="0,0,0,0">
                 <w:txbxContent>
                   <w:p>
@@ -5085,7 +5509,7 @@
       <mc:AlternateContent>
         <mc:Choice Requires="wps">
           <w:drawing>
-            <wp:anchor distT="0" distB="0" distL="0" distR="0" simplePos="0" relativeHeight="251658240" behindDoc="1" locked="0" layoutInCell="1" allowOverlap="1" wp14:anchorId="68687332" wp14:editId="0A184033">
+            <wp:anchor distT="0" distB="0" distL="0" distR="0" simplePos="0" relativeHeight="251658240" behindDoc="1" locked="0" layoutInCell="1" allowOverlap="1" wp14:anchorId="68687332" wp14:editId="56BA0C91">
               <wp:simplePos x="0" y="0"/>
               <wp:positionH relativeFrom="page">
                 <wp:posOffset>142875</wp:posOffset>
@@ -5219,12 +5643,6 @@
                               <w:spacing w:val="-13"/>
                               <w:w w:val="105"/>
                             </w:rPr>
-                            <w:t xml:space="preserve"> </w:t>
-                          </w:r>
-                          <w:r>
-                            <w:rPr>
-                              <w:w w:val="105"/>
-                            </w:rPr>
                             <w:t>,</w:t>
                           </w:r>
                           <w:r>
@@ -5298,7 +5716,7 @@
         </mc:Choice>
         <mc:Fallback>
           <w:pict>
-            <v:shape w14:anchorId="68687332" id="Textbox 2" o:spid="_x0000_s1027" type="#_x0000_t202" style="position:absolute;margin-left:11.25pt;margin-top:760.6pt;width:240pt;height:9pt;z-index:-251658240;visibility:visible;mso-wrap-style:square;mso-wrap-distance-left:0;mso-wrap-distance-top:0;mso-wrap-distance-right:0;mso-wrap-distance-bottom:0;mso-position-horizontal:absolute;mso-position-horizontal-relative:page;mso-position-vertical:absolute;mso-position-vertical-relative:page;v-text-anchor:top" o:gfxdata="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" filled="f" stroked="f">
+            <v:shape w14:anchorId="68687332" id="Textbox 2" o:spid="_x0000_s1028" type="#_x0000_t202" style="position:absolute;margin-left:11.25pt;margin-top:760.6pt;width:240pt;height:9pt;z-index:-251658240;visibility:visible;mso-wrap-style:square;mso-wrap-distance-left:0;mso-wrap-distance-top:0;mso-wrap-distance-right:0;mso-wrap-distance-bottom:0;mso-position-horizontal:absolute;mso-position-horizontal-relative:page;mso-position-vertical:absolute;mso-position-vertical-relative:page;v-text-anchor:top" o:gfxdata="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" filled="f" stroked="f">
               <v:textbox inset="0,0,0,0">
                 <w:txbxContent>
                   <w:p>
@@ -5403,12 +5821,6 @@
                         <w:spacing w:val="-13"/>
                         <w:w w:val="105"/>
                       </w:rPr>
-                      <w:t xml:space="preserve"> </w:t>
-                    </w:r>
-                    <w:r>
-                      <w:rPr>
-                        <w:w w:val="105"/>
-                      </w:rPr>
                       <w:t>,</w:t>
                     </w:r>
                     <w:r>
@@ -5477,410 +5889,16 @@
         </mc:Fallback>
       </mc:AlternateContent>
     </w:r>
-    <w:r>
-      <w:rPr>
-        <w:noProof/>
-        <w:sz w:val="20"/>
-      </w:rPr>
-      <mc:AlternateContent>
-        <mc:Choice Requires="wps">
-          <w:drawing>
-            <wp:anchor distT="0" distB="0" distL="0" distR="0" simplePos="0" relativeHeight="251660288" behindDoc="1" locked="0" layoutInCell="1" allowOverlap="1" wp14:anchorId="5F63A1BE" wp14:editId="0C40DF3A">
-              <wp:simplePos x="0" y="0"/>
-              <wp:positionH relativeFrom="page">
-                <wp:posOffset>130175</wp:posOffset>
-              </wp:positionH>
-              <wp:positionV relativeFrom="page">
-                <wp:posOffset>9899996</wp:posOffset>
-              </wp:positionV>
-              <wp:extent cx="3563620" cy="127000"/>
-              <wp:effectExtent l="0" t="0" r="0" b="0"/>
-              <wp:wrapNone/>
-              <wp:docPr id="3" name="Textbox 3"/>
-              <wp:cNvGraphicFramePr>
-                <a:graphicFrameLocks xmlns:a="http://schemas.openxmlformats.org/drawingml/2006/main"/>
-              </wp:cNvGraphicFramePr>
-              <a:graphic xmlns:a="http://schemas.openxmlformats.org/drawingml/2006/main">
-                <a:graphicData uri="http://schemas.microsoft.com/office/word/2010/wordprocessingShape">
-                  <wps:wsp>
-                    <wps:cNvSpPr txBox="1">
-                      <a:spLocks/>
-                    </wps:cNvSpPr>
-                    <wps:spPr>
-                      <a:xfrm>
-                        <a:off x="0" y="0"/>
-                        <a:ext cx="3563620" cy="127000"/>
-                      </a:xfrm>
-                      <a:prstGeom prst="rect">
-                        <a:avLst/>
-                      </a:prstGeom>
-                    </wps:spPr>
-                    <wps:txbx>
-                      <w:txbxContent>
-                        <w:p>
-                          <w:pPr>
-                            <w:spacing w:before="18"/>
-                            <w:ind w:left="20"/>
-                            <w:rPr>
-                              <w:sz w:val="14"/>
-                            </w:rPr>
-                          </w:pPr>
-                          <w:r>
-                            <w:rPr>
-                              <w:sz w:val="14"/>
-                            </w:rPr>
-                            <w:t>Regulado</w:t>
-                          </w:r>
-                          <w:r>
-                            <w:rPr>
-                              <w:rFonts w:ascii="Times New Roman" w:hAnsi="Times New Roman"/>
-                              <w:spacing w:val="9"/>
-                              <w:sz w:val="14"/>
-                            </w:rPr>
-                            <w:t xml:space="preserve"> </w:t>
-                          </w:r>
-                          <w:r>
-                            <w:rPr>
-                              <w:sz w:val="14"/>
-                            </w:rPr>
-                            <w:t>y</w:t>
-                          </w:r>
-                          <w:r>
-                            <w:rPr>
-                              <w:rFonts w:ascii="Times New Roman" w:hAnsi="Times New Roman"/>
-                              <w:spacing w:val="9"/>
-                              <w:sz w:val="14"/>
-                            </w:rPr>
-                            <w:t xml:space="preserve"> </w:t>
-                          </w:r>
-                          <w:r>
-                            <w:rPr>
-                              <w:sz w:val="14"/>
-                            </w:rPr>
-                            <w:t>Supervisado</w:t>
-                          </w:r>
-                          <w:r>
-                            <w:rPr>
-                              <w:rFonts w:ascii="Times New Roman" w:hAnsi="Times New Roman"/>
-                              <w:spacing w:val="9"/>
-                              <w:sz w:val="14"/>
-                            </w:rPr>
-                            <w:t xml:space="preserve"> </w:t>
-                          </w:r>
-                          <w:r>
-                            <w:rPr>
-                              <w:sz w:val="14"/>
-                            </w:rPr>
-                            <w:t>por</w:t>
-                          </w:r>
-                          <w:r>
-                            <w:rPr>
-                              <w:rFonts w:ascii="Times New Roman" w:hAnsi="Times New Roman"/>
-                              <w:spacing w:val="9"/>
-                              <w:sz w:val="14"/>
-                            </w:rPr>
-                            <w:t xml:space="preserve"> </w:t>
-                          </w:r>
-                          <w:r>
-                            <w:rPr>
-                              <w:sz w:val="14"/>
-                            </w:rPr>
-                            <w:t>la</w:t>
-                          </w:r>
-                          <w:r>
-                            <w:rPr>
-                              <w:rFonts w:ascii="Times New Roman" w:hAnsi="Times New Roman"/>
-                              <w:spacing w:val="9"/>
-                              <w:sz w:val="14"/>
-                            </w:rPr>
-                            <w:t xml:space="preserve"> </w:t>
-                          </w:r>
-                          <w:r>
-                            <w:rPr>
-                              <w:sz w:val="14"/>
-                            </w:rPr>
-                            <w:t>Superintendencia</w:t>
-                          </w:r>
-                          <w:r>
-                            <w:rPr>
-                              <w:rFonts w:ascii="Times New Roman" w:hAnsi="Times New Roman"/>
-                              <w:spacing w:val="9"/>
-                              <w:sz w:val="14"/>
-                            </w:rPr>
-                            <w:t xml:space="preserve"> </w:t>
-                          </w:r>
-                          <w:r>
-                            <w:rPr>
-                              <w:sz w:val="14"/>
-                            </w:rPr>
-                            <w:t>de</w:t>
-                          </w:r>
-                          <w:r>
-                            <w:rPr>
-                              <w:rFonts w:ascii="Times New Roman" w:hAnsi="Times New Roman"/>
-                              <w:spacing w:val="9"/>
-                              <w:sz w:val="14"/>
-                            </w:rPr>
-                            <w:t xml:space="preserve"> </w:t>
-                          </w:r>
-                          <w:r>
-                            <w:rPr>
-                              <w:sz w:val="14"/>
-                            </w:rPr>
-                            <w:t>Seguros</w:t>
-                          </w:r>
-                          <w:r>
-                            <w:rPr>
-                              <w:rFonts w:ascii="Times New Roman" w:hAnsi="Times New Roman"/>
-                              <w:spacing w:val="9"/>
-                              <w:sz w:val="14"/>
-                            </w:rPr>
-                            <w:t xml:space="preserve"> </w:t>
-                          </w:r>
-                          <w:r>
-                            <w:rPr>
-                              <w:sz w:val="14"/>
-                            </w:rPr>
-                            <w:t>y</w:t>
-                          </w:r>
-                          <w:r>
-                            <w:rPr>
-                              <w:rFonts w:ascii="Times New Roman" w:hAnsi="Times New Roman"/>
-                              <w:spacing w:val="9"/>
-                              <w:sz w:val="14"/>
-                            </w:rPr>
-                            <w:t xml:space="preserve"> </w:t>
-                          </w:r>
-                          <w:r>
-                            <w:rPr>
-                              <w:sz w:val="14"/>
-                            </w:rPr>
-                            <w:t>Reaseguros</w:t>
-                          </w:r>
-                          <w:r>
-                            <w:rPr>
-                              <w:rFonts w:ascii="Times New Roman" w:hAnsi="Times New Roman"/>
-                              <w:spacing w:val="9"/>
-                              <w:sz w:val="14"/>
-                            </w:rPr>
-                            <w:t xml:space="preserve"> </w:t>
-                          </w:r>
-                          <w:r>
-                            <w:rPr>
-                              <w:sz w:val="14"/>
-                            </w:rPr>
-                            <w:t>de</w:t>
-                          </w:r>
-                          <w:r>
-                            <w:rPr>
-                              <w:rFonts w:ascii="Times New Roman" w:hAnsi="Times New Roman"/>
-                              <w:spacing w:val="9"/>
-                              <w:sz w:val="14"/>
-                            </w:rPr>
-                            <w:t xml:space="preserve"> </w:t>
-                          </w:r>
-                          <w:r>
-                            <w:rPr>
-                              <w:spacing w:val="-2"/>
-                              <w:sz w:val="14"/>
-                            </w:rPr>
-                            <w:t>Panamá</w:t>
-                          </w:r>
-                        </w:p>
-                      </w:txbxContent>
-                    </wps:txbx>
-                    <wps:bodyPr wrap="square" lIns="0" tIns="0" rIns="0" bIns="0" rtlCol="0">
-                      <a:noAutofit/>
-                    </wps:bodyPr>
-                  </wps:wsp>
-                </a:graphicData>
-              </a:graphic>
-            </wp:anchor>
-          </w:drawing>
-        </mc:Choice>
-        <mc:Fallback>
-          <w:pict>
-            <v:shape w14:anchorId="5F63A1BE" id="Textbox 3" o:spid="_x0000_s1028" type="#_x0000_t202" style="position:absolute;margin-left:10.25pt;margin-top:779.55pt;width:280.6pt;height:10pt;z-index:-251656192;visibility:visible;mso-wrap-style:square;mso-wrap-distance-left:0;mso-wrap-distance-top:0;mso-wrap-distance-right:0;mso-wrap-distance-bottom:0;mso-position-horizontal:absolute;mso-position-horizontal-relative:page;mso-position-vertical:absolute;mso-position-vertical-relative:page;v-text-anchor:top" o:gfxdata="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" filled="f" stroked="f">
-              <v:textbox inset="0,0,0,0">
-                <w:txbxContent>
-                  <w:p>
-                    <w:pPr>
-                      <w:spacing w:before="18"/>
-                      <w:ind w:left="20"/>
-                      <w:rPr>
-                        <w:sz w:val="14"/>
-                      </w:rPr>
-                    </w:pPr>
-                    <w:r>
-                      <w:rPr>
-                        <w:sz w:val="14"/>
-                      </w:rPr>
-                      <w:t>Regulado</w:t>
-                    </w:r>
-                    <w:r>
-                      <w:rPr>
-                        <w:rFonts w:ascii="Times New Roman" w:hAnsi="Times New Roman"/>
-                        <w:spacing w:val="9"/>
-                        <w:sz w:val="14"/>
-                      </w:rPr>
-                      <w:t xml:space="preserve"> </w:t>
-                    </w:r>
-                    <w:r>
-                      <w:rPr>
-                        <w:sz w:val="14"/>
-                      </w:rPr>
-                      <w:t>y</w:t>
-                    </w:r>
-                    <w:r>
-                      <w:rPr>
-                        <w:rFonts w:ascii="Times New Roman" w:hAnsi="Times New Roman"/>
-                        <w:spacing w:val="9"/>
-                        <w:sz w:val="14"/>
-                      </w:rPr>
-                      <w:t xml:space="preserve"> </w:t>
-                    </w:r>
-                    <w:r>
-                      <w:rPr>
-                        <w:sz w:val="14"/>
-                      </w:rPr>
-                      <w:t>Supervisado</w:t>
-                    </w:r>
-                    <w:r>
-                      <w:rPr>
-                        <w:rFonts w:ascii="Times New Roman" w:hAnsi="Times New Roman"/>
-                        <w:spacing w:val="9"/>
-                        <w:sz w:val="14"/>
-                      </w:rPr>
-                      <w:t xml:space="preserve"> </w:t>
-                    </w:r>
-                    <w:r>
-                      <w:rPr>
-                        <w:sz w:val="14"/>
-                      </w:rPr>
-                      <w:t>por</w:t>
-                    </w:r>
-                    <w:r>
-                      <w:rPr>
-                        <w:rFonts w:ascii="Times New Roman" w:hAnsi="Times New Roman"/>
-                        <w:spacing w:val="9"/>
-                        <w:sz w:val="14"/>
-                      </w:rPr>
-                      <w:t xml:space="preserve"> </w:t>
-                    </w:r>
-                    <w:r>
-                      <w:rPr>
-                        <w:sz w:val="14"/>
-                      </w:rPr>
-                      <w:t>la</w:t>
-                    </w:r>
-                    <w:r>
-                      <w:rPr>
-                        <w:rFonts w:ascii="Times New Roman" w:hAnsi="Times New Roman"/>
-                        <w:spacing w:val="9"/>
-                        <w:sz w:val="14"/>
-                      </w:rPr>
-                      <w:t xml:space="preserve"> </w:t>
-                    </w:r>
-                    <w:r>
-                      <w:rPr>
-                        <w:sz w:val="14"/>
-                      </w:rPr>
-                      <w:t>Superintendencia</w:t>
-                    </w:r>
-                    <w:r>
-                      <w:rPr>
-                        <w:rFonts w:ascii="Times New Roman" w:hAnsi="Times New Roman"/>
-                        <w:spacing w:val="9"/>
-                        <w:sz w:val="14"/>
-                      </w:rPr>
-                      <w:t xml:space="preserve"> </w:t>
-                    </w:r>
-                    <w:r>
-                      <w:rPr>
-                        <w:sz w:val="14"/>
-                      </w:rPr>
-                      <w:t>de</w:t>
-                    </w:r>
-                    <w:r>
-                      <w:rPr>
-                        <w:rFonts w:ascii="Times New Roman" w:hAnsi="Times New Roman"/>
-                        <w:spacing w:val="9"/>
-                        <w:sz w:val="14"/>
-                      </w:rPr>
-                      <w:t xml:space="preserve"> </w:t>
-                    </w:r>
-                    <w:r>
-                      <w:rPr>
-                        <w:sz w:val="14"/>
-                      </w:rPr>
-                      <w:t>Seguros</w:t>
-                    </w:r>
-                    <w:r>
-                      <w:rPr>
-                        <w:rFonts w:ascii="Times New Roman" w:hAnsi="Times New Roman"/>
-                        <w:spacing w:val="9"/>
-                        <w:sz w:val="14"/>
-                      </w:rPr>
-                      <w:t xml:space="preserve"> </w:t>
-                    </w:r>
-                    <w:r>
-                      <w:rPr>
-                        <w:sz w:val="14"/>
-                      </w:rPr>
-                      <w:t>y</w:t>
-                    </w:r>
-                    <w:r>
-                      <w:rPr>
-                        <w:rFonts w:ascii="Times New Roman" w:hAnsi="Times New Roman"/>
-                        <w:spacing w:val="9"/>
-                        <w:sz w:val="14"/>
-                      </w:rPr>
-                      <w:t xml:space="preserve"> </w:t>
-                    </w:r>
-                    <w:r>
-                      <w:rPr>
-                        <w:sz w:val="14"/>
-                      </w:rPr>
-                      <w:t>Reaseguros</w:t>
-                    </w:r>
-                    <w:r>
-                      <w:rPr>
-                        <w:rFonts w:ascii="Times New Roman" w:hAnsi="Times New Roman"/>
-                        <w:spacing w:val="9"/>
-                        <w:sz w:val="14"/>
-                      </w:rPr>
-                      <w:t xml:space="preserve"> </w:t>
-                    </w:r>
-                    <w:r>
-                      <w:rPr>
-                        <w:sz w:val="14"/>
-                      </w:rPr>
-                      <w:t>de</w:t>
-                    </w:r>
-                    <w:r>
-                      <w:rPr>
-                        <w:rFonts w:ascii="Times New Roman" w:hAnsi="Times New Roman"/>
-                        <w:spacing w:val="9"/>
-                        <w:sz w:val="14"/>
-                      </w:rPr>
-                      <w:t xml:space="preserve"> </w:t>
-                    </w:r>
-                    <w:r>
-                      <w:rPr>
-                        <w:spacing w:val="-2"/>
-                        <w:sz w:val="14"/>
-                      </w:rPr>
-                      <w:t>Panamá</w:t>
-                    </w:r>
-                  </w:p>
-                </w:txbxContent>
-              </v:textbox>
-              <w10:wrap anchorx="page" anchory="page"/>
-            </v:shape>
-          </w:pict>
-        </mc:Fallback>
-      </mc:AlternateContent>
-    </w:r>
+  </w:p>
+</w:ftr>
+</file>
+
+<file path=word/footer3.xml><?xml version="1.0" encoding="utf-8"?>
+<w:ftr xmlns:wpc="http://schemas.microsoft.com/office/word/2010/wordprocessingCanvas" xmlns:cx="http://schemas.microsoft.com/office/drawing/2014/chartex" xmlns:cx1="http://schemas.microsoft.com/office/drawing/2015/9/8/chartex" xmlns:cx2="http://schemas.microsoft.com/office/drawing/2015/10/21/chartex" xmlns:cx3="http://schemas.microsoft.com/office/drawing/2016/5/9/chartex" xmlns:cx4="http://schemas.microsoft.com/office/drawing/2016/5/10/chartex" xmlns:cx5="http://schemas.microsoft.com/office/drawing/2016/5/11/chartex" xmlns:cx6="http://schemas.microsoft.com/office/drawing/2016/5/12/chartex" xmlns:cx7="http://schemas.microsoft.com/office/drawing/2016/5/13/chartex" xmlns:cx8="http://schemas.microsoft.com/office/drawing/2016/5/14/chartex" xmlns:mc="http://schemas.openxmlformats.org/markup-compatibility/2006" xmlns:aink="http://schemas.microsoft.com/office/drawing/2016/ink" xmlns:am3d="http://schemas.microsoft.com/office/drawing/2017/model3d" xmlns:o="urn:schemas-microsoft-com:office:office" xmlns:oel="http://schemas.microsoft.com/office/2019/extlst" xmlns:r="http://schemas.openxmlformats.org/officeDocument/2006/relationships" xmlns:m="http://schemas.openxmlformats.org/officeDocument/2006/math" xmlns:v="urn:schemas-microsoft-com:vml" xmlns:wp14="http://schemas.microsoft.com/office/word/2010/wordprocessingDrawing" xmlns:wp="http://schemas.openxmlformats.org/drawingml/2006/wordprocessingDrawing" xmlns:w10="urn:schemas-microsoft-com:office:word" xmlns:w="http://schemas.openxmlformats.org/wordprocessingml/2006/main" xmlns:w14="http://schemas.microsoft.com/office/word/2010/wordml" xmlns:w15="http://schemas.microsoft.com/office/word/2012/wordml" xmlns:w16cex="http://schemas.microsoft.com/office/word/2018/wordml/cex" xmlns:w16cid="http://schemas.microsoft.com/office/word/2016/wordml/cid" xmlns:w16="http://schemas.microsoft.com/office/word/2018/wordml" xmlns:w16sdtdh="http://schemas.microsoft.com/office/word/2020/wordml/sdtdatahash" xmlns:w16se="http://schemas.microsoft.com/office/word/2015/wordml/symex" xmlns:wpg="http://schemas.microsoft.com/office/word/2010/wordprocessingGroup" xmlns:wpi="http://schemas.microsoft.com/office/word/2010/wordprocessingInk" xmlns:wne="http://schemas.microsoft.com/office/word/2006/wordml" xmlns:wps="http://schemas.microsoft.com/office/word/2010/wordprocessingShape" mc:Ignorable="w14 w15 w16se w16cid w16 w16cex w16sdtdh wp14">
+  <w:p>
+    <w:pPr>
+      <w:pStyle w:val="Piedepgina"/>
+    </w:pPr>
   </w:p>
 </w:ftr>
 </file>
@@ -5905,6 +5923,16 @@
 </file>
 
 <file path=word/header1.xml><?xml version="1.0" encoding="utf-8"?>
+<w:hdr xmlns:wpc="http://schemas.microsoft.com/office/word/2010/wordprocessingCanvas" xmlns:cx="http://schemas.microsoft.com/office/drawing/2014/chartex" xmlns:cx1="http://schemas.microsoft.com/office/drawing/2015/9/8/chartex" xmlns:cx2="http://schemas.microsoft.com/office/drawing/2015/10/21/chartex" xmlns:cx3="http://schemas.microsoft.com/office/drawing/2016/5/9/chartex" xmlns:cx4="http://schemas.microsoft.com/office/drawing/2016/5/10/chartex" xmlns:cx5="http://schemas.microsoft.com/office/drawing/2016/5/11/chartex" xmlns:cx6="http://schemas.microsoft.com/office/drawing/2016/5/12/chartex" xmlns:cx7="http://schemas.microsoft.com/office/drawing/2016/5/13/chartex" xmlns:cx8="http://schemas.microsoft.com/office/drawing/2016/5/14/chartex" xmlns:mc="http://schemas.openxmlformats.org/markup-compatibility/2006" xmlns:aink="http://schemas.microsoft.com/office/drawing/2016/ink" xmlns:am3d="http://schemas.microsoft.com/office/drawing/2017/model3d" xmlns:o="urn:schemas-microsoft-com:office:office" xmlns:oel="http://schemas.microsoft.com/office/2019/extlst" xmlns:r="http://schemas.openxmlformats.org/officeDocument/2006/relationships" xmlns:m="http://schemas.openxmlformats.org/officeDocument/2006/math" xmlns:v="urn:schemas-microsoft-com:vml" xmlns:wp14="http://schemas.microsoft.com/office/word/2010/wordprocessingDrawing" xmlns:wp="http://schemas.openxmlformats.org/drawingml/2006/wordprocessingDrawing" xmlns:w10="urn:schemas-microsoft-com:office:word" xmlns:w="http://schemas.openxmlformats.org/wordprocessingml/2006/main" xmlns:w14="http://schemas.microsoft.com/office/word/2010/wordml" xmlns:w15="http://schemas.microsoft.com/office/word/2012/wordml" xmlns:w16cex="http://schemas.microsoft.com/office/word/2018/wordml/cex" xmlns:w16cid="http://schemas.microsoft.com/office/word/2016/wordml/cid" xmlns:w16="http://schemas.microsoft.com/office/word/2018/wordml" xmlns:w16sdtdh="http://schemas.microsoft.com/office/word/2020/wordml/sdtdatahash" xmlns:w16se="http://schemas.microsoft.com/office/word/2015/wordml/symex" xmlns:wpg="http://schemas.microsoft.com/office/word/2010/wordprocessingGroup" xmlns:wpi="http://schemas.microsoft.com/office/word/2010/wordprocessingInk" xmlns:wne="http://schemas.microsoft.com/office/word/2006/wordml" xmlns:wps="http://schemas.microsoft.com/office/word/2010/wordprocessingShape" mc:Ignorable="w14 w15 w16se w16cid w16 w16cex w16sdtdh wp14">
+  <w:p>
+    <w:pPr>
+      <w:pStyle w:val="Encabezado"/>
+    </w:pPr>
+  </w:p>
+</w:hdr>
+</file>
+
+<file path=word/header2.xml><?xml version="1.0" encoding="utf-8"?>
 <w:hdr xmlns:wpc="http://schemas.microsoft.com/office/word/2010/wordprocessingCanvas" xmlns:cx="http://schemas.microsoft.com/office/drawing/2014/chartex" xmlns:cx1="http://schemas.microsoft.com/office/drawing/2015/9/8/chartex" xmlns:cx2="http://schemas.microsoft.com/office/drawing/2015/10/21/chartex" xmlns:cx3="http://schemas.microsoft.com/office/drawing/2016/5/9/chartex" xmlns:cx4="http://schemas.microsoft.com/office/drawing/2016/5/10/chartex" xmlns:cx5="http://schemas.microsoft.com/office/drawing/2016/5/11/chartex" xmlns:cx6="http://schemas.microsoft.com/office/drawing/2016/5/12/chartex" xmlns:cx7="http://schemas.microsoft.com/office/drawing/2016/5/13/chartex" xmlns:cx8="http://schemas.microsoft.com/office/drawing/2016/5/14/chartex" xmlns:mc="http://schemas.openxmlformats.org/markup-compatibility/2006" xmlns:aink="http://schemas.microsoft.com/office/drawing/2016/ink" xmlns:am3d="http://schemas.microsoft.com/office/drawing/2017/model3d" xmlns:o="urn:schemas-microsoft-com:office:office" xmlns:oel="http://schemas.microsoft.com/office/2019/extlst" xmlns:r="http://schemas.openxmlformats.org/officeDocument/2006/relationships" xmlns:m="http://schemas.openxmlformats.org/officeDocument/2006/math" xmlns:v="urn:schemas-microsoft-com:vml" xmlns:wp14="http://schemas.microsoft.com/office/word/2010/wordprocessingDrawing" xmlns:wp="http://schemas.openxmlformats.org/drawingml/2006/wordprocessingDrawing" xmlns:w10="urn:schemas-microsoft-com:office:word" xmlns:w="http://schemas.openxmlformats.org/wordprocessingml/2006/main" xmlns:w14="http://schemas.microsoft.com/office/word/2010/wordml" xmlns:w15="http://schemas.microsoft.com/office/word/2012/wordml" xmlns:w16cex="http://schemas.microsoft.com/office/word/2018/wordml/cex" xmlns:w16cid="http://schemas.microsoft.com/office/word/2016/wordml/cid" xmlns:w16="http://schemas.microsoft.com/office/word/2018/wordml" xmlns:w16sdtdh="http://schemas.microsoft.com/office/word/2020/wordml/sdtdatahash" xmlns:w16se="http://schemas.microsoft.com/office/word/2015/wordml/symex" xmlns:wpg="http://schemas.microsoft.com/office/word/2010/wordprocessingGroup" xmlns:wpi="http://schemas.microsoft.com/office/word/2010/wordprocessingInk" xmlns:wne="http://schemas.microsoft.com/office/word/2006/wordml" xmlns:wps="http://schemas.microsoft.com/office/word/2010/wordprocessingShape" mc:Ignorable="w14 w15 w16se w16cid w16 w16cex w16sdtdh wp14">
   <w:p/>
   <w:tbl>
@@ -6180,6 +6208,16 @@
       </w:tc>
     </w:tr>
   </w:tbl>
+  <w:p>
+    <w:pPr>
+      <w:pStyle w:val="Encabezado"/>
+    </w:pPr>
+  </w:p>
+</w:hdr>
+</file>
+
+<file path=word/header3.xml><?xml version="1.0" encoding="utf-8"?>
+<w:hdr xmlns:wpc="http://schemas.microsoft.com/office/word/2010/wordprocessingCanvas" xmlns:cx="http://schemas.microsoft.com/office/drawing/2014/chartex" xmlns:cx1="http://schemas.microsoft.com/office/drawing/2015/9/8/chartex" xmlns:cx2="http://schemas.microsoft.com/office/drawing/2015/10/21/chartex" xmlns:cx3="http://schemas.microsoft.com/office/drawing/2016/5/9/chartex" xmlns:cx4="http://schemas.microsoft.com/office/drawing/2016/5/10/chartex" xmlns:cx5="http://schemas.microsoft.com/office/drawing/2016/5/11/chartex" xmlns:cx6="http://schemas.microsoft.com/office/drawing/2016/5/12/chartex" xmlns:cx7="http://schemas.microsoft.com/office/drawing/2016/5/13/chartex" xmlns:cx8="http://schemas.microsoft.com/office/drawing/2016/5/14/chartex" xmlns:mc="http://schemas.openxmlformats.org/markup-compatibility/2006" xmlns:aink="http://schemas.microsoft.com/office/drawing/2016/ink" xmlns:am3d="http://schemas.microsoft.com/office/drawing/2017/model3d" xmlns:o="urn:schemas-microsoft-com:office:office" xmlns:oel="http://schemas.microsoft.com/office/2019/extlst" xmlns:r="http://schemas.openxmlformats.org/officeDocument/2006/relationships" xmlns:m="http://schemas.openxmlformats.org/officeDocument/2006/math" xmlns:v="urn:schemas-microsoft-com:vml" xmlns:wp14="http://schemas.microsoft.com/office/word/2010/wordprocessingDrawing" xmlns:wp="http://schemas.openxmlformats.org/drawingml/2006/wordprocessingDrawing" xmlns:w10="urn:schemas-microsoft-com:office:word" xmlns:w="http://schemas.openxmlformats.org/wordprocessingml/2006/main" xmlns:w14="http://schemas.microsoft.com/office/word/2010/wordml" xmlns:w15="http://schemas.microsoft.com/office/word/2012/wordml" xmlns:w16cex="http://schemas.microsoft.com/office/word/2018/wordml/cex" xmlns:w16cid="http://schemas.microsoft.com/office/word/2016/wordml/cid" xmlns:w16="http://schemas.microsoft.com/office/word/2018/wordml" xmlns:w16sdtdh="http://schemas.microsoft.com/office/word/2020/wordml/sdtdatahash" xmlns:w16se="http://schemas.microsoft.com/office/word/2015/wordml/symex" xmlns:wpg="http://schemas.microsoft.com/office/word/2010/wordprocessingGroup" xmlns:wpi="http://schemas.microsoft.com/office/word/2010/wordprocessingInk" xmlns:wne="http://schemas.microsoft.com/office/word/2006/wordml" xmlns:wps="http://schemas.microsoft.com/office/word/2010/wordprocessingShape" mc:Ignorable="w14 w15 w16se w16cid w16 w16cex w16sdtdh wp14">
   <w:p>
     <w:pPr>
       <w:pStyle w:val="Encabezado"/>

--- a/Reportes/poliza_vida_desgravamen.docx
+++ b/Reportes/poliza_vida_desgravamen.docx
@@ -6,7 +6,7 @@
       <w:tblPr>
         <w:tblStyle w:val="Tablaconcuadrcula"/>
         <w:tblW w:w="0" w:type="auto"/>
-        <w:tblInd w:w="392" w:type="dxa"/>
+        <w:tblInd w:w="548" w:type="dxa"/>
         <w:tblBorders>
           <w:insideH w:val="none" w:sz="0" w:space="0" w:color="auto"/>
           <w:insideV w:val="none" w:sz="0" w:space="0" w:color="auto"/>
@@ -14,7 +14,7 @@
         <w:tblLook w:val="04A0" w:firstRow="1" w:lastRow="0" w:firstColumn="1" w:lastColumn="0" w:noHBand="0" w:noVBand="1"/>
       </w:tblPr>
       <w:tblGrid>
-        <w:gridCol w:w="1134"/>
+        <w:gridCol w:w="978"/>
         <w:gridCol w:w="9769"/>
       </w:tblGrid>
       <w:tr>
@@ -23,16 +23,16 @@
         </w:trPr>
         <w:tc>
           <w:tcPr>
-            <w:tcW w:w="1134" w:type="dxa"/>
+            <w:tcW w:w="978" w:type="dxa"/>
             <w:vAlign w:val="center"/>
           </w:tcPr>
           <w:p>
             <w:pPr>
               <w:pStyle w:val="Textoindependiente"/>
+              <w:ind w:right="-105"/>
               <w:rPr>
                 <w:rFonts w:ascii="Arial" w:hAnsi="Arial" w:cs="Arial"/>
                 <w:b/>
-                <w:bCs/>
                 <w:sz w:val="16"/>
                 <w:szCs w:val="16"/>
               </w:rPr>
@@ -41,7 +41,6 @@
               <w:rPr>
                 <w:rFonts w:ascii="Arial" w:hAnsi="Arial" w:cs="Arial"/>
                 <w:b/>
-                <w:bCs/>
                 <w:sz w:val="16"/>
                 <w:szCs w:val="16"/>
               </w:rPr>
@@ -57,7 +56,7 @@
           <w:p>
             <w:pPr>
               <w:pStyle w:val="Textoindependiente"/>
-              <w:ind w:left="7" w:hanging="7"/>
+              <w:ind w:left="126" w:hanging="7"/>
               <w:rPr>
                 <w:rFonts w:ascii="Arial" w:hAnsi="Arial" w:cs="Arial"/>
                 <w:sz w:val="16"/>
@@ -73,6 +72,7 @@
               <w:t>{</w:t>
             </w:r>
             <w:proofErr w:type="spellStart"/>
+            <w:proofErr w:type="gramStart"/>
             <w:r>
               <w:rPr>
                 <w:rFonts w:ascii="Arial" w:hAnsi="Arial" w:cs="Arial"/>
@@ -90,6 +90,7 @@
               <w:t>Tenedor</w:t>
             </w:r>
             <w:proofErr w:type="spellEnd"/>
+            <w:proofErr w:type="gramEnd"/>
             <w:r>
               <w:rPr>
                 <w:rFonts w:ascii="Arial" w:hAnsi="Arial" w:cs="Arial"/>
@@ -114,7 +115,7 @@
       <w:tblPr>
         <w:tblStyle w:val="Tablaconcuadrcula"/>
         <w:tblW w:w="0" w:type="auto"/>
-        <w:tblInd w:w="392" w:type="dxa"/>
+        <w:tblInd w:w="548" w:type="dxa"/>
         <w:tblBorders>
           <w:top w:val="single" w:sz="8" w:space="0" w:color="auto"/>
           <w:left w:val="single" w:sz="8" w:space="0" w:color="auto"/>
@@ -127,12 +128,12 @@
         <w:tblLook w:val="04A0" w:firstRow="1" w:lastRow="0" w:firstColumn="1" w:lastColumn="0" w:noHBand="0" w:noVBand="1"/>
       </w:tblPr>
       <w:tblGrid>
-        <w:gridCol w:w="1134"/>
+        <w:gridCol w:w="1100"/>
         <w:gridCol w:w="3260"/>
         <w:gridCol w:w="1134"/>
         <w:gridCol w:w="2835"/>
         <w:gridCol w:w="851"/>
-        <w:gridCol w:w="1708"/>
+        <w:gridCol w:w="1600"/>
       </w:tblGrid>
       <w:tr>
         <w:trPr>
@@ -140,7 +141,7 @@
         </w:trPr>
         <w:tc>
           <w:tcPr>
-            <w:tcW w:w="1134" w:type="dxa"/>
+            <w:tcW w:w="1100" w:type="dxa"/>
             <w:tcBorders>
               <w:top w:val="single" w:sz="4" w:space="0" w:color="auto"/>
               <w:left w:val="single" w:sz="4" w:space="0" w:color="auto"/>
@@ -202,6 +203,7 @@
               <w:t>{</w:t>
             </w:r>
             <w:proofErr w:type="spellStart"/>
+            <w:proofErr w:type="gramStart"/>
             <w:r>
               <w:rPr>
                 <w:rFonts w:ascii="Arial" w:hAnsi="Arial" w:cs="Arial"/>
@@ -211,6 +213,7 @@
               <w:t>custom.Asegurado</w:t>
             </w:r>
             <w:proofErr w:type="spellEnd"/>
+            <w:proofErr w:type="gramEnd"/>
             <w:r>
               <w:rPr>
                 <w:rFonts w:ascii="Arial" w:hAnsi="Arial" w:cs="Arial"/>
@@ -223,7 +226,7 @@
         </w:tc>
         <w:tc>
           <w:tcPr>
-            <w:tcW w:w="2559" w:type="dxa"/>
+            <w:tcW w:w="2451" w:type="dxa"/>
             <w:gridSpan w:val="2"/>
             <w:tcBorders>
               <w:top w:val="single" w:sz="4" w:space="0" w:color="auto"/>
@@ -264,7 +267,7 @@
         </w:trPr>
         <w:tc>
           <w:tcPr>
-            <w:tcW w:w="1134" w:type="dxa"/>
+            <w:tcW w:w="1100" w:type="dxa"/>
             <w:tcBorders>
               <w:left w:val="single" w:sz="4" w:space="0" w:color="auto"/>
             </w:tcBorders>
@@ -328,6 +331,7 @@
               <w:t>{</w:t>
             </w:r>
             <w:proofErr w:type="spellStart"/>
+            <w:proofErr w:type="gramStart"/>
             <w:r>
               <w:rPr>
                 <w:rFonts w:ascii="Arial" w:hAnsi="Arial" w:cs="Arial"/>
@@ -347,6 +351,7 @@
               <w:t>Direccion</w:t>
             </w:r>
             <w:proofErr w:type="spellEnd"/>
+            <w:proofErr w:type="gramEnd"/>
             <w:r>
               <w:rPr>
                 <w:rFonts w:ascii="Arial" w:hAnsi="Arial" w:cs="Arial"/>
@@ -390,7 +395,7 @@
         </w:tc>
         <w:tc>
           <w:tcPr>
-            <w:tcW w:w="1708" w:type="dxa"/>
+            <w:tcW w:w="1600" w:type="dxa"/>
             <w:tcBorders>
               <w:top w:val="single" w:sz="8" w:space="0" w:color="auto"/>
               <w:right w:val="single" w:sz="4" w:space="0" w:color="auto"/>
@@ -415,6 +420,7 @@
               <w:t>{</w:t>
             </w:r>
             <w:proofErr w:type="spellStart"/>
+            <w:proofErr w:type="gramStart"/>
             <w:r>
               <w:rPr>
                 <w:rFonts w:ascii="Arial" w:hAnsi="Arial" w:cs="Arial"/>
@@ -432,6 +438,7 @@
               <w:t>Desde</w:t>
             </w:r>
             <w:proofErr w:type="spellEnd"/>
+            <w:proofErr w:type="gramEnd"/>
             <w:r>
               <w:rPr>
                 <w:rFonts w:ascii="Arial" w:hAnsi="Arial" w:cs="Arial"/>
@@ -449,7 +456,7 @@
         </w:trPr>
         <w:tc>
           <w:tcPr>
-            <w:tcW w:w="1134" w:type="dxa"/>
+            <w:tcW w:w="1100" w:type="dxa"/>
             <w:tcBorders>
               <w:left w:val="single" w:sz="4" w:space="0" w:color="auto"/>
             </w:tcBorders>
@@ -498,6 +505,7 @@
               <w:t>{</w:t>
             </w:r>
             <w:proofErr w:type="spellStart"/>
+            <w:proofErr w:type="gramStart"/>
             <w:r>
               <w:rPr>
                 <w:rFonts w:ascii="Arial" w:hAnsi="Arial" w:cs="Arial"/>
@@ -515,6 +523,7 @@
               <w:t>Telefono</w:t>
             </w:r>
             <w:proofErr w:type="spellEnd"/>
+            <w:proofErr w:type="gramEnd"/>
             <w:r>
               <w:rPr>
                 <w:rFonts w:ascii="Arial" w:hAnsi="Arial" w:cs="Arial"/>
@@ -594,6 +603,7 @@
               <w:t>{</w:t>
             </w:r>
             <w:proofErr w:type="spellStart"/>
+            <w:proofErr w:type="gramStart"/>
             <w:r>
               <w:rPr>
                 <w:rFonts w:ascii="Arial" w:hAnsi="Arial" w:cs="Arial"/>
@@ -613,6 +623,7 @@
               <w:t>Identificacion</w:t>
             </w:r>
             <w:proofErr w:type="spellEnd"/>
+            <w:proofErr w:type="gramEnd"/>
             <w:r>
               <w:rPr>
                 <w:rFonts w:ascii="Arial" w:hAnsi="Arial" w:cs="Arial"/>
@@ -656,7 +667,7 @@
         </w:tc>
         <w:tc>
           <w:tcPr>
-            <w:tcW w:w="1708" w:type="dxa"/>
+            <w:tcW w:w="1600" w:type="dxa"/>
             <w:tcBorders>
               <w:right w:val="single" w:sz="4" w:space="0" w:color="auto"/>
             </w:tcBorders>
@@ -686,6 +697,7 @@
               <w:t>{</w:t>
             </w:r>
             <w:proofErr w:type="spellStart"/>
+            <w:proofErr w:type="gramStart"/>
             <w:r>
               <w:rPr>
                 <w:rFonts w:ascii="Arial" w:hAnsi="Arial" w:cs="Arial"/>
@@ -705,6 +717,7 @@
               <w:t>Hasta</w:t>
             </w:r>
             <w:proofErr w:type="spellEnd"/>
+            <w:proofErr w:type="gramEnd"/>
             <w:r>
               <w:rPr>
                 <w:rFonts w:ascii="Arial" w:hAnsi="Arial" w:cs="Arial"/>
@@ -723,7 +736,7 @@
         </w:trPr>
         <w:tc>
           <w:tcPr>
-            <w:tcW w:w="1134" w:type="dxa"/>
+            <w:tcW w:w="1100" w:type="dxa"/>
             <w:tcBorders>
               <w:left w:val="single" w:sz="4" w:space="0" w:color="auto"/>
             </w:tcBorders>
@@ -772,6 +785,7 @@
               <w:t>{</w:t>
             </w:r>
             <w:proofErr w:type="spellStart"/>
+            <w:proofErr w:type="gramStart"/>
             <w:r>
               <w:rPr>
                 <w:rFonts w:ascii="Arial" w:hAnsi="Arial" w:cs="Arial"/>
@@ -789,6 +803,7 @@
               <w:t>Fax</w:t>
             </w:r>
             <w:proofErr w:type="spellEnd"/>
+            <w:proofErr w:type="gramEnd"/>
             <w:r>
               <w:rPr>
                 <w:rFonts w:ascii="Arial" w:hAnsi="Arial" w:cs="Arial"/>
@@ -858,6 +873,7 @@
               <w:t>{</w:t>
             </w:r>
             <w:proofErr w:type="spellStart"/>
+            <w:proofErr w:type="gramStart"/>
             <w:r>
               <w:rPr>
                 <w:rFonts w:ascii="Arial" w:hAnsi="Arial" w:cs="Arial"/>
@@ -875,6 +891,7 @@
               <w:t>Celular</w:t>
             </w:r>
             <w:proofErr w:type="spellEnd"/>
+            <w:proofErr w:type="gramEnd"/>
             <w:r>
               <w:rPr>
                 <w:rFonts w:ascii="Arial" w:hAnsi="Arial" w:cs="Arial"/>
@@ -917,7 +934,7 @@
         </w:tc>
         <w:tc>
           <w:tcPr>
-            <w:tcW w:w="1708" w:type="dxa"/>
+            <w:tcW w:w="1600" w:type="dxa"/>
             <w:tcBorders>
               <w:right w:val="single" w:sz="4" w:space="0" w:color="auto"/>
             </w:tcBorders>
@@ -942,6 +959,7 @@
               <w:t>{</w:t>
             </w:r>
             <w:proofErr w:type="spellStart"/>
+            <w:proofErr w:type="gramStart"/>
             <w:r>
               <w:rPr>
                 <w:rFonts w:ascii="Arial" w:hAnsi="Arial" w:cs="Arial"/>
@@ -952,6 +970,7 @@
               <w:t>custom.Hora</w:t>
             </w:r>
             <w:proofErr w:type="spellEnd"/>
+            <w:proofErr w:type="gramEnd"/>
             <w:r>
               <w:rPr>
                 <w:rFonts w:ascii="Arial" w:hAnsi="Arial" w:cs="Arial"/>
@@ -970,7 +989,7 @@
         </w:trPr>
         <w:tc>
           <w:tcPr>
-            <w:tcW w:w="1134" w:type="dxa"/>
+            <w:tcW w:w="1100" w:type="dxa"/>
             <w:tcBorders>
               <w:left w:val="single" w:sz="4" w:space="0" w:color="auto"/>
             </w:tcBorders>
@@ -1019,6 +1038,7 @@
               <w:t>{</w:t>
             </w:r>
             <w:proofErr w:type="spellStart"/>
+            <w:proofErr w:type="gramStart"/>
             <w:r>
               <w:rPr>
                 <w:rFonts w:ascii="Arial" w:hAnsi="Arial" w:cs="Arial"/>
@@ -1036,6 +1056,7 @@
               <w:t>Pais</w:t>
             </w:r>
             <w:proofErr w:type="spellEnd"/>
+            <w:proofErr w:type="gramEnd"/>
             <w:r>
               <w:rPr>
                 <w:rFonts w:ascii="Arial" w:hAnsi="Arial" w:cs="Arial"/>
@@ -1105,6 +1126,7 @@
               <w:t>{</w:t>
             </w:r>
             <w:proofErr w:type="spellStart"/>
+            <w:proofErr w:type="gramStart"/>
             <w:r>
               <w:rPr>
                 <w:rFonts w:ascii="Arial" w:hAnsi="Arial" w:cs="Arial"/>
@@ -1122,6 +1144,7 @@
               <w:t>Email</w:t>
             </w:r>
             <w:proofErr w:type="spellEnd"/>
+            <w:proofErr w:type="gramEnd"/>
             <w:r>
               <w:rPr>
                 <w:rFonts w:ascii="Arial" w:hAnsi="Arial" w:cs="Arial"/>
@@ -1154,7 +1177,7 @@
         </w:tc>
         <w:tc>
           <w:tcPr>
-            <w:tcW w:w="1708" w:type="dxa"/>
+            <w:tcW w:w="1600" w:type="dxa"/>
             <w:tcBorders>
               <w:right w:val="single" w:sz="4" w:space="0" w:color="auto"/>
             </w:tcBorders>
@@ -1177,7 +1200,7 @@
         </w:trPr>
         <w:tc>
           <w:tcPr>
-            <w:tcW w:w="1134" w:type="dxa"/>
+            <w:tcW w:w="1100" w:type="dxa"/>
             <w:tcBorders>
               <w:left w:val="single" w:sz="4" w:space="0" w:color="auto"/>
               <w:bottom w:val="single" w:sz="4" w:space="0" w:color="auto"/>
@@ -1230,6 +1253,7 @@
               <w:t>{</w:t>
             </w:r>
             <w:proofErr w:type="spellStart"/>
+            <w:proofErr w:type="gramStart"/>
             <w:r>
               <w:rPr>
                 <w:rFonts w:ascii="Arial" w:hAnsi="Arial" w:cs="Arial"/>
@@ -1247,6 +1271,7 @@
               <w:t>Ciudad</w:t>
             </w:r>
             <w:proofErr w:type="spellEnd"/>
+            <w:proofErr w:type="gramEnd"/>
             <w:r>
               <w:rPr>
                 <w:rFonts w:ascii="Arial" w:hAnsi="Arial" w:cs="Arial"/>
@@ -1310,6 +1335,7 @@
               <w:t>{</w:t>
             </w:r>
             <w:proofErr w:type="spellStart"/>
+            <w:proofErr w:type="gramStart"/>
             <w:r>
               <w:rPr>
                 <w:rFonts w:ascii="Arial" w:hAnsi="Arial" w:cs="Arial"/>
@@ -1327,6 +1353,7 @@
               <w:t>Provincia</w:t>
             </w:r>
             <w:proofErr w:type="spellEnd"/>
+            <w:proofErr w:type="gramEnd"/>
             <w:r>
               <w:rPr>
                 <w:rFonts w:ascii="Arial" w:hAnsi="Arial" w:cs="Arial"/>
@@ -1359,7 +1386,7 @@
         </w:tc>
         <w:tc>
           <w:tcPr>
-            <w:tcW w:w="1708" w:type="dxa"/>
+            <w:tcW w:w="1600" w:type="dxa"/>
             <w:tcBorders>
               <w:bottom w:val="single" w:sz="4" w:space="0" w:color="auto"/>
               <w:right w:val="single" w:sz="4" w:space="0" w:color="auto"/>
@@ -1390,7 +1417,7 @@
       <w:tblPr>
         <w:tblStyle w:val="Tablaconcuadrcula"/>
         <w:tblW w:w="0" w:type="auto"/>
-        <w:tblInd w:w="392" w:type="dxa"/>
+        <w:tblInd w:w="548" w:type="dxa"/>
         <w:tblBorders>
           <w:insideH w:val="none" w:sz="0" w:space="0" w:color="auto"/>
           <w:insideV w:val="none" w:sz="0" w:space="0" w:color="auto"/>
@@ -1398,7 +1425,7 @@
         <w:tblLook w:val="04A0" w:firstRow="1" w:lastRow="0" w:firstColumn="1" w:lastColumn="0" w:noHBand="0" w:noVBand="1"/>
       </w:tblPr>
       <w:tblGrid>
-        <w:gridCol w:w="1984"/>
+        <w:gridCol w:w="1828"/>
         <w:gridCol w:w="8948"/>
       </w:tblGrid>
       <w:tr>
@@ -1407,7 +1434,7 @@
         </w:trPr>
         <w:tc>
           <w:tcPr>
-            <w:tcW w:w="1984" w:type="dxa"/>
+            <w:tcW w:w="1828" w:type="dxa"/>
             <w:vAlign w:val="center"/>
           </w:tcPr>
           <w:p>
@@ -1452,6 +1479,7 @@
               <w:t>{</w:t>
             </w:r>
             <w:proofErr w:type="spellStart"/>
+            <w:proofErr w:type="gramStart"/>
             <w:r>
               <w:rPr>
                 <w:rFonts w:ascii="Arial" w:hAnsi="Arial" w:cs="Arial"/>
@@ -1461,6 +1489,7 @@
               <w:t>custom.Acreedor</w:t>
             </w:r>
             <w:proofErr w:type="spellEnd"/>
+            <w:proofErr w:type="gramEnd"/>
             <w:r>
               <w:rPr>
                 <w:rFonts w:ascii="Arial" w:hAnsi="Arial" w:cs="Arial"/>
@@ -1478,7 +1507,7 @@
         </w:trPr>
         <w:tc>
           <w:tcPr>
-            <w:tcW w:w="1984" w:type="dxa"/>
+            <w:tcW w:w="1828" w:type="dxa"/>
             <w:vAlign w:val="center"/>
           </w:tcPr>
           <w:p>
@@ -1523,6 +1552,7 @@
               <w:t>{</w:t>
             </w:r>
             <w:proofErr w:type="spellStart"/>
+            <w:proofErr w:type="gramStart"/>
             <w:r>
               <w:rPr>
                 <w:rFonts w:ascii="Arial" w:hAnsi="Arial" w:cs="Arial"/>
@@ -1532,6 +1562,7 @@
               <w:t>custom.Corredor</w:t>
             </w:r>
             <w:proofErr w:type="spellEnd"/>
+            <w:proofErr w:type="gramEnd"/>
             <w:r>
               <w:rPr>
                 <w:rFonts w:ascii="Arial" w:hAnsi="Arial" w:cs="Arial"/>
@@ -1556,7 +1587,7 @@
       <w:tblPr>
         <w:tblStyle w:val="Tablaconcuadrcula"/>
         <w:tblW w:w="0" w:type="auto"/>
-        <w:tblInd w:w="392" w:type="dxa"/>
+        <w:tblInd w:w="548" w:type="dxa"/>
         <w:tblBorders>
           <w:insideH w:val="none" w:sz="0" w:space="0" w:color="auto"/>
           <w:insideV w:val="none" w:sz="0" w:space="0" w:color="auto"/>
@@ -1564,16 +1595,16 @@
         <w:tblLook w:val="04A0" w:firstRow="1" w:lastRow="0" w:firstColumn="1" w:lastColumn="0" w:noHBand="0" w:noVBand="1"/>
       </w:tblPr>
       <w:tblGrid>
-        <w:gridCol w:w="1984"/>
+        <w:gridCol w:w="1828"/>
         <w:gridCol w:w="8948"/>
       </w:tblGrid>
       <w:tr>
         <w:trPr>
-          <w:trHeight w:hRule="exact" w:val="1044"/>
+          <w:trHeight w:hRule="exact" w:val="577"/>
         </w:trPr>
         <w:tc>
           <w:tcPr>
-            <w:tcW w:w="1984" w:type="dxa"/>
+            <w:tcW w:w="1828" w:type="dxa"/>
           </w:tcPr>
           <w:p>
             <w:pPr>
@@ -1625,6 +1656,7 @@
               <w:t>{</w:t>
             </w:r>
             <w:proofErr w:type="spellStart"/>
+            <w:proofErr w:type="gramStart"/>
             <w:r>
               <w:rPr>
                 <w:rFonts w:ascii="Arial" w:hAnsi="Arial" w:cs="Arial"/>
@@ -1642,6 +1674,7 @@
               <w:t>Observaciones</w:t>
             </w:r>
             <w:proofErr w:type="spellEnd"/>
+            <w:proofErr w:type="gramEnd"/>
             <w:r>
               <w:rPr>
                 <w:rFonts w:ascii="Arial" w:hAnsi="Arial" w:cs="Arial"/>
@@ -1659,7 +1692,7 @@
         </w:trPr>
         <w:tc>
           <w:tcPr>
-            <w:tcW w:w="1984" w:type="dxa"/>
+            <w:tcW w:w="1828" w:type="dxa"/>
             <w:vAlign w:val="center"/>
           </w:tcPr>
           <w:p>
@@ -1713,6 +1746,7 @@
               <w:t>{</w:t>
             </w:r>
             <w:proofErr w:type="spellStart"/>
+            <w:proofErr w:type="gramStart"/>
             <w:r>
               <w:rPr>
                 <w:rFonts w:ascii="Arial" w:hAnsi="Arial" w:cs="Arial"/>
@@ -1722,6 +1756,7 @@
               <w:t>custom.Corredor</w:t>
             </w:r>
             <w:proofErr w:type="spellEnd"/>
+            <w:proofErr w:type="gramEnd"/>
             <w:r>
               <w:rPr>
                 <w:rFonts w:ascii="Arial" w:hAnsi="Arial" w:cs="Arial"/>
@@ -1746,18 +1781,18 @@
       <w:tblPr>
         <w:tblStyle w:val="Tablaconcuadrcula"/>
         <w:tblW w:w="0" w:type="auto"/>
-        <w:tblInd w:w="392" w:type="dxa"/>
+        <w:tblInd w:w="548" w:type="dxa"/>
         <w:tblLook w:val="04A0" w:firstRow="1" w:lastRow="0" w:firstColumn="1" w:lastColumn="0" w:noHBand="0" w:noVBand="1"/>
       </w:tblPr>
       <w:tblGrid>
-        <w:gridCol w:w="6095"/>
+        <w:gridCol w:w="5939"/>
         <w:gridCol w:w="3260"/>
         <w:gridCol w:w="1560"/>
       </w:tblGrid>
       <w:tr>
         <w:tc>
           <w:tcPr>
-            <w:tcW w:w="6095" w:type="dxa"/>
+            <w:tcW w:w="5939" w:type="dxa"/>
             <w:tcBorders>
               <w:bottom w:val="single" w:sz="4" w:space="0" w:color="auto"/>
               <w:right w:val="nil"/>
@@ -1901,10 +1936,10 @@
       <w:tr>
         <w:tc>
           <w:tcPr>
-            <w:tcW w:w="6095" w:type="dxa"/>
+            <w:tcW w:w="5939" w:type="dxa"/>
             <w:tcBorders>
               <w:left w:val="nil"/>
-              <w:bottom w:val="dashed" w:sz="4" w:space="0" w:color="auto"/>
+              <w:bottom w:val="single" w:sz="4" w:space="0" w:color="auto"/>
               <w:right w:val="nil"/>
             </w:tcBorders>
           </w:tcPr>
@@ -1923,7 +1958,25 @@
                 <w:sz w:val="17"/>
                 <w:szCs w:val="17"/>
               </w:rPr>
-              <w:t>{#custom}{#Coberturas}{Cobertura}</w:t>
+              <w:t>{#</w:t>
+            </w:r>
+            <w:proofErr w:type="gramStart"/>
+            <w:r>
+              <w:rPr>
+                <w:rFonts w:ascii="Arial" w:hAnsi="Arial" w:cs="Arial"/>
+                <w:sz w:val="17"/>
+                <w:szCs w:val="17"/>
+              </w:rPr>
+              <w:t>custom}{</w:t>
+            </w:r>
+            <w:proofErr w:type="gramEnd"/>
+            <w:r>
+              <w:rPr>
+                <w:rFonts w:ascii="Arial" w:hAnsi="Arial" w:cs="Arial"/>
+                <w:sz w:val="17"/>
+                <w:szCs w:val="17"/>
+              </w:rPr>
+              <w:t>#Coberturas}{Cobertura}</w:t>
             </w:r>
           </w:p>
         </w:tc>
@@ -1932,7 +1985,7 @@
             <w:tcW w:w="3260" w:type="dxa"/>
             <w:tcBorders>
               <w:left w:val="nil"/>
-              <w:bottom w:val="dashed" w:sz="4" w:space="0" w:color="auto"/>
+              <w:bottom w:val="single" w:sz="4" w:space="0" w:color="auto"/>
               <w:right w:val="nil"/>
             </w:tcBorders>
           </w:tcPr>
@@ -1977,7 +2030,7 @@
             <w:tcW w:w="1560" w:type="dxa"/>
             <w:tcBorders>
               <w:left w:val="nil"/>
-              <w:bottom w:val="dashed" w:sz="4" w:space="0" w:color="auto"/>
+              <w:bottom w:val="single" w:sz="4" w:space="0" w:color="auto"/>
               <w:right w:val="nil"/>
             </w:tcBorders>
           </w:tcPr>
@@ -1996,14 +2049,30 @@
                 <w:sz w:val="16"/>
                 <w:szCs w:val="16"/>
               </w:rPr>
-              <w:t>{Asegurados}</w:t>
-            </w:r>
-            <w:r>
-              <w:rPr>
-                <w:sz w:val="16"/>
-                <w:szCs w:val="16"/>
-              </w:rPr>
-              <w:t>{/}{/}</w:t>
+              <w:t>{Asegurados</w:t>
+            </w:r>
+            <w:proofErr w:type="gramStart"/>
+            <w:r>
+              <w:rPr>
+                <w:sz w:val="16"/>
+                <w:szCs w:val="16"/>
+              </w:rPr>
+              <w:t>}</w:t>
+            </w:r>
+            <w:r>
+              <w:rPr>
+                <w:sz w:val="16"/>
+                <w:szCs w:val="16"/>
+              </w:rPr>
+              <w:t>{</w:t>
+            </w:r>
+            <w:proofErr w:type="gramEnd"/>
+            <w:r>
+              <w:rPr>
+                <w:sz w:val="16"/>
+                <w:szCs w:val="16"/>
+              </w:rPr>
+              <w:t>/}{/}</w:t>
             </w:r>
           </w:p>
         </w:tc>
@@ -2054,6 +2123,16 @@
               </w:rPr>
             </w:pPr>
           </w:p>
+          <w:p>
+            <w:pPr>
+              <w:tabs>
+                <w:tab w:val="left" w:pos="5854"/>
+              </w:tabs>
+            </w:pPr>
+            <w:r>
+              <w:tab/>
+            </w:r>
+          </w:p>
         </w:tc>
         <w:tc>
           <w:tcPr>
@@ -2114,6 +2193,7 @@
               <w:t>{</w:t>
             </w:r>
             <w:proofErr w:type="spellStart"/>
+            <w:proofErr w:type="gramStart"/>
             <w:r>
               <w:rPr>
                 <w:rFonts w:ascii="Arial" w:hAnsi="Arial" w:cs="Arial"/>
@@ -2123,6 +2203,7 @@
               <w:t>custom.Prima</w:t>
             </w:r>
             <w:proofErr w:type="spellEnd"/>
+            <w:proofErr w:type="gramEnd"/>
             <w:r>
               <w:rPr>
                 <w:rFonts w:ascii="Arial" w:hAnsi="Arial" w:cs="Arial"/>
@@ -2215,6 +2296,7 @@
               <w:t>{</w:t>
             </w:r>
             <w:proofErr w:type="spellStart"/>
+            <w:proofErr w:type="gramStart"/>
             <w:r>
               <w:rPr>
                 <w:rFonts w:ascii="Arial" w:hAnsi="Arial" w:cs="Arial"/>
@@ -2224,6 +2306,7 @@
               <w:t>custom.Impuesto</w:t>
             </w:r>
             <w:proofErr w:type="spellEnd"/>
+            <w:proofErr w:type="gramEnd"/>
             <w:r>
               <w:rPr>
                 <w:rFonts w:ascii="Arial" w:hAnsi="Arial" w:cs="Arial"/>
@@ -2319,6 +2402,7 @@
               <w:t>{</w:t>
             </w:r>
             <w:proofErr w:type="spellStart"/>
+            <w:proofErr w:type="gramStart"/>
             <w:r>
               <w:rPr>
                 <w:rFonts w:ascii="Arial" w:hAnsi="Arial" w:cs="Arial"/>
@@ -2328,6 +2412,7 @@
               <w:t>custom.Total</w:t>
             </w:r>
             <w:proofErr w:type="spellEnd"/>
+            <w:proofErr w:type="gramEnd"/>
             <w:r>
               <w:rPr>
                 <w:rFonts w:ascii="Arial" w:hAnsi="Arial" w:cs="Arial"/>
@@ -2364,12 +2449,12 @@
       <w:tblPr>
         <w:tblStyle w:val="Tablaconcuadrcula"/>
         <w:tblW w:w="0" w:type="auto"/>
-        <w:tblInd w:w="392" w:type="dxa"/>
+        <w:tblInd w:w="548" w:type="dxa"/>
         <w:tblLayout w:type="fixed"/>
         <w:tblLook w:val="04A0" w:firstRow="1" w:lastRow="0" w:firstColumn="1" w:lastColumn="0" w:noHBand="0" w:noVBand="1"/>
       </w:tblPr>
       <w:tblGrid>
-        <w:gridCol w:w="10915"/>
+        <w:gridCol w:w="10759"/>
       </w:tblGrid>
       <w:tr>
         <w:trPr>
@@ -2377,39 +2462,40 @@
         </w:trPr>
         <w:tc>
           <w:tcPr>
-            <w:tcW w:w="10915" w:type="dxa"/>
+            <w:tcW w:w="10759" w:type="dxa"/>
           </w:tcPr>
           <w:p>
             <w:pPr>
               <w:pStyle w:val="Textoindependiente"/>
-              <w:spacing w:before="42" w:line="348" w:lineRule="auto"/>
+              <w:spacing w:before="42"/>
               <w:ind w:left="19" w:right="23"/>
               <w:jc w:val="both"/>
               <w:rPr>
                 <w:rFonts w:ascii="Arial" w:hAnsi="Arial" w:cs="Arial"/>
-                <w:sz w:val="16"/>
-                <w:szCs w:val="16"/>
-              </w:rPr>
-            </w:pPr>
-            <w:r>
-              <w:rPr>
-                <w:rFonts w:ascii="Arial" w:hAnsi="Arial" w:cs="Arial"/>
                 <w:w w:val="105"/>
                 <w:sz w:val="16"/>
                 <w:szCs w:val="16"/>
               </w:rPr>
-              <w:t>Causales</w:t>
-            </w:r>
-            <w:r>
-              <w:rPr>
-                <w:rFonts w:ascii="Arial" w:hAnsi="Arial" w:cs="Arial"/>
-                <w:spacing w:val="40"/>
+            </w:pPr>
+            <w:r>
+              <w:rPr>
+                <w:rFonts w:ascii="Arial" w:hAnsi="Arial" w:cs="Arial"/>
                 <w:w w:val="105"/>
                 <w:sz w:val="16"/>
                 <w:szCs w:val="16"/>
               </w:rPr>
-              <w:t xml:space="preserve"> </w:t>
-            </w:r>
+              <w:t>Causales de Terminación del Contrato: Unilateralmente por las partes, dando aviso por escrito mediante correo certificado o por entrega directa de la comunicación. En el caso de cancelación por parte de la Aseguradora, la cobertura y el pago de la prima cesarán 10 días calendarios posteriores a la notificación, en el caso que EL ASEGURADO decida cancelar, dicha cancelación sufrirá efecto el día siguiente a la notificación de cancelación.</w:t>
+            </w:r>
+          </w:p>
+          <w:p>
+            <w:pPr>
+              <w:pStyle w:val="Textoindependiente"/>
+              <w:jc w:val="both"/>
+              <w:rPr>
+                <w:sz w:val="14"/>
+                <w:lang w:val="es-NI"/>
+              </w:rPr>
+            </w:pPr>
             <w:r>
               <w:rPr>
                 <w:rFonts w:ascii="Arial" w:hAnsi="Arial" w:cs="Arial"/>
@@ -2417,17 +2503,16 @@
                 <w:sz w:val="16"/>
                 <w:szCs w:val="16"/>
               </w:rPr>
-              <w:t>de</w:t>
-            </w:r>
-            <w:r>
-              <w:rPr>
-                <w:rFonts w:ascii="Arial" w:hAnsi="Arial" w:cs="Arial"/>
-                <w:spacing w:val="40"/>
+              <w:t xml:space="preserve">Queda entendido y acordado que el Tomador, El Asegurado y Aseguradora Global S.A. han convenido y aceptado las </w:t>
+            </w:r>
+            <w:r>
+              <w:rPr>
+                <w:rFonts w:ascii="Arial" w:hAnsi="Arial" w:cs="Arial"/>
                 <w:w w:val="105"/>
                 <w:sz w:val="16"/>
                 <w:szCs w:val="16"/>
               </w:rPr>
-              <w:t xml:space="preserve"> </w:t>
+              <w:t>Condiciones Particulares</w:t>
             </w:r>
             <w:r>
               <w:rPr>
@@ -2436,1502 +2521,8 @@
                 <w:sz w:val="16"/>
                 <w:szCs w:val="16"/>
               </w:rPr>
-              <w:t>Terminación</w:t>
-            </w:r>
-            <w:r>
-              <w:rPr>
-                <w:rFonts w:ascii="Arial" w:hAnsi="Arial" w:cs="Arial"/>
-                <w:spacing w:val="40"/>
-                <w:w w:val="105"/>
-                <w:sz w:val="16"/>
-                <w:szCs w:val="16"/>
-              </w:rPr>
-              <w:t xml:space="preserve"> </w:t>
-            </w:r>
-            <w:r>
-              <w:rPr>
-                <w:rFonts w:ascii="Arial" w:hAnsi="Arial" w:cs="Arial"/>
-                <w:w w:val="105"/>
-                <w:sz w:val="16"/>
-                <w:szCs w:val="16"/>
-              </w:rPr>
-              <w:t>del</w:t>
-            </w:r>
-            <w:r>
-              <w:rPr>
-                <w:rFonts w:ascii="Arial" w:hAnsi="Arial" w:cs="Arial"/>
-                <w:spacing w:val="40"/>
-                <w:w w:val="105"/>
-                <w:sz w:val="16"/>
-                <w:szCs w:val="16"/>
-              </w:rPr>
-              <w:t xml:space="preserve"> </w:t>
-            </w:r>
-            <w:r>
-              <w:rPr>
-                <w:rFonts w:ascii="Arial" w:hAnsi="Arial" w:cs="Arial"/>
-                <w:w w:val="105"/>
-                <w:sz w:val="16"/>
-                <w:szCs w:val="16"/>
-              </w:rPr>
-              <w:t>Contrato:</w:t>
-            </w:r>
-            <w:r>
-              <w:rPr>
-                <w:rFonts w:ascii="Arial" w:hAnsi="Arial" w:cs="Arial"/>
-                <w:spacing w:val="40"/>
-                <w:w w:val="105"/>
-                <w:sz w:val="16"/>
-                <w:szCs w:val="16"/>
-              </w:rPr>
-              <w:t xml:space="preserve"> </w:t>
-            </w:r>
-            <w:r>
-              <w:rPr>
-                <w:rFonts w:ascii="Arial" w:hAnsi="Arial" w:cs="Arial"/>
-                <w:w w:val="105"/>
-                <w:sz w:val="16"/>
-                <w:szCs w:val="16"/>
-              </w:rPr>
-              <w:t>Unilateralmente</w:t>
-            </w:r>
-            <w:r>
-              <w:rPr>
-                <w:rFonts w:ascii="Arial" w:hAnsi="Arial" w:cs="Arial"/>
-                <w:spacing w:val="40"/>
-                <w:w w:val="105"/>
-                <w:sz w:val="16"/>
-                <w:szCs w:val="16"/>
-              </w:rPr>
-              <w:t xml:space="preserve"> </w:t>
-            </w:r>
-            <w:r>
-              <w:rPr>
-                <w:rFonts w:ascii="Arial" w:hAnsi="Arial" w:cs="Arial"/>
-                <w:w w:val="105"/>
-                <w:sz w:val="16"/>
-                <w:szCs w:val="16"/>
-              </w:rPr>
-              <w:t>por</w:t>
-            </w:r>
-            <w:r>
-              <w:rPr>
-                <w:rFonts w:ascii="Arial" w:hAnsi="Arial" w:cs="Arial"/>
-                <w:spacing w:val="40"/>
-                <w:w w:val="105"/>
-                <w:sz w:val="16"/>
-                <w:szCs w:val="16"/>
-              </w:rPr>
-              <w:t xml:space="preserve"> </w:t>
-            </w:r>
-            <w:r>
-              <w:rPr>
-                <w:rFonts w:ascii="Arial" w:hAnsi="Arial" w:cs="Arial"/>
-                <w:w w:val="105"/>
-                <w:sz w:val="16"/>
-                <w:szCs w:val="16"/>
-              </w:rPr>
-              <w:t>las</w:t>
-            </w:r>
-            <w:r>
-              <w:rPr>
-                <w:rFonts w:ascii="Arial" w:hAnsi="Arial" w:cs="Arial"/>
-                <w:spacing w:val="40"/>
-                <w:w w:val="105"/>
-                <w:sz w:val="16"/>
-                <w:szCs w:val="16"/>
-              </w:rPr>
-              <w:t xml:space="preserve"> </w:t>
-            </w:r>
-            <w:r>
-              <w:rPr>
-                <w:rFonts w:ascii="Arial" w:hAnsi="Arial" w:cs="Arial"/>
-                <w:w w:val="105"/>
-                <w:sz w:val="16"/>
-                <w:szCs w:val="16"/>
-              </w:rPr>
-              <w:t>partes,</w:t>
-            </w:r>
-            <w:r>
-              <w:rPr>
-                <w:rFonts w:ascii="Arial" w:hAnsi="Arial" w:cs="Arial"/>
-                <w:spacing w:val="40"/>
-                <w:w w:val="105"/>
-                <w:sz w:val="16"/>
-                <w:szCs w:val="16"/>
-              </w:rPr>
-              <w:t xml:space="preserve"> </w:t>
-            </w:r>
-            <w:r>
-              <w:rPr>
-                <w:rFonts w:ascii="Arial" w:hAnsi="Arial" w:cs="Arial"/>
-                <w:w w:val="105"/>
-                <w:sz w:val="16"/>
-                <w:szCs w:val="16"/>
-              </w:rPr>
-              <w:t>dando</w:t>
-            </w:r>
-            <w:r>
-              <w:rPr>
-                <w:rFonts w:ascii="Arial" w:hAnsi="Arial" w:cs="Arial"/>
-                <w:spacing w:val="40"/>
-                <w:w w:val="105"/>
-                <w:sz w:val="16"/>
-                <w:szCs w:val="16"/>
-              </w:rPr>
-              <w:t xml:space="preserve"> </w:t>
-            </w:r>
-            <w:r>
-              <w:rPr>
-                <w:rFonts w:ascii="Arial" w:hAnsi="Arial" w:cs="Arial"/>
-                <w:w w:val="105"/>
-                <w:sz w:val="16"/>
-                <w:szCs w:val="16"/>
-              </w:rPr>
-              <w:t>aviso</w:t>
-            </w:r>
-            <w:r>
-              <w:rPr>
-                <w:rFonts w:ascii="Arial" w:hAnsi="Arial" w:cs="Arial"/>
-                <w:spacing w:val="40"/>
-                <w:w w:val="105"/>
-                <w:sz w:val="16"/>
-                <w:szCs w:val="16"/>
-              </w:rPr>
-              <w:t xml:space="preserve"> </w:t>
-            </w:r>
-            <w:r>
-              <w:rPr>
-                <w:rFonts w:ascii="Arial" w:hAnsi="Arial" w:cs="Arial"/>
-                <w:w w:val="105"/>
-                <w:sz w:val="16"/>
-                <w:szCs w:val="16"/>
-              </w:rPr>
-              <w:t>por</w:t>
-            </w:r>
-            <w:r>
-              <w:rPr>
-                <w:rFonts w:ascii="Arial" w:hAnsi="Arial" w:cs="Arial"/>
-                <w:spacing w:val="40"/>
-                <w:w w:val="105"/>
-                <w:sz w:val="16"/>
-                <w:szCs w:val="16"/>
-              </w:rPr>
-              <w:t xml:space="preserve"> </w:t>
-            </w:r>
-            <w:r>
-              <w:rPr>
-                <w:rFonts w:ascii="Arial" w:hAnsi="Arial" w:cs="Arial"/>
-                <w:w w:val="105"/>
-                <w:sz w:val="16"/>
-                <w:szCs w:val="16"/>
-              </w:rPr>
-              <w:t>escrito</w:t>
-            </w:r>
-            <w:r>
-              <w:rPr>
-                <w:rFonts w:ascii="Arial" w:hAnsi="Arial" w:cs="Arial"/>
-                <w:spacing w:val="40"/>
-                <w:w w:val="105"/>
-                <w:sz w:val="16"/>
-                <w:szCs w:val="16"/>
-              </w:rPr>
-              <w:t xml:space="preserve"> </w:t>
-            </w:r>
-            <w:r>
-              <w:rPr>
-                <w:rFonts w:ascii="Arial" w:hAnsi="Arial" w:cs="Arial"/>
-                <w:w w:val="105"/>
-                <w:sz w:val="16"/>
-                <w:szCs w:val="16"/>
-              </w:rPr>
-              <w:t>mediante</w:t>
-            </w:r>
-            <w:r>
-              <w:rPr>
-                <w:rFonts w:ascii="Arial" w:hAnsi="Arial" w:cs="Arial"/>
-                <w:spacing w:val="40"/>
-                <w:w w:val="105"/>
-                <w:sz w:val="16"/>
-                <w:szCs w:val="16"/>
-              </w:rPr>
-              <w:t xml:space="preserve"> </w:t>
-            </w:r>
-            <w:r>
-              <w:rPr>
-                <w:rFonts w:ascii="Arial" w:hAnsi="Arial" w:cs="Arial"/>
-                <w:w w:val="105"/>
-                <w:sz w:val="16"/>
-                <w:szCs w:val="16"/>
-              </w:rPr>
-              <w:t>correo</w:t>
-            </w:r>
-            <w:r>
-              <w:rPr>
-                <w:rFonts w:ascii="Arial" w:hAnsi="Arial" w:cs="Arial"/>
-                <w:spacing w:val="40"/>
-                <w:w w:val="105"/>
-                <w:sz w:val="16"/>
-                <w:szCs w:val="16"/>
-              </w:rPr>
-              <w:t xml:space="preserve"> </w:t>
-            </w:r>
-            <w:r>
-              <w:rPr>
-                <w:rFonts w:ascii="Arial" w:hAnsi="Arial" w:cs="Arial"/>
-                <w:w w:val="105"/>
-                <w:sz w:val="16"/>
-                <w:szCs w:val="16"/>
-              </w:rPr>
-              <w:t>certificado</w:t>
-            </w:r>
-            <w:r>
-              <w:rPr>
-                <w:rFonts w:ascii="Arial" w:hAnsi="Arial" w:cs="Arial"/>
-                <w:spacing w:val="40"/>
-                <w:w w:val="105"/>
-                <w:sz w:val="16"/>
-                <w:szCs w:val="16"/>
-              </w:rPr>
-              <w:t xml:space="preserve"> </w:t>
-            </w:r>
-            <w:r>
-              <w:rPr>
-                <w:rFonts w:ascii="Arial" w:hAnsi="Arial" w:cs="Arial"/>
-                <w:w w:val="105"/>
-                <w:sz w:val="16"/>
-                <w:szCs w:val="16"/>
-              </w:rPr>
-              <w:t>o</w:t>
-            </w:r>
-            <w:r>
-              <w:rPr>
-                <w:rFonts w:ascii="Arial" w:hAnsi="Arial" w:cs="Arial"/>
-                <w:spacing w:val="40"/>
-                <w:w w:val="105"/>
-                <w:sz w:val="16"/>
-                <w:szCs w:val="16"/>
-              </w:rPr>
-              <w:t xml:space="preserve"> </w:t>
-            </w:r>
-            <w:r>
-              <w:rPr>
-                <w:rFonts w:ascii="Arial" w:hAnsi="Arial" w:cs="Arial"/>
-                <w:w w:val="105"/>
-                <w:sz w:val="16"/>
-                <w:szCs w:val="16"/>
-              </w:rPr>
-              <w:t>por</w:t>
-            </w:r>
-            <w:r>
-              <w:rPr>
-                <w:rFonts w:ascii="Arial" w:hAnsi="Arial" w:cs="Arial"/>
-                <w:spacing w:val="40"/>
-                <w:w w:val="105"/>
-                <w:sz w:val="16"/>
-                <w:szCs w:val="16"/>
-              </w:rPr>
-              <w:t xml:space="preserve"> </w:t>
-            </w:r>
-            <w:r>
-              <w:rPr>
-                <w:rFonts w:ascii="Arial" w:hAnsi="Arial" w:cs="Arial"/>
-                <w:w w:val="105"/>
-                <w:sz w:val="16"/>
-                <w:szCs w:val="16"/>
-              </w:rPr>
-              <w:t>entrega</w:t>
-            </w:r>
-            <w:r>
-              <w:rPr>
-                <w:rFonts w:ascii="Arial" w:hAnsi="Arial" w:cs="Arial"/>
-                <w:spacing w:val="40"/>
-                <w:w w:val="105"/>
-                <w:sz w:val="16"/>
-                <w:szCs w:val="16"/>
-              </w:rPr>
-              <w:t xml:space="preserve"> </w:t>
-            </w:r>
-            <w:r>
-              <w:rPr>
-                <w:rFonts w:ascii="Arial" w:hAnsi="Arial" w:cs="Arial"/>
-                <w:w w:val="105"/>
-                <w:sz w:val="16"/>
-                <w:szCs w:val="16"/>
-              </w:rPr>
-              <w:t>directa</w:t>
-            </w:r>
-            <w:r>
-              <w:rPr>
-                <w:rFonts w:ascii="Arial" w:hAnsi="Arial" w:cs="Arial"/>
-                <w:spacing w:val="40"/>
-                <w:w w:val="105"/>
-                <w:sz w:val="16"/>
-                <w:szCs w:val="16"/>
-              </w:rPr>
-              <w:t xml:space="preserve"> </w:t>
-            </w:r>
-            <w:r>
-              <w:rPr>
-                <w:rFonts w:ascii="Arial" w:hAnsi="Arial" w:cs="Arial"/>
-                <w:w w:val="105"/>
-                <w:sz w:val="16"/>
-                <w:szCs w:val="16"/>
-              </w:rPr>
-              <w:t>de</w:t>
-            </w:r>
-            <w:r>
-              <w:rPr>
-                <w:rFonts w:ascii="Arial" w:hAnsi="Arial" w:cs="Arial"/>
-                <w:spacing w:val="40"/>
-                <w:w w:val="105"/>
-                <w:sz w:val="16"/>
-                <w:szCs w:val="16"/>
-              </w:rPr>
-              <w:t xml:space="preserve"> </w:t>
-            </w:r>
-            <w:r>
-              <w:rPr>
-                <w:rFonts w:ascii="Arial" w:hAnsi="Arial" w:cs="Arial"/>
-                <w:w w:val="105"/>
-                <w:sz w:val="16"/>
-                <w:szCs w:val="16"/>
-              </w:rPr>
-              <w:t>la</w:t>
-            </w:r>
-            <w:r>
-              <w:rPr>
-                <w:rFonts w:ascii="Arial" w:hAnsi="Arial" w:cs="Arial"/>
-                <w:spacing w:val="40"/>
-                <w:w w:val="105"/>
-                <w:sz w:val="16"/>
-                <w:szCs w:val="16"/>
-              </w:rPr>
-              <w:t xml:space="preserve"> </w:t>
-            </w:r>
-            <w:r>
-              <w:rPr>
-                <w:rFonts w:ascii="Arial" w:hAnsi="Arial" w:cs="Arial"/>
-                <w:w w:val="105"/>
-                <w:sz w:val="16"/>
-                <w:szCs w:val="16"/>
-              </w:rPr>
-              <w:t>comunicación.</w:t>
-            </w:r>
-            <w:r>
-              <w:rPr>
-                <w:rFonts w:ascii="Arial" w:hAnsi="Arial" w:cs="Arial"/>
-                <w:spacing w:val="40"/>
-                <w:w w:val="105"/>
-                <w:sz w:val="16"/>
-                <w:szCs w:val="16"/>
-              </w:rPr>
-              <w:t xml:space="preserve"> </w:t>
-            </w:r>
-            <w:r>
-              <w:rPr>
-                <w:rFonts w:ascii="Arial" w:hAnsi="Arial" w:cs="Arial"/>
-                <w:w w:val="105"/>
-                <w:sz w:val="16"/>
-                <w:szCs w:val="16"/>
-              </w:rPr>
-              <w:t>En</w:t>
-            </w:r>
-            <w:r>
-              <w:rPr>
-                <w:rFonts w:ascii="Arial" w:hAnsi="Arial" w:cs="Arial"/>
-                <w:spacing w:val="40"/>
-                <w:w w:val="105"/>
-                <w:sz w:val="16"/>
-                <w:szCs w:val="16"/>
-              </w:rPr>
-              <w:t xml:space="preserve"> </w:t>
-            </w:r>
-            <w:r>
-              <w:rPr>
-                <w:rFonts w:ascii="Arial" w:hAnsi="Arial" w:cs="Arial"/>
-                <w:w w:val="105"/>
-                <w:sz w:val="16"/>
-                <w:szCs w:val="16"/>
-              </w:rPr>
-              <w:t>el</w:t>
-            </w:r>
-            <w:r>
-              <w:rPr>
-                <w:rFonts w:ascii="Arial" w:hAnsi="Arial" w:cs="Arial"/>
-                <w:spacing w:val="40"/>
-                <w:w w:val="105"/>
-                <w:sz w:val="16"/>
-                <w:szCs w:val="16"/>
-              </w:rPr>
-              <w:t xml:space="preserve"> </w:t>
-            </w:r>
-            <w:r>
-              <w:rPr>
-                <w:rFonts w:ascii="Arial" w:hAnsi="Arial" w:cs="Arial"/>
-                <w:w w:val="105"/>
-                <w:sz w:val="16"/>
-                <w:szCs w:val="16"/>
-              </w:rPr>
-              <w:t>caso</w:t>
-            </w:r>
-            <w:r>
-              <w:rPr>
-                <w:rFonts w:ascii="Arial" w:hAnsi="Arial" w:cs="Arial"/>
-                <w:spacing w:val="40"/>
-                <w:w w:val="105"/>
-                <w:sz w:val="16"/>
-                <w:szCs w:val="16"/>
-              </w:rPr>
-              <w:t xml:space="preserve"> </w:t>
-            </w:r>
-            <w:r>
-              <w:rPr>
-                <w:rFonts w:ascii="Arial" w:hAnsi="Arial" w:cs="Arial"/>
-                <w:w w:val="105"/>
-                <w:sz w:val="16"/>
-                <w:szCs w:val="16"/>
-              </w:rPr>
-              <w:t>de</w:t>
-            </w:r>
-            <w:r>
-              <w:rPr>
-                <w:rFonts w:ascii="Arial" w:hAnsi="Arial" w:cs="Arial"/>
-                <w:spacing w:val="40"/>
-                <w:w w:val="105"/>
-                <w:sz w:val="16"/>
-                <w:szCs w:val="16"/>
-              </w:rPr>
-              <w:t xml:space="preserve"> </w:t>
-            </w:r>
-            <w:r>
-              <w:rPr>
-                <w:rFonts w:ascii="Arial" w:hAnsi="Arial" w:cs="Arial"/>
-                <w:w w:val="105"/>
-                <w:sz w:val="16"/>
-                <w:szCs w:val="16"/>
-              </w:rPr>
-              <w:t>cancelación</w:t>
-            </w:r>
-            <w:r>
-              <w:rPr>
-                <w:rFonts w:ascii="Arial" w:hAnsi="Arial" w:cs="Arial"/>
-                <w:spacing w:val="40"/>
-                <w:w w:val="105"/>
-                <w:sz w:val="16"/>
-                <w:szCs w:val="16"/>
-              </w:rPr>
-              <w:t xml:space="preserve"> </w:t>
-            </w:r>
-            <w:r>
-              <w:rPr>
-                <w:rFonts w:ascii="Arial" w:hAnsi="Arial" w:cs="Arial"/>
-                <w:w w:val="105"/>
-                <w:sz w:val="16"/>
-                <w:szCs w:val="16"/>
-              </w:rPr>
-              <w:t>por</w:t>
-            </w:r>
-            <w:r>
-              <w:rPr>
-                <w:rFonts w:ascii="Arial" w:hAnsi="Arial" w:cs="Arial"/>
-                <w:spacing w:val="40"/>
-                <w:w w:val="105"/>
-                <w:sz w:val="16"/>
-                <w:szCs w:val="16"/>
-              </w:rPr>
-              <w:t xml:space="preserve"> </w:t>
-            </w:r>
-            <w:r>
-              <w:rPr>
-                <w:rFonts w:ascii="Arial" w:hAnsi="Arial" w:cs="Arial"/>
-                <w:w w:val="105"/>
-                <w:sz w:val="16"/>
-                <w:szCs w:val="16"/>
-              </w:rPr>
-              <w:t>parte</w:t>
-            </w:r>
-            <w:r>
-              <w:rPr>
-                <w:rFonts w:ascii="Arial" w:hAnsi="Arial" w:cs="Arial"/>
-                <w:spacing w:val="40"/>
-                <w:w w:val="105"/>
-                <w:sz w:val="16"/>
-                <w:szCs w:val="16"/>
-              </w:rPr>
-              <w:t xml:space="preserve"> </w:t>
-            </w:r>
-            <w:r>
-              <w:rPr>
-                <w:rFonts w:ascii="Arial" w:hAnsi="Arial" w:cs="Arial"/>
-                <w:w w:val="105"/>
-                <w:sz w:val="16"/>
-                <w:szCs w:val="16"/>
-              </w:rPr>
-              <w:t>de</w:t>
-            </w:r>
-            <w:r>
-              <w:rPr>
-                <w:rFonts w:ascii="Arial" w:hAnsi="Arial" w:cs="Arial"/>
-                <w:spacing w:val="40"/>
-                <w:w w:val="105"/>
-                <w:sz w:val="16"/>
-                <w:szCs w:val="16"/>
-              </w:rPr>
-              <w:t xml:space="preserve"> </w:t>
-            </w:r>
-            <w:r>
-              <w:rPr>
-                <w:rFonts w:ascii="Arial" w:hAnsi="Arial" w:cs="Arial"/>
-                <w:w w:val="105"/>
-                <w:sz w:val="16"/>
-                <w:szCs w:val="16"/>
-              </w:rPr>
-              <w:t>la</w:t>
-            </w:r>
-            <w:r>
-              <w:rPr>
-                <w:rFonts w:ascii="Arial" w:hAnsi="Arial" w:cs="Arial"/>
-                <w:spacing w:val="40"/>
-                <w:w w:val="105"/>
-                <w:sz w:val="16"/>
-                <w:szCs w:val="16"/>
-              </w:rPr>
-              <w:t xml:space="preserve"> </w:t>
-            </w:r>
-            <w:r>
-              <w:rPr>
-                <w:rFonts w:ascii="Arial" w:hAnsi="Arial" w:cs="Arial"/>
-                <w:w w:val="105"/>
-                <w:sz w:val="16"/>
-                <w:szCs w:val="16"/>
-              </w:rPr>
-              <w:t>Aseguradora,</w:t>
-            </w:r>
-            <w:r>
-              <w:rPr>
-                <w:rFonts w:ascii="Arial" w:hAnsi="Arial" w:cs="Arial"/>
-                <w:spacing w:val="40"/>
-                <w:w w:val="105"/>
-                <w:sz w:val="16"/>
-                <w:szCs w:val="16"/>
-              </w:rPr>
-              <w:t xml:space="preserve"> </w:t>
-            </w:r>
-            <w:r>
-              <w:rPr>
-                <w:rFonts w:ascii="Arial" w:hAnsi="Arial" w:cs="Arial"/>
-                <w:w w:val="105"/>
-                <w:sz w:val="16"/>
-                <w:szCs w:val="16"/>
-              </w:rPr>
-              <w:t>la</w:t>
-            </w:r>
-            <w:r>
-              <w:rPr>
-                <w:rFonts w:ascii="Arial" w:hAnsi="Arial" w:cs="Arial"/>
-                <w:spacing w:val="40"/>
-                <w:w w:val="105"/>
-                <w:sz w:val="16"/>
-                <w:szCs w:val="16"/>
-              </w:rPr>
-              <w:t xml:space="preserve"> </w:t>
-            </w:r>
-            <w:r>
-              <w:rPr>
-                <w:rFonts w:ascii="Arial" w:hAnsi="Arial" w:cs="Arial"/>
-                <w:w w:val="105"/>
-                <w:sz w:val="16"/>
-                <w:szCs w:val="16"/>
-              </w:rPr>
-              <w:t>cobertura</w:t>
-            </w:r>
-            <w:r>
-              <w:rPr>
-                <w:rFonts w:ascii="Arial" w:hAnsi="Arial" w:cs="Arial"/>
-                <w:spacing w:val="40"/>
-                <w:w w:val="105"/>
-                <w:sz w:val="16"/>
-                <w:szCs w:val="16"/>
-              </w:rPr>
-              <w:t xml:space="preserve"> </w:t>
-            </w:r>
-            <w:r>
-              <w:rPr>
-                <w:rFonts w:ascii="Arial" w:hAnsi="Arial" w:cs="Arial"/>
-                <w:w w:val="105"/>
-                <w:sz w:val="16"/>
-                <w:szCs w:val="16"/>
-              </w:rPr>
-              <w:t>y</w:t>
-            </w:r>
-            <w:r>
-              <w:rPr>
-                <w:rFonts w:ascii="Arial" w:hAnsi="Arial" w:cs="Arial"/>
-                <w:spacing w:val="40"/>
-                <w:w w:val="105"/>
-                <w:sz w:val="16"/>
-                <w:szCs w:val="16"/>
-              </w:rPr>
-              <w:t xml:space="preserve"> </w:t>
-            </w:r>
-            <w:r>
-              <w:rPr>
-                <w:rFonts w:ascii="Arial" w:hAnsi="Arial" w:cs="Arial"/>
-                <w:w w:val="105"/>
-                <w:sz w:val="16"/>
-                <w:szCs w:val="16"/>
-              </w:rPr>
-              <w:t>el</w:t>
-            </w:r>
-            <w:r>
-              <w:rPr>
-                <w:rFonts w:ascii="Arial" w:hAnsi="Arial" w:cs="Arial"/>
-                <w:spacing w:val="40"/>
-                <w:w w:val="105"/>
-                <w:sz w:val="16"/>
-                <w:szCs w:val="16"/>
-              </w:rPr>
-              <w:t xml:space="preserve"> </w:t>
-            </w:r>
-            <w:r>
-              <w:rPr>
-                <w:rFonts w:ascii="Arial" w:hAnsi="Arial" w:cs="Arial"/>
-                <w:w w:val="105"/>
-                <w:sz w:val="16"/>
-                <w:szCs w:val="16"/>
-              </w:rPr>
-              <w:t>pago</w:t>
-            </w:r>
-            <w:r>
-              <w:rPr>
-                <w:rFonts w:ascii="Arial" w:hAnsi="Arial" w:cs="Arial"/>
-                <w:spacing w:val="40"/>
-                <w:w w:val="105"/>
-                <w:sz w:val="16"/>
-                <w:szCs w:val="16"/>
-              </w:rPr>
-              <w:t xml:space="preserve"> </w:t>
-            </w:r>
-            <w:r>
-              <w:rPr>
-                <w:rFonts w:ascii="Arial" w:hAnsi="Arial" w:cs="Arial"/>
-                <w:w w:val="105"/>
-                <w:sz w:val="16"/>
-                <w:szCs w:val="16"/>
-              </w:rPr>
-              <w:t>de</w:t>
-            </w:r>
-            <w:r>
-              <w:rPr>
-                <w:rFonts w:ascii="Arial" w:hAnsi="Arial" w:cs="Arial"/>
-                <w:spacing w:val="40"/>
-                <w:w w:val="105"/>
-                <w:sz w:val="16"/>
-                <w:szCs w:val="16"/>
-              </w:rPr>
-              <w:t xml:space="preserve"> </w:t>
-            </w:r>
-            <w:r>
-              <w:rPr>
-                <w:rFonts w:ascii="Arial" w:hAnsi="Arial" w:cs="Arial"/>
-                <w:w w:val="105"/>
-                <w:sz w:val="16"/>
-                <w:szCs w:val="16"/>
-              </w:rPr>
-              <w:t>la</w:t>
-            </w:r>
-            <w:r>
-              <w:rPr>
-                <w:rFonts w:ascii="Arial" w:hAnsi="Arial" w:cs="Arial"/>
-                <w:spacing w:val="40"/>
-                <w:w w:val="105"/>
-                <w:sz w:val="16"/>
-                <w:szCs w:val="16"/>
-              </w:rPr>
-              <w:t xml:space="preserve"> </w:t>
-            </w:r>
-            <w:r>
-              <w:rPr>
-                <w:rFonts w:ascii="Arial" w:hAnsi="Arial" w:cs="Arial"/>
-                <w:w w:val="105"/>
-                <w:sz w:val="16"/>
-                <w:szCs w:val="16"/>
-              </w:rPr>
-              <w:t>prima</w:t>
-            </w:r>
-            <w:r>
-              <w:rPr>
-                <w:rFonts w:ascii="Arial" w:hAnsi="Arial" w:cs="Arial"/>
-                <w:spacing w:val="40"/>
-                <w:w w:val="105"/>
-                <w:sz w:val="16"/>
-                <w:szCs w:val="16"/>
-              </w:rPr>
-              <w:t xml:space="preserve"> </w:t>
-            </w:r>
-            <w:r>
-              <w:rPr>
-                <w:rFonts w:ascii="Arial" w:hAnsi="Arial" w:cs="Arial"/>
-                <w:w w:val="105"/>
-                <w:sz w:val="16"/>
-                <w:szCs w:val="16"/>
-              </w:rPr>
-              <w:t>cesarán</w:t>
-            </w:r>
-            <w:r>
-              <w:rPr>
-                <w:rFonts w:ascii="Arial" w:hAnsi="Arial" w:cs="Arial"/>
-                <w:spacing w:val="40"/>
-                <w:w w:val="105"/>
-                <w:sz w:val="16"/>
-                <w:szCs w:val="16"/>
-              </w:rPr>
-              <w:t xml:space="preserve"> </w:t>
-            </w:r>
-            <w:r>
-              <w:rPr>
-                <w:rFonts w:ascii="Arial" w:hAnsi="Arial" w:cs="Arial"/>
-                <w:w w:val="105"/>
-                <w:sz w:val="16"/>
-                <w:szCs w:val="16"/>
-              </w:rPr>
-              <w:t>10</w:t>
-            </w:r>
-            <w:r>
-              <w:rPr>
-                <w:rFonts w:ascii="Arial" w:hAnsi="Arial" w:cs="Arial"/>
-                <w:spacing w:val="40"/>
-                <w:w w:val="105"/>
-                <w:sz w:val="16"/>
-                <w:szCs w:val="16"/>
-              </w:rPr>
-              <w:t xml:space="preserve"> </w:t>
-            </w:r>
-            <w:r>
-              <w:rPr>
-                <w:rFonts w:ascii="Arial" w:hAnsi="Arial" w:cs="Arial"/>
-                <w:w w:val="105"/>
-                <w:sz w:val="16"/>
-                <w:szCs w:val="16"/>
-              </w:rPr>
-              <w:t>días</w:t>
-            </w:r>
-            <w:r>
-              <w:rPr>
-                <w:rFonts w:ascii="Arial" w:hAnsi="Arial" w:cs="Arial"/>
-                <w:spacing w:val="40"/>
-                <w:w w:val="105"/>
-                <w:sz w:val="16"/>
-                <w:szCs w:val="16"/>
-              </w:rPr>
-              <w:t xml:space="preserve"> </w:t>
-            </w:r>
-            <w:r>
-              <w:rPr>
-                <w:rFonts w:ascii="Arial" w:hAnsi="Arial" w:cs="Arial"/>
-                <w:w w:val="105"/>
-                <w:sz w:val="16"/>
-                <w:szCs w:val="16"/>
-              </w:rPr>
-              <w:t>calendarios</w:t>
-            </w:r>
-            <w:r>
-              <w:rPr>
-                <w:rFonts w:ascii="Arial" w:hAnsi="Arial" w:cs="Arial"/>
-                <w:spacing w:val="40"/>
-                <w:w w:val="105"/>
-                <w:sz w:val="16"/>
-                <w:szCs w:val="16"/>
-              </w:rPr>
-              <w:t xml:space="preserve"> </w:t>
-            </w:r>
-            <w:r>
-              <w:rPr>
-                <w:rFonts w:ascii="Arial" w:hAnsi="Arial" w:cs="Arial"/>
-                <w:w w:val="105"/>
-                <w:sz w:val="16"/>
-                <w:szCs w:val="16"/>
-              </w:rPr>
-              <w:t>posteriores</w:t>
-            </w:r>
-            <w:r>
-              <w:rPr>
-                <w:rFonts w:ascii="Arial" w:hAnsi="Arial" w:cs="Arial"/>
-                <w:spacing w:val="40"/>
-                <w:w w:val="105"/>
-                <w:sz w:val="16"/>
-                <w:szCs w:val="16"/>
-              </w:rPr>
-              <w:t xml:space="preserve"> </w:t>
-            </w:r>
-            <w:r>
-              <w:rPr>
-                <w:rFonts w:ascii="Arial" w:hAnsi="Arial" w:cs="Arial"/>
-                <w:w w:val="105"/>
-                <w:sz w:val="16"/>
-                <w:szCs w:val="16"/>
-              </w:rPr>
-              <w:t>a</w:t>
-            </w:r>
-            <w:r>
-              <w:rPr>
-                <w:rFonts w:ascii="Arial" w:hAnsi="Arial" w:cs="Arial"/>
-                <w:spacing w:val="40"/>
-                <w:w w:val="105"/>
-                <w:sz w:val="16"/>
-                <w:szCs w:val="16"/>
-              </w:rPr>
-              <w:t xml:space="preserve"> </w:t>
-            </w:r>
-            <w:r>
-              <w:rPr>
-                <w:rFonts w:ascii="Arial" w:hAnsi="Arial" w:cs="Arial"/>
-                <w:w w:val="105"/>
-                <w:sz w:val="16"/>
-                <w:szCs w:val="16"/>
-              </w:rPr>
-              <w:t>la</w:t>
-            </w:r>
-            <w:r>
-              <w:rPr>
-                <w:rFonts w:ascii="Arial" w:hAnsi="Arial" w:cs="Arial"/>
-                <w:spacing w:val="40"/>
-                <w:w w:val="105"/>
-                <w:sz w:val="16"/>
-                <w:szCs w:val="16"/>
-              </w:rPr>
-              <w:t xml:space="preserve"> </w:t>
-            </w:r>
-            <w:r>
-              <w:rPr>
-                <w:rFonts w:ascii="Arial" w:hAnsi="Arial" w:cs="Arial"/>
-                <w:w w:val="105"/>
-                <w:sz w:val="16"/>
-                <w:szCs w:val="16"/>
-              </w:rPr>
-              <w:t>notificación,</w:t>
-            </w:r>
-            <w:r>
-              <w:rPr>
-                <w:rFonts w:ascii="Arial" w:hAnsi="Arial" w:cs="Arial"/>
-                <w:spacing w:val="40"/>
-                <w:w w:val="105"/>
-                <w:sz w:val="16"/>
-                <w:szCs w:val="16"/>
-              </w:rPr>
-              <w:t xml:space="preserve"> </w:t>
-            </w:r>
-            <w:r>
-              <w:rPr>
-                <w:rFonts w:ascii="Arial" w:hAnsi="Arial" w:cs="Arial"/>
-                <w:w w:val="105"/>
-                <w:sz w:val="16"/>
-                <w:szCs w:val="16"/>
-              </w:rPr>
-              <w:t>en</w:t>
-            </w:r>
-            <w:r>
-              <w:rPr>
-                <w:rFonts w:ascii="Arial" w:hAnsi="Arial" w:cs="Arial"/>
-                <w:spacing w:val="40"/>
-                <w:w w:val="105"/>
-                <w:sz w:val="16"/>
-                <w:szCs w:val="16"/>
-              </w:rPr>
-              <w:t xml:space="preserve"> </w:t>
-            </w:r>
-            <w:r>
-              <w:rPr>
-                <w:rFonts w:ascii="Arial" w:hAnsi="Arial" w:cs="Arial"/>
-                <w:w w:val="105"/>
-                <w:sz w:val="16"/>
-                <w:szCs w:val="16"/>
-              </w:rPr>
-              <w:t>el</w:t>
-            </w:r>
-            <w:r>
-              <w:rPr>
-                <w:rFonts w:ascii="Arial" w:hAnsi="Arial" w:cs="Arial"/>
-                <w:spacing w:val="40"/>
-                <w:w w:val="105"/>
-                <w:sz w:val="16"/>
-                <w:szCs w:val="16"/>
-              </w:rPr>
-              <w:t xml:space="preserve"> </w:t>
-            </w:r>
-            <w:r>
-              <w:rPr>
-                <w:rFonts w:ascii="Arial" w:hAnsi="Arial" w:cs="Arial"/>
-                <w:w w:val="105"/>
-                <w:sz w:val="16"/>
-                <w:szCs w:val="16"/>
-              </w:rPr>
-              <w:t>caso</w:t>
-            </w:r>
-            <w:r>
-              <w:rPr>
-                <w:rFonts w:ascii="Arial" w:hAnsi="Arial" w:cs="Arial"/>
-                <w:spacing w:val="40"/>
-                <w:w w:val="105"/>
-                <w:sz w:val="16"/>
-                <w:szCs w:val="16"/>
-              </w:rPr>
-              <w:t xml:space="preserve"> </w:t>
-            </w:r>
-            <w:r>
-              <w:rPr>
-                <w:rFonts w:ascii="Arial" w:hAnsi="Arial" w:cs="Arial"/>
-                <w:w w:val="105"/>
-                <w:sz w:val="16"/>
-                <w:szCs w:val="16"/>
-              </w:rPr>
-              <w:t>que</w:t>
-            </w:r>
-            <w:r>
-              <w:rPr>
-                <w:rFonts w:ascii="Arial" w:hAnsi="Arial" w:cs="Arial"/>
-                <w:spacing w:val="40"/>
-                <w:w w:val="105"/>
-                <w:sz w:val="16"/>
-                <w:szCs w:val="16"/>
-              </w:rPr>
-              <w:t xml:space="preserve"> </w:t>
-            </w:r>
-            <w:r>
-              <w:rPr>
-                <w:rFonts w:ascii="Arial" w:hAnsi="Arial" w:cs="Arial"/>
-                <w:w w:val="105"/>
-                <w:sz w:val="16"/>
-                <w:szCs w:val="16"/>
-              </w:rPr>
-              <w:t>EL</w:t>
-            </w:r>
-            <w:r>
-              <w:rPr>
-                <w:rFonts w:ascii="Arial" w:hAnsi="Arial" w:cs="Arial"/>
-                <w:spacing w:val="40"/>
-                <w:w w:val="105"/>
-                <w:sz w:val="16"/>
-                <w:szCs w:val="16"/>
-              </w:rPr>
-              <w:t xml:space="preserve"> </w:t>
-            </w:r>
-            <w:r>
-              <w:rPr>
-                <w:rFonts w:ascii="Arial" w:hAnsi="Arial" w:cs="Arial"/>
-                <w:w w:val="105"/>
-                <w:sz w:val="16"/>
-                <w:szCs w:val="16"/>
-              </w:rPr>
-              <w:t>ASEGURADO</w:t>
-            </w:r>
-            <w:r>
-              <w:rPr>
-                <w:rFonts w:ascii="Arial" w:hAnsi="Arial" w:cs="Arial"/>
-                <w:spacing w:val="40"/>
-                <w:w w:val="105"/>
-                <w:sz w:val="16"/>
-                <w:szCs w:val="16"/>
-              </w:rPr>
-              <w:t xml:space="preserve"> </w:t>
-            </w:r>
-            <w:r>
-              <w:rPr>
-                <w:rFonts w:ascii="Arial" w:hAnsi="Arial" w:cs="Arial"/>
-                <w:w w:val="105"/>
-                <w:sz w:val="16"/>
-                <w:szCs w:val="16"/>
-              </w:rPr>
-              <w:t>decida</w:t>
-            </w:r>
-            <w:r>
-              <w:rPr>
-                <w:rFonts w:ascii="Arial" w:hAnsi="Arial" w:cs="Arial"/>
-                <w:spacing w:val="40"/>
-                <w:w w:val="105"/>
-                <w:sz w:val="16"/>
-                <w:szCs w:val="16"/>
-              </w:rPr>
-              <w:t xml:space="preserve"> </w:t>
-            </w:r>
-            <w:r>
-              <w:rPr>
-                <w:rFonts w:ascii="Arial" w:hAnsi="Arial" w:cs="Arial"/>
-                <w:w w:val="105"/>
-                <w:sz w:val="16"/>
-                <w:szCs w:val="16"/>
-              </w:rPr>
-              <w:t>cancelar, dicha cancelación sufrirá efecto el día siguiente a la notificación de cancelación.</w:t>
-            </w:r>
-          </w:p>
-          <w:p>
-            <w:pPr>
-              <w:pStyle w:val="Textoindependiente"/>
-              <w:spacing w:before="6"/>
-              <w:ind w:left="19"/>
-              <w:jc w:val="both"/>
-              <w:rPr>
-                <w:rFonts w:ascii="Arial" w:hAnsi="Arial" w:cs="Arial"/>
-                <w:sz w:val="16"/>
-                <w:szCs w:val="16"/>
-              </w:rPr>
-            </w:pPr>
-            <w:r>
-              <w:rPr>
-                <w:rFonts w:ascii="Arial" w:hAnsi="Arial" w:cs="Arial"/>
-                <w:w w:val="105"/>
-                <w:sz w:val="16"/>
-                <w:szCs w:val="16"/>
-              </w:rPr>
-              <w:t>Queda</w:t>
-            </w:r>
-            <w:r>
-              <w:rPr>
-                <w:rFonts w:ascii="Arial" w:hAnsi="Arial" w:cs="Arial"/>
-                <w:spacing w:val="68"/>
-                <w:w w:val="105"/>
-                <w:sz w:val="16"/>
-                <w:szCs w:val="16"/>
-              </w:rPr>
-              <w:t xml:space="preserve"> </w:t>
-            </w:r>
-            <w:r>
-              <w:rPr>
-                <w:rFonts w:ascii="Arial" w:hAnsi="Arial" w:cs="Arial"/>
-                <w:w w:val="105"/>
-                <w:sz w:val="16"/>
-                <w:szCs w:val="16"/>
-              </w:rPr>
-              <w:t>entendido</w:t>
-            </w:r>
-            <w:r>
-              <w:rPr>
-                <w:rFonts w:ascii="Arial" w:hAnsi="Arial" w:cs="Arial"/>
-                <w:spacing w:val="69"/>
-                <w:w w:val="105"/>
-                <w:sz w:val="16"/>
-                <w:szCs w:val="16"/>
-              </w:rPr>
-              <w:t xml:space="preserve"> </w:t>
-            </w:r>
-            <w:r>
-              <w:rPr>
-                <w:rFonts w:ascii="Arial" w:hAnsi="Arial" w:cs="Arial"/>
-                <w:w w:val="105"/>
-                <w:sz w:val="16"/>
-                <w:szCs w:val="16"/>
-              </w:rPr>
-              <w:t>y</w:t>
-            </w:r>
-            <w:r>
-              <w:rPr>
-                <w:rFonts w:ascii="Arial" w:hAnsi="Arial" w:cs="Arial"/>
-                <w:spacing w:val="68"/>
-                <w:w w:val="105"/>
-                <w:sz w:val="16"/>
-                <w:szCs w:val="16"/>
-              </w:rPr>
-              <w:t xml:space="preserve"> </w:t>
-            </w:r>
-            <w:r>
-              <w:rPr>
-                <w:rFonts w:ascii="Arial" w:hAnsi="Arial" w:cs="Arial"/>
-                <w:w w:val="105"/>
-                <w:sz w:val="16"/>
-                <w:szCs w:val="16"/>
-              </w:rPr>
-              <w:t>acordado</w:t>
-            </w:r>
-            <w:r>
-              <w:rPr>
-                <w:rFonts w:ascii="Arial" w:hAnsi="Arial" w:cs="Arial"/>
-                <w:spacing w:val="69"/>
-                <w:w w:val="105"/>
-                <w:sz w:val="16"/>
-                <w:szCs w:val="16"/>
-              </w:rPr>
-              <w:t xml:space="preserve"> </w:t>
-            </w:r>
-            <w:r>
-              <w:rPr>
-                <w:rFonts w:ascii="Arial" w:hAnsi="Arial" w:cs="Arial"/>
-                <w:w w:val="105"/>
-                <w:sz w:val="16"/>
-                <w:szCs w:val="16"/>
-              </w:rPr>
-              <w:t>que</w:t>
-            </w:r>
-            <w:r>
-              <w:rPr>
-                <w:rFonts w:ascii="Arial" w:hAnsi="Arial" w:cs="Arial"/>
-                <w:spacing w:val="69"/>
-                <w:w w:val="105"/>
-                <w:sz w:val="16"/>
-                <w:szCs w:val="16"/>
-              </w:rPr>
-              <w:t xml:space="preserve"> </w:t>
-            </w:r>
-            <w:r>
-              <w:rPr>
-                <w:rFonts w:ascii="Arial" w:hAnsi="Arial" w:cs="Arial"/>
-                <w:w w:val="105"/>
-                <w:sz w:val="16"/>
-                <w:szCs w:val="16"/>
-              </w:rPr>
-              <w:t>el</w:t>
-            </w:r>
-            <w:r>
-              <w:rPr>
-                <w:rFonts w:ascii="Arial" w:hAnsi="Arial" w:cs="Arial"/>
-                <w:spacing w:val="66"/>
-                <w:w w:val="105"/>
-                <w:sz w:val="16"/>
-                <w:szCs w:val="16"/>
-              </w:rPr>
-              <w:t xml:space="preserve"> </w:t>
-            </w:r>
-            <w:r>
-              <w:rPr>
-                <w:rFonts w:ascii="Arial" w:hAnsi="Arial" w:cs="Arial"/>
-                <w:w w:val="105"/>
-                <w:sz w:val="16"/>
-                <w:szCs w:val="16"/>
-              </w:rPr>
-              <w:t>Tomador,</w:t>
-            </w:r>
-            <w:r>
-              <w:rPr>
-                <w:rFonts w:ascii="Arial" w:hAnsi="Arial" w:cs="Arial"/>
-                <w:spacing w:val="69"/>
-                <w:w w:val="105"/>
-                <w:sz w:val="16"/>
-                <w:szCs w:val="16"/>
-              </w:rPr>
-              <w:t xml:space="preserve"> </w:t>
-            </w:r>
-            <w:r>
-              <w:rPr>
-                <w:rFonts w:ascii="Arial" w:hAnsi="Arial" w:cs="Arial"/>
-                <w:w w:val="105"/>
-                <w:sz w:val="16"/>
-                <w:szCs w:val="16"/>
-              </w:rPr>
-              <w:t>El</w:t>
-            </w:r>
-            <w:r>
-              <w:rPr>
-                <w:rFonts w:ascii="Arial" w:hAnsi="Arial" w:cs="Arial"/>
-                <w:spacing w:val="62"/>
-                <w:w w:val="105"/>
-                <w:sz w:val="16"/>
-                <w:szCs w:val="16"/>
-              </w:rPr>
-              <w:t xml:space="preserve"> </w:t>
-            </w:r>
-            <w:r>
-              <w:rPr>
-                <w:rFonts w:ascii="Arial" w:hAnsi="Arial" w:cs="Arial"/>
-                <w:w w:val="105"/>
-                <w:sz w:val="16"/>
-                <w:szCs w:val="16"/>
-              </w:rPr>
-              <w:t>Asegurado</w:t>
-            </w:r>
-            <w:r>
-              <w:rPr>
-                <w:rFonts w:ascii="Arial" w:hAnsi="Arial" w:cs="Arial"/>
-                <w:spacing w:val="69"/>
-                <w:w w:val="105"/>
-                <w:sz w:val="16"/>
-                <w:szCs w:val="16"/>
-              </w:rPr>
-              <w:t xml:space="preserve"> </w:t>
-            </w:r>
-            <w:r>
-              <w:rPr>
-                <w:rFonts w:ascii="Arial" w:hAnsi="Arial" w:cs="Arial"/>
-                <w:w w:val="105"/>
-                <w:sz w:val="16"/>
-                <w:szCs w:val="16"/>
-              </w:rPr>
-              <w:t>y</w:t>
-            </w:r>
-            <w:r>
-              <w:rPr>
-                <w:rFonts w:ascii="Arial" w:hAnsi="Arial" w:cs="Arial"/>
-                <w:spacing w:val="63"/>
-                <w:w w:val="105"/>
-                <w:sz w:val="16"/>
-                <w:szCs w:val="16"/>
-              </w:rPr>
-              <w:t xml:space="preserve"> </w:t>
-            </w:r>
-            <w:r>
-              <w:rPr>
-                <w:rFonts w:ascii="Arial" w:hAnsi="Arial" w:cs="Arial"/>
-                <w:w w:val="105"/>
-                <w:sz w:val="16"/>
-                <w:szCs w:val="16"/>
-              </w:rPr>
-              <w:t>Aseguradora</w:t>
-            </w:r>
-            <w:r>
-              <w:rPr>
-                <w:rFonts w:ascii="Arial" w:hAnsi="Arial" w:cs="Arial"/>
-                <w:spacing w:val="69"/>
-                <w:w w:val="105"/>
-                <w:sz w:val="16"/>
-                <w:szCs w:val="16"/>
-              </w:rPr>
-              <w:t xml:space="preserve"> </w:t>
-            </w:r>
-            <w:r>
-              <w:rPr>
-                <w:rFonts w:ascii="Arial" w:hAnsi="Arial" w:cs="Arial"/>
-                <w:w w:val="105"/>
-                <w:sz w:val="16"/>
-                <w:szCs w:val="16"/>
-              </w:rPr>
-              <w:t>Global</w:t>
-            </w:r>
-            <w:r>
-              <w:rPr>
-                <w:rFonts w:ascii="Arial" w:hAnsi="Arial" w:cs="Arial"/>
-                <w:spacing w:val="70"/>
-                <w:w w:val="105"/>
-                <w:sz w:val="16"/>
-                <w:szCs w:val="16"/>
-              </w:rPr>
-              <w:t xml:space="preserve"> </w:t>
-            </w:r>
-            <w:r>
-              <w:rPr>
-                <w:rFonts w:ascii="Arial" w:hAnsi="Arial" w:cs="Arial"/>
-                <w:w w:val="105"/>
-                <w:sz w:val="16"/>
-                <w:szCs w:val="16"/>
-              </w:rPr>
-              <w:t>S</w:t>
-            </w:r>
-            <w:r>
-              <w:rPr>
-                <w:rFonts w:ascii="Arial" w:hAnsi="Arial" w:cs="Arial"/>
-                <w:spacing w:val="-6"/>
-                <w:w w:val="105"/>
-                <w:sz w:val="16"/>
-                <w:szCs w:val="16"/>
-              </w:rPr>
-              <w:t>.</w:t>
-            </w:r>
-            <w:r>
-              <w:rPr>
-                <w:rFonts w:ascii="Arial" w:hAnsi="Arial" w:cs="Arial"/>
-                <w:w w:val="105"/>
-                <w:sz w:val="16"/>
-                <w:szCs w:val="16"/>
-              </w:rPr>
-              <w:t>A.</w:t>
-            </w:r>
-            <w:r>
-              <w:rPr>
-                <w:rFonts w:ascii="Arial" w:hAnsi="Arial" w:cs="Arial"/>
-                <w:spacing w:val="69"/>
-                <w:w w:val="105"/>
-                <w:sz w:val="16"/>
-                <w:szCs w:val="16"/>
-              </w:rPr>
-              <w:t xml:space="preserve"> </w:t>
-            </w:r>
-            <w:r>
-              <w:rPr>
-                <w:rFonts w:ascii="Arial" w:hAnsi="Arial" w:cs="Arial"/>
-                <w:w w:val="105"/>
-                <w:sz w:val="16"/>
-                <w:szCs w:val="16"/>
-              </w:rPr>
-              <w:t>han</w:t>
-            </w:r>
-            <w:r>
-              <w:rPr>
-                <w:rFonts w:ascii="Arial" w:hAnsi="Arial" w:cs="Arial"/>
-                <w:spacing w:val="70"/>
-                <w:w w:val="105"/>
-                <w:sz w:val="16"/>
-                <w:szCs w:val="16"/>
-              </w:rPr>
-              <w:t xml:space="preserve"> </w:t>
-            </w:r>
-            <w:r>
-              <w:rPr>
-                <w:rFonts w:ascii="Arial" w:hAnsi="Arial" w:cs="Arial"/>
-                <w:w w:val="105"/>
-                <w:sz w:val="16"/>
-                <w:szCs w:val="16"/>
-              </w:rPr>
-              <w:t>convenido</w:t>
-            </w:r>
-            <w:r>
-              <w:rPr>
-                <w:rFonts w:ascii="Arial" w:hAnsi="Arial" w:cs="Arial"/>
-                <w:spacing w:val="69"/>
-                <w:w w:val="105"/>
-                <w:sz w:val="16"/>
-                <w:szCs w:val="16"/>
-              </w:rPr>
-              <w:t xml:space="preserve"> </w:t>
-            </w:r>
-            <w:r>
-              <w:rPr>
-                <w:rFonts w:ascii="Arial" w:hAnsi="Arial" w:cs="Arial"/>
-                <w:w w:val="105"/>
-                <w:sz w:val="16"/>
-                <w:szCs w:val="16"/>
-              </w:rPr>
-              <w:t>y</w:t>
-            </w:r>
-            <w:r>
-              <w:rPr>
-                <w:rFonts w:ascii="Arial" w:hAnsi="Arial" w:cs="Arial"/>
-                <w:spacing w:val="70"/>
-                <w:w w:val="105"/>
-                <w:sz w:val="16"/>
-                <w:szCs w:val="16"/>
-              </w:rPr>
-              <w:t xml:space="preserve"> </w:t>
-            </w:r>
-            <w:r>
-              <w:rPr>
-                <w:rFonts w:ascii="Arial" w:hAnsi="Arial" w:cs="Arial"/>
-                <w:w w:val="105"/>
-                <w:sz w:val="16"/>
-                <w:szCs w:val="16"/>
-              </w:rPr>
-              <w:t>aceptado</w:t>
-            </w:r>
-            <w:r>
-              <w:rPr>
-                <w:rFonts w:ascii="Arial" w:hAnsi="Arial" w:cs="Arial"/>
-                <w:spacing w:val="70"/>
-                <w:w w:val="105"/>
-                <w:sz w:val="16"/>
-                <w:szCs w:val="16"/>
-              </w:rPr>
-              <w:t xml:space="preserve"> </w:t>
-            </w:r>
-            <w:r>
-              <w:rPr>
-                <w:rFonts w:ascii="Arial" w:hAnsi="Arial" w:cs="Arial"/>
-                <w:w w:val="105"/>
-                <w:sz w:val="16"/>
-                <w:szCs w:val="16"/>
-              </w:rPr>
-              <w:t>las</w:t>
-            </w:r>
-            <w:r>
-              <w:rPr>
-                <w:rFonts w:ascii="Arial" w:hAnsi="Arial" w:cs="Arial"/>
-                <w:spacing w:val="69"/>
-                <w:w w:val="105"/>
-                <w:sz w:val="16"/>
-                <w:szCs w:val="16"/>
-              </w:rPr>
-              <w:t xml:space="preserve"> </w:t>
-            </w:r>
-            <w:r>
-              <w:rPr>
-                <w:rFonts w:ascii="Arial" w:hAnsi="Arial" w:cs="Arial"/>
-                <w:w w:val="105"/>
-                <w:sz w:val="16"/>
-                <w:szCs w:val="16"/>
-              </w:rPr>
-              <w:t>Condiciones</w:t>
-            </w:r>
-            <w:r>
-              <w:rPr>
-                <w:rFonts w:ascii="Arial" w:hAnsi="Arial" w:cs="Arial"/>
-                <w:spacing w:val="70"/>
-                <w:w w:val="105"/>
-                <w:sz w:val="16"/>
-                <w:szCs w:val="16"/>
-              </w:rPr>
-              <w:t xml:space="preserve"> </w:t>
-            </w:r>
-            <w:r>
-              <w:rPr>
-                <w:rFonts w:ascii="Arial" w:hAnsi="Arial" w:cs="Arial"/>
-                <w:w w:val="105"/>
-                <w:sz w:val="16"/>
-                <w:szCs w:val="16"/>
-              </w:rPr>
-              <w:t>Particulares,</w:t>
-            </w:r>
-            <w:r>
-              <w:rPr>
-                <w:rFonts w:ascii="Arial" w:hAnsi="Arial" w:cs="Arial"/>
-                <w:spacing w:val="70"/>
-                <w:w w:val="105"/>
-                <w:sz w:val="16"/>
-                <w:szCs w:val="16"/>
-              </w:rPr>
-              <w:t xml:space="preserve"> </w:t>
-            </w:r>
-            <w:r>
-              <w:rPr>
-                <w:rFonts w:ascii="Arial" w:hAnsi="Arial" w:cs="Arial"/>
-                <w:w w:val="105"/>
-                <w:sz w:val="16"/>
-                <w:szCs w:val="16"/>
-              </w:rPr>
-              <w:t>Condiciones</w:t>
-            </w:r>
-            <w:r>
-              <w:rPr>
-                <w:rFonts w:ascii="Arial" w:hAnsi="Arial" w:cs="Arial"/>
-                <w:spacing w:val="69"/>
-                <w:w w:val="105"/>
-                <w:sz w:val="16"/>
-                <w:szCs w:val="16"/>
-              </w:rPr>
-              <w:t xml:space="preserve"> </w:t>
-            </w:r>
-            <w:r>
-              <w:rPr>
-                <w:rFonts w:ascii="Arial" w:hAnsi="Arial" w:cs="Arial"/>
-                <w:w w:val="105"/>
-                <w:sz w:val="16"/>
-                <w:szCs w:val="16"/>
-              </w:rPr>
-              <w:t>Generales</w:t>
-            </w:r>
-            <w:r>
-              <w:rPr>
-                <w:rFonts w:ascii="Arial" w:hAnsi="Arial" w:cs="Arial"/>
-                <w:spacing w:val="70"/>
-                <w:w w:val="105"/>
-                <w:sz w:val="16"/>
-                <w:szCs w:val="16"/>
-              </w:rPr>
-              <w:t xml:space="preserve"> </w:t>
-            </w:r>
-            <w:r>
-              <w:rPr>
-                <w:rFonts w:ascii="Arial" w:hAnsi="Arial" w:cs="Arial"/>
-                <w:spacing w:val="-10"/>
-                <w:w w:val="105"/>
-                <w:sz w:val="16"/>
-                <w:szCs w:val="16"/>
-              </w:rPr>
-              <w:t>y</w:t>
-            </w:r>
-          </w:p>
-          <w:p>
-            <w:pPr>
-              <w:pStyle w:val="Textoindependiente"/>
-              <w:rPr>
-                <w:sz w:val="14"/>
-              </w:rPr>
-            </w:pPr>
+              <w:t>, Condiciones Generales y Endosos que forman parte de esta póliza.</w:t>
+            </w:r>
           </w:p>
         </w:tc>
       </w:tr>
@@ -4061,6 +2652,7 @@
         <w:t>{</w:t>
       </w:r>
       <w:proofErr w:type="spellStart"/>
+      <w:proofErr w:type="gramStart"/>
       <w:r>
         <w:rPr>
           <w:spacing w:val="-2"/>
@@ -4069,6 +2661,7 @@
         <w:t>custom.FechaActual</w:t>
       </w:r>
       <w:proofErr w:type="spellEnd"/>
+      <w:proofErr w:type="gramEnd"/>
       <w:r>
         <w:rPr>
           <w:spacing w:val="-2"/>
@@ -4081,6 +2674,7 @@
       <w:pPr>
         <w:pStyle w:val="Textoindependiente"/>
         <w:spacing w:before="197"/>
+        <w:ind w:right="660"/>
         <w:rPr>
           <w:sz w:val="20"/>
         </w:rPr>
@@ -4093,7 +2687,93 @@
         <mc:AlternateContent>
           <mc:Choice Requires="wps">
             <w:drawing>
-              <wp:anchor distT="0" distB="0" distL="0" distR="0" simplePos="0" relativeHeight="251659776" behindDoc="1" locked="0" layoutInCell="1" allowOverlap="1" wp14:anchorId="0BEE150B" wp14:editId="47AA00EA">
+              <wp:anchor distT="0" distB="0" distL="0" distR="0" simplePos="0" relativeHeight="251664384" behindDoc="1" locked="0" layoutInCell="1" allowOverlap="1" wp14:anchorId="5FF1FA81" wp14:editId="1C99095C">
+                <wp:simplePos x="0" y="0"/>
+                <wp:positionH relativeFrom="page">
+                  <wp:posOffset>4274820</wp:posOffset>
+                </wp:positionH>
+                <wp:positionV relativeFrom="paragraph">
+                  <wp:posOffset>285750</wp:posOffset>
+                </wp:positionV>
+                <wp:extent cx="2849245" cy="45085"/>
+                <wp:effectExtent l="0" t="0" r="0" b="0"/>
+                <wp:wrapTopAndBottom/>
+                <wp:docPr id="43" name="Graphic 43"/>
+                <wp:cNvGraphicFramePr>
+                  <a:graphicFrameLocks xmlns:a="http://schemas.openxmlformats.org/drawingml/2006/main"/>
+                </wp:cNvGraphicFramePr>
+                <a:graphic xmlns:a="http://schemas.openxmlformats.org/drawingml/2006/main">
+                  <a:graphicData uri="http://schemas.microsoft.com/office/word/2010/wordprocessingShape">
+                    <wps:wsp>
+                      <wps:cNvSpPr>
+                        <a:spLocks/>
+                      </wps:cNvSpPr>
+                      <wps:spPr>
+                        <a:xfrm>
+                          <a:off x="0" y="0"/>
+                          <a:ext cx="2849245" cy="45085"/>
+                        </a:xfrm>
+                        <a:custGeom>
+                          <a:avLst/>
+                          <a:gdLst/>
+                          <a:ahLst/>
+                          <a:cxnLst/>
+                          <a:rect l="l" t="t" r="r" b="b"/>
+                          <a:pathLst>
+                            <a:path w="3048000">
+                              <a:moveTo>
+                                <a:pt x="0" y="0"/>
+                              </a:moveTo>
+                              <a:lnTo>
+                                <a:pt x="3048000" y="0"/>
+                              </a:lnTo>
+                            </a:path>
+                          </a:pathLst>
+                        </a:custGeom>
+                        <a:ln w="12700">
+                          <a:solidFill>
+                            <a:srgbClr val="000000"/>
+                          </a:solidFill>
+                          <a:prstDash val="solid"/>
+                        </a:ln>
+                      </wps:spPr>
+                      <wps:bodyPr wrap="square" lIns="0" tIns="0" rIns="0" bIns="0" rtlCol="0">
+                        <a:prstTxWarp prst="textNoShape">
+                          <a:avLst/>
+                        </a:prstTxWarp>
+                        <a:noAutofit/>
+                      </wps:bodyPr>
+                    </wps:wsp>
+                  </a:graphicData>
+                </a:graphic>
+                <wp14:sizeRelH relativeFrom="margin">
+                  <wp14:pctWidth>0</wp14:pctWidth>
+                </wp14:sizeRelH>
+                <wp14:sizeRelV relativeFrom="margin">
+                  <wp14:pctHeight>0</wp14:pctHeight>
+                </wp14:sizeRelV>
+              </wp:anchor>
+            </w:drawing>
+          </mc:Choice>
+          <mc:Fallback>
+            <w:pict>
+              <v:shape w14:anchorId="3BC84494" id="Graphic 43" o:spid="_x0000_s1026" style="position:absolute;margin-left:336.6pt;margin-top:22.5pt;width:224.35pt;height:3.55pt;z-index:-251652096;visibility:visible;mso-wrap-style:square;mso-width-percent:0;mso-height-percent:0;mso-wrap-distance-left:0;mso-wrap-distance-top:0;mso-wrap-distance-right:0;mso-wrap-distance-bottom:0;mso-position-horizontal:absolute;mso-position-horizontal-relative:page;mso-position-vertical:absolute;mso-position-vertical-relative:text;mso-width-percent:0;mso-height-percent:0;mso-width-relative:margin;mso-height-relative:margin;v-text-anchor:top" coordsize="3048000,45085" o:gfxdata="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" path="m,l3048000,e" filled="f" strokeweight="1pt">
+                <v:path arrowok="t"/>
+                <w10:wrap type="topAndBottom" anchorx="page"/>
+              </v:shape>
+            </w:pict>
+          </mc:Fallback>
+        </mc:AlternateContent>
+      </w:r>
+      <w:r>
+        <w:rPr>
+          <w:noProof/>
+          <w:sz w:val="20"/>
+        </w:rPr>
+        <mc:AlternateContent>
+          <mc:Choice Requires="wps">
+            <w:drawing>
+              <wp:anchor distT="0" distB="0" distL="0" distR="0" simplePos="0" relativeHeight="251660288" behindDoc="1" locked="0" layoutInCell="1" allowOverlap="1" wp14:anchorId="0BEE150B" wp14:editId="2A20824E">
                 <wp:simplePos x="0" y="0"/>
                 <wp:positionH relativeFrom="page">
                   <wp:posOffset>288925</wp:posOffset>
@@ -4157,87 +2837,7 @@
           </mc:Choice>
           <mc:Fallback>
             <w:pict>
-              <v:shape w14:anchorId="706A4212" id="Graphic 42" o:spid="_x0000_s1026" style="position:absolute;margin-left:22.75pt;margin-top:23.3pt;width:240pt;height:.1pt;z-index:-251656704;visibility:visible;mso-wrap-style:square;mso-wrap-distance-left:0;mso-wrap-distance-top:0;mso-wrap-distance-right:0;mso-wrap-distance-bottom:0;mso-position-horizontal:absolute;mso-position-horizontal-relative:page;mso-position-vertical:absolute;mso-position-vertical-relative:text;v-text-anchor:top" coordsize="3048000,1270" o:gfxdata="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" path="m,l3048000,e" filled="f" strokeweight="1pt">
-                <v:path arrowok="t"/>
-                <w10:wrap type="topAndBottom" anchorx="page"/>
-              </v:shape>
-            </w:pict>
-          </mc:Fallback>
-        </mc:AlternateContent>
-      </w:r>
-      <w:r>
-        <w:rPr>
-          <w:noProof/>
-          <w:sz w:val="20"/>
-        </w:rPr>
-        <mc:AlternateContent>
-          <mc:Choice Requires="wps">
-            <w:drawing>
-              <wp:anchor distT="0" distB="0" distL="0" distR="0" simplePos="0" relativeHeight="251660800" behindDoc="1" locked="0" layoutInCell="1" allowOverlap="1" wp14:anchorId="5FF1FA81" wp14:editId="61241D79">
-                <wp:simplePos x="0" y="0"/>
-                <wp:positionH relativeFrom="page">
-                  <wp:posOffset>4276725</wp:posOffset>
-                </wp:positionH>
-                <wp:positionV relativeFrom="paragraph">
-                  <wp:posOffset>286506</wp:posOffset>
-                </wp:positionV>
-                <wp:extent cx="3048000" cy="1270"/>
-                <wp:effectExtent l="0" t="0" r="0" b="0"/>
-                <wp:wrapTopAndBottom/>
-                <wp:docPr id="43" name="Graphic 43"/>
-                <wp:cNvGraphicFramePr>
-                  <a:graphicFrameLocks xmlns:a="http://schemas.openxmlformats.org/drawingml/2006/main"/>
-                </wp:cNvGraphicFramePr>
-                <a:graphic xmlns:a="http://schemas.openxmlformats.org/drawingml/2006/main">
-                  <a:graphicData uri="http://schemas.microsoft.com/office/word/2010/wordprocessingShape">
-                    <wps:wsp>
-                      <wps:cNvSpPr>
-                        <a:spLocks/>
-                      </wps:cNvSpPr>
-                      <wps:spPr>
-                        <a:xfrm>
-                          <a:off x="0" y="0"/>
-                          <a:ext cx="3048000" cy="1270"/>
-                        </a:xfrm>
-                        <a:custGeom>
-                          <a:avLst/>
-                          <a:gdLst/>
-                          <a:ahLst/>
-                          <a:cxnLst/>
-                          <a:rect l="l" t="t" r="r" b="b"/>
-                          <a:pathLst>
-                            <a:path w="3048000">
-                              <a:moveTo>
-                                <a:pt x="0" y="0"/>
-                              </a:moveTo>
-                              <a:lnTo>
-                                <a:pt x="3048000" y="0"/>
-                              </a:lnTo>
-                            </a:path>
-                          </a:pathLst>
-                        </a:custGeom>
-                        <a:ln w="12700">
-                          <a:solidFill>
-                            <a:srgbClr val="000000"/>
-                          </a:solidFill>
-                          <a:prstDash val="solid"/>
-                        </a:ln>
-                      </wps:spPr>
-                      <wps:bodyPr wrap="square" lIns="0" tIns="0" rIns="0" bIns="0" rtlCol="0">
-                        <a:prstTxWarp prst="textNoShape">
-                          <a:avLst/>
-                        </a:prstTxWarp>
-                        <a:noAutofit/>
-                      </wps:bodyPr>
-                    </wps:wsp>
-                  </a:graphicData>
-                </a:graphic>
-              </wp:anchor>
-            </w:drawing>
-          </mc:Choice>
-          <mc:Fallback>
-            <w:pict>
-              <v:shape w14:anchorId="66FFD428" id="Graphic 43" o:spid="_x0000_s1026" style="position:absolute;margin-left:336.75pt;margin-top:22.55pt;width:240pt;height:.1pt;z-index:-251655680;visibility:visible;mso-wrap-style:square;mso-wrap-distance-left:0;mso-wrap-distance-top:0;mso-wrap-distance-right:0;mso-wrap-distance-bottom:0;mso-position-horizontal:absolute;mso-position-horizontal-relative:page;mso-position-vertical:absolute;mso-position-vertical-relative:text;v-text-anchor:top" coordsize="3048000,1270" o:gfxdata="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" path="m,l3048000,e" filled="f" strokeweight="1pt">
+              <v:shape w14:anchorId="6F73F07F" id="Graphic 42" o:spid="_x0000_s1026" style="position:absolute;margin-left:22.75pt;margin-top:23.3pt;width:240pt;height:.1pt;z-index:-251656192;visibility:visible;mso-wrap-style:square;mso-wrap-distance-left:0;mso-wrap-distance-top:0;mso-wrap-distance-right:0;mso-wrap-distance-bottom:0;mso-position-horizontal:absolute;mso-position-horizontal-relative:page;mso-position-vertical:absolute;mso-position-vertical-relative:text;v-text-anchor:top" coordsize="3048000,1270" o:gfxdata="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" path="m,l3048000,e" filled="f" strokeweight="1pt">
                 <v:path arrowok="t"/>
                 <w10:wrap type="topAndBottom" anchorx="page"/>
               </v:shape>
@@ -4252,6 +2852,7 @@
         <w:tabs>
           <w:tab w:val="left" w:pos="6734"/>
         </w:tabs>
+        <w:ind w:right="770"/>
       </w:pPr>
       <w:r>
         <w:rPr>
@@ -4260,6 +2861,7 @@
         <w:t>{</w:t>
       </w:r>
       <w:proofErr w:type="spellStart"/>
+      <w:proofErr w:type="gramStart"/>
       <w:r>
         <w:rPr>
           <w:position w:val="-3"/>
@@ -4267,6 +2869,7 @@
         <w:t>custom.Tenedor</w:t>
       </w:r>
       <w:proofErr w:type="spellEnd"/>
+      <w:proofErr w:type="gramEnd"/>
       <w:r>
         <w:rPr>
           <w:position w:val="-3"/>
@@ -4309,86 +2912,6 @@
         </w:rPr>
         <w:t>S.A.</w:t>
       </w:r>
-    </w:p>
-    <w:p>
-      <w:pPr>
-        <w:pStyle w:val="Textoindependiente"/>
-        <w:rPr>
-          <w:rFonts w:ascii="Arial"/>
-          <w:b/>
-          <w:sz w:val="11"/>
-        </w:rPr>
-      </w:pPr>
-    </w:p>
-    <w:p>
-      <w:pPr>
-        <w:pStyle w:val="Textoindependiente"/>
-        <w:rPr>
-          <w:rFonts w:ascii="Arial"/>
-          <w:b/>
-          <w:sz w:val="11"/>
-        </w:rPr>
-      </w:pPr>
-    </w:p>
-    <w:p>
-      <w:pPr>
-        <w:pStyle w:val="Textoindependiente"/>
-        <w:rPr>
-          <w:rFonts w:ascii="Arial"/>
-          <w:b/>
-          <w:sz w:val="11"/>
-        </w:rPr>
-      </w:pPr>
-    </w:p>
-    <w:p>
-      <w:pPr>
-        <w:pStyle w:val="Textoindependiente"/>
-        <w:rPr>
-          <w:rFonts w:ascii="Arial"/>
-          <w:b/>
-          <w:sz w:val="11"/>
-        </w:rPr>
-      </w:pPr>
-    </w:p>
-    <w:p>
-      <w:pPr>
-        <w:pStyle w:val="Textoindependiente"/>
-        <w:rPr>
-          <w:rFonts w:ascii="Arial"/>
-          <w:b/>
-          <w:sz w:val="11"/>
-        </w:rPr>
-      </w:pPr>
-    </w:p>
-    <w:p>
-      <w:pPr>
-        <w:pStyle w:val="Textoindependiente"/>
-        <w:rPr>
-          <w:rFonts w:ascii="Arial"/>
-          <w:b/>
-          <w:sz w:val="11"/>
-        </w:rPr>
-      </w:pPr>
-    </w:p>
-    <w:p>
-      <w:pPr>
-        <w:pStyle w:val="Textoindependiente"/>
-        <w:rPr>
-          <w:rFonts w:ascii="Arial"/>
-          <w:b/>
-          <w:sz w:val="11"/>
-        </w:rPr>
-      </w:pPr>
-    </w:p>
-    <w:p>
-      <w:pPr>
-        <w:pStyle w:val="Textoindependiente"/>
-        <w:rPr>
-          <w:rFonts w:ascii="Arial"/>
-          <w:b/>
-          <w:sz w:val="11"/>
-        </w:rPr>
-      </w:pPr>
     </w:p>
     <w:p>
       <w:pPr>
@@ -4585,12 +3108,8 @@
       </w:r>
     </w:p>
     <w:sectPr>
-      <w:headerReference w:type="even" r:id="rId6"/>
-      <w:headerReference w:type="default" r:id="rId7"/>
-      <w:footerReference w:type="even" r:id="rId8"/>
-      <w:footerReference w:type="default" r:id="rId9"/>
-      <w:headerReference w:type="first" r:id="rId10"/>
-      <w:footerReference w:type="first" r:id="rId11"/>
+      <w:headerReference w:type="default" r:id="rId6"/>
+      <w:footerReference w:type="default" r:id="rId7"/>
       <w:type w:val="continuous"/>
       <w:pgSz w:w="12240" w:h="15840"/>
       <w:pgMar w:top="0" w:right="360" w:bottom="680" w:left="0" w:header="0" w:footer="494" w:gutter="0"/>
@@ -4623,16 +3142,6 @@
 <w:ftr xmlns:wpc="http://schemas.microsoft.com/office/word/2010/wordprocessingCanvas" xmlns:cx="http://schemas.microsoft.com/office/drawing/2014/chartex" xmlns:cx1="http://schemas.microsoft.com/office/drawing/2015/9/8/chartex" xmlns:cx2="http://schemas.microsoft.com/office/drawing/2015/10/21/chartex" xmlns:cx3="http://schemas.microsoft.com/office/drawing/2016/5/9/chartex" xmlns:cx4="http://schemas.microsoft.com/office/drawing/2016/5/10/chartex" xmlns:cx5="http://schemas.microsoft.com/office/drawing/2016/5/11/chartex" xmlns:cx6="http://schemas.microsoft.com/office/drawing/2016/5/12/chartex" xmlns:cx7="http://schemas.microsoft.com/office/drawing/2016/5/13/chartex" xmlns:cx8="http://schemas.microsoft.com/office/drawing/2016/5/14/chartex" xmlns:mc="http://schemas.openxmlformats.org/markup-compatibility/2006" xmlns:aink="http://schemas.microsoft.com/office/drawing/2016/ink" xmlns:am3d="http://schemas.microsoft.com/office/drawing/2017/model3d" xmlns:o="urn:schemas-microsoft-com:office:office" xmlns:oel="http://schemas.microsoft.com/office/2019/extlst" xmlns:r="http://schemas.openxmlformats.org/officeDocument/2006/relationships" xmlns:m="http://schemas.openxmlformats.org/officeDocument/2006/math" xmlns:v="urn:schemas-microsoft-com:vml" xmlns:wp14="http://schemas.microsoft.com/office/word/2010/wordprocessingDrawing" xmlns:wp="http://schemas.openxmlformats.org/drawingml/2006/wordprocessingDrawing" xmlns:w10="urn:schemas-microsoft-com:office:word" xmlns:w="http://schemas.openxmlformats.org/wordprocessingml/2006/main" xmlns:w14="http://schemas.microsoft.com/office/word/2010/wordml" xmlns:w15="http://schemas.microsoft.com/office/word/2012/wordml" xmlns:w16cex="http://schemas.microsoft.com/office/word/2018/wordml/cex" xmlns:w16cid="http://schemas.microsoft.com/office/word/2016/wordml/cid" xmlns:w16="http://schemas.microsoft.com/office/word/2018/wordml" xmlns:w16sdtdh="http://schemas.microsoft.com/office/word/2020/wordml/sdtdatahash" xmlns:w16se="http://schemas.microsoft.com/office/word/2015/wordml/symex" xmlns:wpg="http://schemas.microsoft.com/office/word/2010/wordprocessingGroup" xmlns:wpi="http://schemas.microsoft.com/office/word/2010/wordprocessingInk" xmlns:wne="http://schemas.microsoft.com/office/word/2006/wordml" xmlns:wps="http://schemas.microsoft.com/office/word/2010/wordprocessingShape" mc:Ignorable="w14 w15 w16se w16cid w16 w16cex w16sdtdh wp14">
   <w:p>
     <w:pPr>
-      <w:pStyle w:val="Piedepgina"/>
-    </w:pPr>
-  </w:p>
-</w:ftr>
-</file>
-
-<file path=word/footer2.xml><?xml version="1.0" encoding="utf-8"?>
-<w:ftr xmlns:wpc="http://schemas.microsoft.com/office/word/2010/wordprocessingCanvas" xmlns:cx="http://schemas.microsoft.com/office/drawing/2014/chartex" xmlns:cx1="http://schemas.microsoft.com/office/drawing/2015/9/8/chartex" xmlns:cx2="http://schemas.microsoft.com/office/drawing/2015/10/21/chartex" xmlns:cx3="http://schemas.microsoft.com/office/drawing/2016/5/9/chartex" xmlns:cx4="http://schemas.microsoft.com/office/drawing/2016/5/10/chartex" xmlns:cx5="http://schemas.microsoft.com/office/drawing/2016/5/11/chartex" xmlns:cx6="http://schemas.microsoft.com/office/drawing/2016/5/12/chartex" xmlns:cx7="http://schemas.microsoft.com/office/drawing/2016/5/13/chartex" xmlns:cx8="http://schemas.microsoft.com/office/drawing/2016/5/14/chartex" xmlns:mc="http://schemas.openxmlformats.org/markup-compatibility/2006" xmlns:aink="http://schemas.microsoft.com/office/drawing/2016/ink" xmlns:am3d="http://schemas.microsoft.com/office/drawing/2017/model3d" xmlns:o="urn:schemas-microsoft-com:office:office" xmlns:oel="http://schemas.microsoft.com/office/2019/extlst" xmlns:r="http://schemas.openxmlformats.org/officeDocument/2006/relationships" xmlns:m="http://schemas.openxmlformats.org/officeDocument/2006/math" xmlns:v="urn:schemas-microsoft-com:vml" xmlns:wp14="http://schemas.microsoft.com/office/word/2010/wordprocessingDrawing" xmlns:wp="http://schemas.openxmlformats.org/drawingml/2006/wordprocessingDrawing" xmlns:w10="urn:schemas-microsoft-com:office:word" xmlns:w="http://schemas.openxmlformats.org/wordprocessingml/2006/main" xmlns:w14="http://schemas.microsoft.com/office/word/2010/wordml" xmlns:w15="http://schemas.microsoft.com/office/word/2012/wordml" xmlns:w16cex="http://schemas.microsoft.com/office/word/2018/wordml/cex" xmlns:w16cid="http://schemas.microsoft.com/office/word/2016/wordml/cid" xmlns:w16="http://schemas.microsoft.com/office/word/2018/wordml" xmlns:w16sdtdh="http://schemas.microsoft.com/office/word/2020/wordml/sdtdatahash" xmlns:w16se="http://schemas.microsoft.com/office/word/2015/wordml/symex" xmlns:wpg="http://schemas.microsoft.com/office/word/2010/wordprocessingGroup" xmlns:wpi="http://schemas.microsoft.com/office/word/2010/wordprocessingInk" xmlns:wne="http://schemas.microsoft.com/office/word/2006/wordml" xmlns:wps="http://schemas.microsoft.com/office/word/2010/wordprocessingShape" mc:Ignorable="w14 w15 w16se w16cid w16 w16cex w16sdtdh wp14">
-  <w:p>
-    <w:pPr>
       <w:pStyle w:val="Textoindependiente"/>
       <w:spacing w:line="14" w:lineRule="auto"/>
       <w:rPr>
@@ -4647,7 +3156,405 @@
       <mc:AlternateContent>
         <mc:Choice Requires="wps">
           <w:drawing>
-            <wp:anchor distT="0" distB="0" distL="0" distR="0" simplePos="0" relativeHeight="251660288" behindDoc="1" locked="0" layoutInCell="1" allowOverlap="1" wp14:anchorId="5F63A1BE" wp14:editId="1D40CDC0">
+            <wp:anchor distT="0" distB="0" distL="0" distR="0" simplePos="0" relativeHeight="251657216" behindDoc="1" locked="0" layoutInCell="1" allowOverlap="1" wp14:anchorId="68687332" wp14:editId="457D082C">
+              <wp:simplePos x="0" y="0"/>
+              <wp:positionH relativeFrom="page">
+                <wp:posOffset>142504</wp:posOffset>
+              </wp:positionH>
+              <wp:positionV relativeFrom="page">
+                <wp:posOffset>9660577</wp:posOffset>
+              </wp:positionV>
+              <wp:extent cx="5585196" cy="167739"/>
+              <wp:effectExtent l="0" t="0" r="0" b="0"/>
+              <wp:wrapNone/>
+              <wp:docPr id="2" name="Textbox 2"/>
+              <wp:cNvGraphicFramePr>
+                <a:graphicFrameLocks xmlns:a="http://schemas.openxmlformats.org/drawingml/2006/main"/>
+              </wp:cNvGraphicFramePr>
+              <a:graphic xmlns:a="http://schemas.openxmlformats.org/drawingml/2006/main">
+                <a:graphicData uri="http://schemas.microsoft.com/office/word/2010/wordprocessingShape">
+                  <wps:wsp>
+                    <wps:cNvSpPr txBox="1">
+                      <a:spLocks/>
+                    </wps:cNvSpPr>
+                    <wps:spPr>
+                      <a:xfrm>
+                        <a:off x="0" y="0"/>
+                        <a:ext cx="5585196" cy="167739"/>
+                      </a:xfrm>
+                      <a:prstGeom prst="rect">
+                        <a:avLst/>
+                      </a:prstGeom>
+                    </wps:spPr>
+                    <wps:txbx>
+                      <w:txbxContent>
+                        <w:p>
+                          <w:pPr>
+                            <w:pStyle w:val="Textoindependiente"/>
+                            <w:spacing w:before="20"/>
+                            <w:ind w:left="20"/>
+                          </w:pPr>
+                          <w:r>
+                            <w:rPr>
+                              <w:w w:val="105"/>
+                            </w:rPr>
+                            <w:t>Los</w:t>
+                          </w:r>
+                          <w:r>
+                            <w:rPr>
+                              <w:rFonts w:ascii="Times New Roman" w:hAnsi="Times New Roman"/>
+                              <w:spacing w:val="-8"/>
+                              <w:w w:val="105"/>
+                            </w:rPr>
+                            <w:t xml:space="preserve"> </w:t>
+                          </w:r>
+                          <w:r>
+                            <w:rPr>
+                              <w:w w:val="105"/>
+                            </w:rPr>
+                            <w:t>Timbres</w:t>
+                          </w:r>
+                          <w:r>
+                            <w:rPr>
+                              <w:rFonts w:ascii="Times New Roman" w:hAnsi="Times New Roman"/>
+                              <w:spacing w:val="-6"/>
+                              <w:w w:val="105"/>
+                            </w:rPr>
+                            <w:t xml:space="preserve"> </w:t>
+                          </w:r>
+                          <w:r>
+                            <w:rPr>
+                              <w:w w:val="105"/>
+                            </w:rPr>
+                            <w:t>que</w:t>
+                          </w:r>
+                          <w:r>
+                            <w:rPr>
+                              <w:rFonts w:ascii="Times New Roman" w:hAnsi="Times New Roman"/>
+                              <w:spacing w:val="-5"/>
+                              <w:w w:val="105"/>
+                            </w:rPr>
+                            <w:t xml:space="preserve"> </w:t>
+                          </w:r>
+                          <w:r>
+                            <w:rPr>
+                              <w:w w:val="105"/>
+                            </w:rPr>
+                            <w:t>corresponden</w:t>
+                          </w:r>
+                          <w:r>
+                            <w:rPr>
+                              <w:rFonts w:ascii="Times New Roman" w:hAnsi="Times New Roman"/>
+                              <w:spacing w:val="-4"/>
+                              <w:w w:val="105"/>
+                            </w:rPr>
+                            <w:t xml:space="preserve"> </w:t>
+                          </w:r>
+                          <w:r>
+                            <w:rPr>
+                              <w:w w:val="105"/>
+                            </w:rPr>
+                            <w:t>al</w:t>
+                          </w:r>
+                          <w:r>
+                            <w:rPr>
+                              <w:rFonts w:ascii="Times New Roman" w:hAnsi="Times New Roman"/>
+                              <w:spacing w:val="-4"/>
+                              <w:w w:val="105"/>
+                            </w:rPr>
+                            <w:t xml:space="preserve"> </w:t>
+                          </w:r>
+                          <w:r>
+                            <w:rPr>
+                              <w:w w:val="105"/>
+                            </w:rPr>
+                            <w:t>presente</w:t>
+                          </w:r>
+                          <w:r>
+                            <w:rPr>
+                              <w:rFonts w:ascii="Times New Roman" w:hAnsi="Times New Roman"/>
+                              <w:spacing w:val="-4"/>
+                              <w:w w:val="105"/>
+                            </w:rPr>
+                            <w:t xml:space="preserve"> </w:t>
+                          </w:r>
+                          <w:r>
+                            <w:rPr>
+                              <w:w w:val="105"/>
+                            </w:rPr>
+                            <w:t>documento</w:t>
+                          </w:r>
+                          <w:r>
+                            <w:rPr>
+                              <w:rFonts w:ascii="Times New Roman" w:hAnsi="Times New Roman"/>
+                              <w:spacing w:val="-13"/>
+                              <w:w w:val="105"/>
+                            </w:rPr>
+                            <w:t>,</w:t>
+                          </w:r>
+                          <w:r>
+                            <w:rPr>
+                              <w:rFonts w:ascii="Times New Roman" w:hAnsi="Times New Roman"/>
+                              <w:spacing w:val="-4"/>
+                              <w:w w:val="105"/>
+                            </w:rPr>
+                            <w:t xml:space="preserve"> </w:t>
+                          </w:r>
+                          <w:r>
+                            <w:rPr>
+                              <w:w w:val="105"/>
+                            </w:rPr>
+                            <w:t>son</w:t>
+                          </w:r>
+                          <w:r>
+                            <w:rPr>
+                              <w:rFonts w:ascii="Times New Roman" w:hAnsi="Times New Roman"/>
+                              <w:spacing w:val="-4"/>
+                              <w:w w:val="105"/>
+                            </w:rPr>
+                            <w:t xml:space="preserve"> </w:t>
+                          </w:r>
+                          <w:r>
+                            <w:rPr>
+                              <w:w w:val="105"/>
+                            </w:rPr>
+                            <w:t>pagados</w:t>
+                          </w:r>
+                          <w:r>
+                            <w:rPr>
+                              <w:rFonts w:ascii="Times New Roman" w:hAnsi="Times New Roman"/>
+                              <w:spacing w:val="-5"/>
+                              <w:w w:val="105"/>
+                            </w:rPr>
+                            <w:t xml:space="preserve"> </w:t>
+                          </w:r>
+                          <w:r>
+                            <w:rPr>
+                              <w:w w:val="105"/>
+                            </w:rPr>
+                            <w:t>por</w:t>
+                          </w:r>
+                          <w:r>
+                            <w:rPr>
+                              <w:rFonts w:ascii="Times New Roman" w:hAnsi="Times New Roman"/>
+                              <w:spacing w:val="-4"/>
+                              <w:w w:val="105"/>
+                            </w:rPr>
+                            <w:t xml:space="preserve"> </w:t>
+                          </w:r>
+                          <w:r>
+                            <w:rPr>
+                              <w:spacing w:val="-2"/>
+                              <w:w w:val="105"/>
+                            </w:rPr>
+                            <w:t>declaración.</w:t>
+                          </w:r>
+                        </w:p>
+                      </w:txbxContent>
+                    </wps:txbx>
+                    <wps:bodyPr wrap="square" lIns="0" tIns="0" rIns="0" bIns="0" rtlCol="0">
+                      <a:noAutofit/>
+                    </wps:bodyPr>
+                  </wps:wsp>
+                </a:graphicData>
+              </a:graphic>
+              <wp14:sizeRelH relativeFrom="margin">
+                <wp14:pctWidth>0</wp14:pctWidth>
+              </wp14:sizeRelH>
+              <wp14:sizeRelV relativeFrom="margin">
+                <wp14:pctHeight>0</wp14:pctHeight>
+              </wp14:sizeRelV>
+            </wp:anchor>
+          </w:drawing>
+        </mc:Choice>
+        <mc:Fallback>
+          <w:pict>
+            <v:shapetype w14:anchorId="68687332" id="_x0000_t202" coordsize="21600,21600" o:spt="202" path="m,l,21600r21600,l21600,xe">
+              <v:stroke joinstyle="miter"/>
+              <v:path gradientshapeok="t" o:connecttype="rect"/>
+            </v:shapetype>
+            <v:shape id="Textbox 2" o:spid="_x0000_s1026" type="#_x0000_t202" style="position:absolute;margin-left:11.2pt;margin-top:760.7pt;width:439.8pt;height:13.2pt;z-index:-251659264;visibility:visible;mso-wrap-style:square;mso-width-percent:0;mso-height-percent:0;mso-wrap-distance-left:0;mso-wrap-distance-top:0;mso-wrap-distance-right:0;mso-wrap-distance-bottom:0;mso-position-horizontal:absolute;mso-position-horizontal-relative:page;mso-position-vertical:absolute;mso-position-vertical-relative:page;mso-width-percent:0;mso-height-percent:0;mso-width-relative:margin;mso-height-relative:margin;v-text-anchor:top" o:gfxdata="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" filled="f" stroked="f">
+              <v:textbox inset="0,0,0,0">
+                <w:txbxContent>
+                  <w:p>
+                    <w:pPr>
+                      <w:pStyle w:val="Textoindependiente"/>
+                      <w:spacing w:before="20"/>
+                      <w:ind w:left="20"/>
+                    </w:pPr>
+                    <w:r>
+                      <w:rPr>
+                        <w:w w:val="105"/>
+                      </w:rPr>
+                      <w:t>Los</w:t>
+                    </w:r>
+                    <w:r>
+                      <w:rPr>
+                        <w:rFonts w:ascii="Times New Roman" w:hAnsi="Times New Roman"/>
+                        <w:spacing w:val="-8"/>
+                        <w:w w:val="105"/>
+                      </w:rPr>
+                      <w:t xml:space="preserve"> </w:t>
+                    </w:r>
+                    <w:r>
+                      <w:rPr>
+                        <w:w w:val="105"/>
+                      </w:rPr>
+                      <w:t>Timbres</w:t>
+                    </w:r>
+                    <w:r>
+                      <w:rPr>
+                        <w:rFonts w:ascii="Times New Roman" w:hAnsi="Times New Roman"/>
+                        <w:spacing w:val="-6"/>
+                        <w:w w:val="105"/>
+                      </w:rPr>
+                      <w:t xml:space="preserve"> </w:t>
+                    </w:r>
+                    <w:r>
+                      <w:rPr>
+                        <w:w w:val="105"/>
+                      </w:rPr>
+                      <w:t>que</w:t>
+                    </w:r>
+                    <w:r>
+                      <w:rPr>
+                        <w:rFonts w:ascii="Times New Roman" w:hAnsi="Times New Roman"/>
+                        <w:spacing w:val="-5"/>
+                        <w:w w:val="105"/>
+                      </w:rPr>
+                      <w:t xml:space="preserve"> </w:t>
+                    </w:r>
+                    <w:r>
+                      <w:rPr>
+                        <w:w w:val="105"/>
+                      </w:rPr>
+                      <w:t>corresponden</w:t>
+                    </w:r>
+                    <w:r>
+                      <w:rPr>
+                        <w:rFonts w:ascii="Times New Roman" w:hAnsi="Times New Roman"/>
+                        <w:spacing w:val="-4"/>
+                        <w:w w:val="105"/>
+                      </w:rPr>
+                      <w:t xml:space="preserve"> </w:t>
+                    </w:r>
+                    <w:r>
+                      <w:rPr>
+                        <w:w w:val="105"/>
+                      </w:rPr>
+                      <w:t>al</w:t>
+                    </w:r>
+                    <w:r>
+                      <w:rPr>
+                        <w:rFonts w:ascii="Times New Roman" w:hAnsi="Times New Roman"/>
+                        <w:spacing w:val="-4"/>
+                        <w:w w:val="105"/>
+                      </w:rPr>
+                      <w:t xml:space="preserve"> </w:t>
+                    </w:r>
+                    <w:r>
+                      <w:rPr>
+                        <w:w w:val="105"/>
+                      </w:rPr>
+                      <w:t>presente</w:t>
+                    </w:r>
+                    <w:r>
+                      <w:rPr>
+                        <w:rFonts w:ascii="Times New Roman" w:hAnsi="Times New Roman"/>
+                        <w:spacing w:val="-4"/>
+                        <w:w w:val="105"/>
+                      </w:rPr>
+                      <w:t xml:space="preserve"> </w:t>
+                    </w:r>
+                    <w:r>
+                      <w:rPr>
+                        <w:w w:val="105"/>
+                      </w:rPr>
+                      <w:t>documento</w:t>
+                    </w:r>
+                    <w:r>
+                      <w:rPr>
+                        <w:rFonts w:ascii="Times New Roman" w:hAnsi="Times New Roman"/>
+                        <w:spacing w:val="-13"/>
+                        <w:w w:val="105"/>
+                      </w:rPr>
+                      <w:t>,</w:t>
+                    </w:r>
+                    <w:r>
+                      <w:rPr>
+                        <w:rFonts w:ascii="Times New Roman" w:hAnsi="Times New Roman"/>
+                        <w:spacing w:val="-4"/>
+                        <w:w w:val="105"/>
+                      </w:rPr>
+                      <w:t xml:space="preserve"> </w:t>
+                    </w:r>
+                    <w:r>
+                      <w:rPr>
+                        <w:w w:val="105"/>
+                      </w:rPr>
+                      <w:t>son</w:t>
+                    </w:r>
+                    <w:r>
+                      <w:rPr>
+                        <w:rFonts w:ascii="Times New Roman" w:hAnsi="Times New Roman"/>
+                        <w:spacing w:val="-4"/>
+                        <w:w w:val="105"/>
+                      </w:rPr>
+                      <w:t xml:space="preserve"> </w:t>
+                    </w:r>
+                    <w:r>
+                      <w:rPr>
+                        <w:w w:val="105"/>
+                      </w:rPr>
+                      <w:t>pagados</w:t>
+                    </w:r>
+                    <w:r>
+                      <w:rPr>
+                        <w:rFonts w:ascii="Times New Roman" w:hAnsi="Times New Roman"/>
+                        <w:spacing w:val="-5"/>
+                        <w:w w:val="105"/>
+                      </w:rPr>
+                      <w:t xml:space="preserve"> </w:t>
+                    </w:r>
+                    <w:r>
+                      <w:rPr>
+                        <w:w w:val="105"/>
+                      </w:rPr>
+                      <w:t>por</w:t>
+                    </w:r>
+                    <w:r>
+                      <w:rPr>
+                        <w:rFonts w:ascii="Times New Roman" w:hAnsi="Times New Roman"/>
+                        <w:spacing w:val="-4"/>
+                        <w:w w:val="105"/>
+                      </w:rPr>
+                      <w:t xml:space="preserve"> </w:t>
+                    </w:r>
+                    <w:r>
+                      <w:rPr>
+                        <w:spacing w:val="-2"/>
+                        <w:w w:val="105"/>
+                      </w:rPr>
+                      <w:t>declaración.</w:t>
+                    </w:r>
+                  </w:p>
+                </w:txbxContent>
+              </v:textbox>
+              <w10:wrap anchorx="page" anchory="page"/>
+            </v:shape>
+          </w:pict>
+        </mc:Fallback>
+      </mc:AlternateContent>
+    </w:r>
+    <w:r>
+      <w:rPr>
+        <w:noProof/>
+        <w:sz w:val="20"/>
+      </w:rPr>
+      <mc:AlternateContent>
+        <mc:Choice Requires="wps">
+          <w:drawing>
+            <wp:anchor distT="0" distB="0" distL="0" distR="0" simplePos="0" relativeHeight="251662336" behindDoc="1" locked="0" layoutInCell="1" allowOverlap="1" wp14:anchorId="5F63A1BE" wp14:editId="2DB78BBC">
               <wp:simplePos x="0" y="0"/>
               <wp:positionH relativeFrom="page">
                 <wp:posOffset>130628</wp:posOffset>
@@ -4868,11 +3775,7 @@
         </mc:Choice>
         <mc:Fallback>
           <w:pict>
-            <v:shapetype w14:anchorId="5F63A1BE" id="_x0000_t202" coordsize="21600,21600" o:spt="202" path="m,l,21600r21600,l21600,xe">
-              <v:stroke joinstyle="miter"/>
-              <v:path gradientshapeok="t" o:connecttype="rect"/>
-            </v:shapetype>
-            <v:shape id="Textbox 3" o:spid="_x0000_s1026" type="#_x0000_t202" style="position:absolute;margin-left:10.3pt;margin-top:779.4pt;width:435.2pt;height:10pt;z-index:-251656192;visibility:visible;mso-wrap-style:square;mso-width-percent:0;mso-height-percent:0;mso-wrap-distance-left:0;mso-wrap-distance-top:0;mso-wrap-distance-right:0;mso-wrap-distance-bottom:0;mso-position-horizontal:absolute;mso-position-horizontal-relative:page;mso-position-vertical:absolute;mso-position-vertical-relative:page;mso-width-percent:0;mso-height-percent:0;mso-width-relative:margin;mso-height-relative:margin;v-text-anchor:top" o:gfxdata="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" filled="f" stroked="f">
+            <v:shape w14:anchorId="5F63A1BE" id="Textbox 3" o:spid="_x0000_s1027" type="#_x0000_t202" style="position:absolute;margin-left:10.3pt;margin-top:779.4pt;width:435.2pt;height:10pt;z-index:-251654144;visibility:visible;mso-wrap-style:square;mso-width-percent:0;mso-height-percent:0;mso-wrap-distance-left:0;mso-wrap-distance-top:0;mso-wrap-distance-right:0;mso-wrap-distance-bottom:0;mso-position-horizontal:absolute;mso-position-horizontal-relative:page;mso-position-vertical:absolute;mso-position-vertical-relative:page;mso-width-percent:0;mso-height-percent:0;mso-width-relative:margin;mso-height-relative:margin;v-text-anchor:top" o:gfxdata="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" filled="f" stroked="f">
               <v:textbox inset="0,0,0,0">
                 <w:txbxContent>
                   <w:p>
@@ -5061,7 +3964,7 @@
       <mc:AlternateContent>
         <mc:Choice Requires="wps">
           <w:drawing>
-            <wp:anchor distT="0" distB="0" distL="0" distR="0" simplePos="0" relativeHeight="251656192" behindDoc="1" locked="0" layoutInCell="1" allowOverlap="1" wp14:anchorId="3B1BE6F3" wp14:editId="3877D663">
+            <wp:anchor distT="0" distB="0" distL="0" distR="0" simplePos="0" relativeHeight="251652096" behindDoc="1" locked="0" layoutInCell="1" allowOverlap="1" wp14:anchorId="3B1BE6F3" wp14:editId="44579CC1">
               <wp:simplePos x="0" y="0"/>
               <wp:positionH relativeFrom="page">
                 <wp:posOffset>5895975</wp:posOffset>
@@ -5155,6 +4058,7 @@
                             </w:rPr>
                             <w:t xml:space="preserve"> </w:t>
                           </w:r>
+                          <w:proofErr w:type="gramStart"/>
                           <w:r>
                             <w:rPr>
                               <w:rFonts w:ascii="Verdana"/>
@@ -5178,7 +4082,16 @@
                               <w:w w:val="105"/>
                               <w:sz w:val="11"/>
                             </w:rPr>
-                            <w:t>507)</w:t>
+                            <w:t>507</w:t>
+                          </w:r>
+                          <w:proofErr w:type="gramEnd"/>
+                          <w:r>
+                            <w:rPr>
+                              <w:rFonts w:ascii="Verdana"/>
+                              <w:w w:val="105"/>
+                              <w:sz w:val="11"/>
+                            </w:rPr>
+                            <w:t>)</w:t>
                           </w:r>
                           <w:r>
                             <w:rPr>
@@ -5233,6 +4146,7 @@
                             </w:rPr>
                             <w:t xml:space="preserve"> </w:t>
                           </w:r>
+                          <w:proofErr w:type="gramStart"/>
                           <w:r>
                             <w:rPr>
                               <w:rFonts w:ascii="Verdana"/>
@@ -5256,7 +4170,16 @@
                               <w:w w:val="105"/>
                               <w:sz w:val="11"/>
                             </w:rPr>
-                            <w:t>507)</w:t>
+                            <w:t>507</w:t>
+                          </w:r>
+                          <w:proofErr w:type="gramEnd"/>
+                          <w:r>
+                            <w:rPr>
+                              <w:rFonts w:ascii="Verdana"/>
+                              <w:w w:val="105"/>
+                              <w:sz w:val="11"/>
+                            </w:rPr>
+                            <w:t>)</w:t>
                           </w:r>
                           <w:r>
                             <w:rPr>
@@ -5298,7 +4221,7 @@
         </mc:Choice>
         <mc:Fallback>
           <w:pict>
-            <v:shape w14:anchorId="3B1BE6F3" id="Textbox 1" o:spid="_x0000_s1027" type="#_x0000_t202" style="position:absolute;margin-left:464.25pt;margin-top:756.3pt;width:67.7pt;height:29.95pt;z-index:-251660288;visibility:visible;mso-wrap-style:square;mso-wrap-distance-left:0;mso-wrap-distance-top:0;mso-wrap-distance-right:0;mso-wrap-distance-bottom:0;mso-position-horizontal:absolute;mso-position-horizontal-relative:page;mso-position-vertical:absolute;mso-position-vertical-relative:page;v-text-anchor:top" o:gfxdata="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" filled="f" stroked="f">
+            <v:shape w14:anchorId="3B1BE6F3" id="Textbox 1" o:spid="_x0000_s1028" type="#_x0000_t202" style="position:absolute;margin-left:464.25pt;margin-top:756.3pt;width:67.7pt;height:29.95pt;z-index:-251664384;visibility:visible;mso-wrap-style:square;mso-wrap-distance-left:0;mso-wrap-distance-top:0;mso-wrap-distance-right:0;mso-wrap-distance-bottom:0;mso-position-horizontal:absolute;mso-position-horizontal-relative:page;mso-position-vertical:absolute;mso-position-vertical-relative:page;v-text-anchor:top" o:gfxdata="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" filled="f" stroked="f">
               <v:textbox inset="0,0,0,0">
                 <w:txbxContent>
                   <w:p>
@@ -5363,6 +4286,7 @@
                       </w:rPr>
                       <w:t xml:space="preserve"> </w:t>
                     </w:r>
+                    <w:proofErr w:type="gramStart"/>
                     <w:r>
                       <w:rPr>
                         <w:rFonts w:ascii="Verdana"/>
@@ -5386,7 +4310,16 @@
                         <w:w w:val="105"/>
                         <w:sz w:val="11"/>
                       </w:rPr>
-                      <w:t>507)</w:t>
+                      <w:t>507</w:t>
+                    </w:r>
+                    <w:proofErr w:type="gramEnd"/>
+                    <w:r>
+                      <w:rPr>
+                        <w:rFonts w:ascii="Verdana"/>
+                        <w:w w:val="105"/>
+                        <w:sz w:val="11"/>
+                      </w:rPr>
+                      <w:t>)</w:t>
                     </w:r>
                     <w:r>
                       <w:rPr>
@@ -5441,6 +4374,7 @@
                       </w:rPr>
                       <w:t xml:space="preserve"> </w:t>
                     </w:r>
+                    <w:proofErr w:type="gramStart"/>
                     <w:r>
                       <w:rPr>
                         <w:rFonts w:ascii="Verdana"/>
@@ -5464,7 +4398,16 @@
                         <w:w w:val="105"/>
                         <w:sz w:val="11"/>
                       </w:rPr>
-                      <w:t>507)</w:t>
+                      <w:t>507</w:t>
+                    </w:r>
+                    <w:proofErr w:type="gramEnd"/>
+                    <w:r>
+                      <w:rPr>
+                        <w:rFonts w:ascii="Verdana"/>
+                        <w:w w:val="105"/>
+                        <w:sz w:val="11"/>
+                      </w:rPr>
+                      <w:t>)</w:t>
                     </w:r>
                     <w:r>
                       <w:rPr>
@@ -5501,404 +4444,6 @@
         </mc:Fallback>
       </mc:AlternateContent>
     </w:r>
-    <w:r>
-      <w:rPr>
-        <w:noProof/>
-        <w:sz w:val="20"/>
-      </w:rPr>
-      <mc:AlternateContent>
-        <mc:Choice Requires="wps">
-          <w:drawing>
-            <wp:anchor distT="0" distB="0" distL="0" distR="0" simplePos="0" relativeHeight="251658240" behindDoc="1" locked="0" layoutInCell="1" allowOverlap="1" wp14:anchorId="68687332" wp14:editId="56BA0C91">
-              <wp:simplePos x="0" y="0"/>
-              <wp:positionH relativeFrom="page">
-                <wp:posOffset>142875</wp:posOffset>
-              </wp:positionH>
-              <wp:positionV relativeFrom="page">
-                <wp:posOffset>9659518</wp:posOffset>
-              </wp:positionV>
-              <wp:extent cx="3048000" cy="114300"/>
-              <wp:effectExtent l="0" t="0" r="0" b="0"/>
-              <wp:wrapNone/>
-              <wp:docPr id="2" name="Textbox 2"/>
-              <wp:cNvGraphicFramePr>
-                <a:graphicFrameLocks xmlns:a="http://schemas.openxmlformats.org/drawingml/2006/main"/>
-              </wp:cNvGraphicFramePr>
-              <a:graphic xmlns:a="http://schemas.openxmlformats.org/drawingml/2006/main">
-                <a:graphicData uri="http://schemas.microsoft.com/office/word/2010/wordprocessingShape">
-                  <wps:wsp>
-                    <wps:cNvSpPr txBox="1">
-                      <a:spLocks/>
-                    </wps:cNvSpPr>
-                    <wps:spPr>
-                      <a:xfrm>
-                        <a:off x="0" y="0"/>
-                        <a:ext cx="3048000" cy="114300"/>
-                      </a:xfrm>
-                      <a:prstGeom prst="rect">
-                        <a:avLst/>
-                      </a:prstGeom>
-                    </wps:spPr>
-                    <wps:txbx>
-                      <w:txbxContent>
-                        <w:p>
-                          <w:pPr>
-                            <w:pStyle w:val="Textoindependiente"/>
-                            <w:spacing w:before="20"/>
-                            <w:ind w:left="20"/>
-                          </w:pPr>
-                          <w:r>
-                            <w:rPr>
-                              <w:w w:val="105"/>
-                            </w:rPr>
-                            <w:t>Los</w:t>
-                          </w:r>
-                          <w:r>
-                            <w:rPr>
-                              <w:rFonts w:ascii="Times New Roman" w:hAnsi="Times New Roman"/>
-                              <w:spacing w:val="-8"/>
-                              <w:w w:val="105"/>
-                            </w:rPr>
-                            <w:t xml:space="preserve"> </w:t>
-                          </w:r>
-                          <w:r>
-                            <w:rPr>
-                              <w:w w:val="105"/>
-                            </w:rPr>
-                            <w:t>Timbres</w:t>
-                          </w:r>
-                          <w:r>
-                            <w:rPr>
-                              <w:rFonts w:ascii="Times New Roman" w:hAnsi="Times New Roman"/>
-                              <w:spacing w:val="-6"/>
-                              <w:w w:val="105"/>
-                            </w:rPr>
-                            <w:t xml:space="preserve"> </w:t>
-                          </w:r>
-                          <w:r>
-                            <w:rPr>
-                              <w:w w:val="105"/>
-                            </w:rPr>
-                            <w:t>que</w:t>
-                          </w:r>
-                          <w:r>
-                            <w:rPr>
-                              <w:rFonts w:ascii="Times New Roman" w:hAnsi="Times New Roman"/>
-                              <w:spacing w:val="-5"/>
-                              <w:w w:val="105"/>
-                            </w:rPr>
-                            <w:t xml:space="preserve"> </w:t>
-                          </w:r>
-                          <w:r>
-                            <w:rPr>
-                              <w:w w:val="105"/>
-                            </w:rPr>
-                            <w:t>corresponden</w:t>
-                          </w:r>
-                          <w:r>
-                            <w:rPr>
-                              <w:rFonts w:ascii="Times New Roman" w:hAnsi="Times New Roman"/>
-                              <w:spacing w:val="-4"/>
-                              <w:w w:val="105"/>
-                            </w:rPr>
-                            <w:t xml:space="preserve"> </w:t>
-                          </w:r>
-                          <w:r>
-                            <w:rPr>
-                              <w:w w:val="105"/>
-                            </w:rPr>
-                            <w:t>al</w:t>
-                          </w:r>
-                          <w:r>
-                            <w:rPr>
-                              <w:rFonts w:ascii="Times New Roman" w:hAnsi="Times New Roman"/>
-                              <w:spacing w:val="-4"/>
-                              <w:w w:val="105"/>
-                            </w:rPr>
-                            <w:t xml:space="preserve"> </w:t>
-                          </w:r>
-                          <w:r>
-                            <w:rPr>
-                              <w:w w:val="105"/>
-                            </w:rPr>
-                            <w:t>presente</w:t>
-                          </w:r>
-                          <w:r>
-                            <w:rPr>
-                              <w:rFonts w:ascii="Times New Roman" w:hAnsi="Times New Roman"/>
-                              <w:spacing w:val="-4"/>
-                              <w:w w:val="105"/>
-                            </w:rPr>
-                            <w:t xml:space="preserve"> </w:t>
-                          </w:r>
-                          <w:r>
-                            <w:rPr>
-                              <w:w w:val="105"/>
-                            </w:rPr>
-                            <w:t>documento</w:t>
-                          </w:r>
-                          <w:r>
-                            <w:rPr>
-                              <w:rFonts w:ascii="Times New Roman" w:hAnsi="Times New Roman"/>
-                              <w:spacing w:val="-13"/>
-                              <w:w w:val="105"/>
-                            </w:rPr>
-                            <w:t>,</w:t>
-                          </w:r>
-                          <w:r>
-                            <w:rPr>
-                              <w:rFonts w:ascii="Times New Roman" w:hAnsi="Times New Roman"/>
-                              <w:spacing w:val="-4"/>
-                              <w:w w:val="105"/>
-                            </w:rPr>
-                            <w:t xml:space="preserve"> </w:t>
-                          </w:r>
-                          <w:r>
-                            <w:rPr>
-                              <w:w w:val="105"/>
-                            </w:rPr>
-                            <w:t>son</w:t>
-                          </w:r>
-                          <w:r>
-                            <w:rPr>
-                              <w:rFonts w:ascii="Times New Roman" w:hAnsi="Times New Roman"/>
-                              <w:spacing w:val="-4"/>
-                              <w:w w:val="105"/>
-                            </w:rPr>
-                            <w:t xml:space="preserve"> </w:t>
-                          </w:r>
-                          <w:r>
-                            <w:rPr>
-                              <w:w w:val="105"/>
-                            </w:rPr>
-                            <w:t>pagados</w:t>
-                          </w:r>
-                          <w:r>
-                            <w:rPr>
-                              <w:rFonts w:ascii="Times New Roman" w:hAnsi="Times New Roman"/>
-                              <w:spacing w:val="-5"/>
-                              <w:w w:val="105"/>
-                            </w:rPr>
-                            <w:t xml:space="preserve"> </w:t>
-                          </w:r>
-                          <w:r>
-                            <w:rPr>
-                              <w:w w:val="105"/>
-                            </w:rPr>
-                            <w:t>por</w:t>
-                          </w:r>
-                          <w:r>
-                            <w:rPr>
-                              <w:rFonts w:ascii="Times New Roman" w:hAnsi="Times New Roman"/>
-                              <w:spacing w:val="-4"/>
-                              <w:w w:val="105"/>
-                            </w:rPr>
-                            <w:t xml:space="preserve"> </w:t>
-                          </w:r>
-                          <w:r>
-                            <w:rPr>
-                              <w:spacing w:val="-2"/>
-                              <w:w w:val="105"/>
-                            </w:rPr>
-                            <w:t>declaración.</w:t>
-                          </w:r>
-                        </w:p>
-                      </w:txbxContent>
-                    </wps:txbx>
-                    <wps:bodyPr wrap="square" lIns="0" tIns="0" rIns="0" bIns="0" rtlCol="0">
-                      <a:noAutofit/>
-                    </wps:bodyPr>
-                  </wps:wsp>
-                </a:graphicData>
-              </a:graphic>
-            </wp:anchor>
-          </w:drawing>
-        </mc:Choice>
-        <mc:Fallback>
-          <w:pict>
-            <v:shape w14:anchorId="68687332" id="Textbox 2" o:spid="_x0000_s1028" type="#_x0000_t202" style="position:absolute;margin-left:11.25pt;margin-top:760.6pt;width:240pt;height:9pt;z-index:-251658240;visibility:visible;mso-wrap-style:square;mso-wrap-distance-left:0;mso-wrap-distance-top:0;mso-wrap-distance-right:0;mso-wrap-distance-bottom:0;mso-position-horizontal:absolute;mso-position-horizontal-relative:page;mso-position-vertical:absolute;mso-position-vertical-relative:page;v-text-anchor:top" o:gfxdata="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" filled="f" stroked="f">
-              <v:textbox inset="0,0,0,0">
-                <w:txbxContent>
-                  <w:p>
-                    <w:pPr>
-                      <w:pStyle w:val="Textoindependiente"/>
-                      <w:spacing w:before="20"/>
-                      <w:ind w:left="20"/>
-                    </w:pPr>
-                    <w:r>
-                      <w:rPr>
-                        <w:w w:val="105"/>
-                      </w:rPr>
-                      <w:t>Los</w:t>
-                    </w:r>
-                    <w:r>
-                      <w:rPr>
-                        <w:rFonts w:ascii="Times New Roman" w:hAnsi="Times New Roman"/>
-                        <w:spacing w:val="-8"/>
-                        <w:w w:val="105"/>
-                      </w:rPr>
-                      <w:t xml:space="preserve"> </w:t>
-                    </w:r>
-                    <w:r>
-                      <w:rPr>
-                        <w:w w:val="105"/>
-                      </w:rPr>
-                      <w:t>Timbres</w:t>
-                    </w:r>
-                    <w:r>
-                      <w:rPr>
-                        <w:rFonts w:ascii="Times New Roman" w:hAnsi="Times New Roman"/>
-                        <w:spacing w:val="-6"/>
-                        <w:w w:val="105"/>
-                      </w:rPr>
-                      <w:t xml:space="preserve"> </w:t>
-                    </w:r>
-                    <w:r>
-                      <w:rPr>
-                        <w:w w:val="105"/>
-                      </w:rPr>
-                      <w:t>que</w:t>
-                    </w:r>
-                    <w:r>
-                      <w:rPr>
-                        <w:rFonts w:ascii="Times New Roman" w:hAnsi="Times New Roman"/>
-                        <w:spacing w:val="-5"/>
-                        <w:w w:val="105"/>
-                      </w:rPr>
-                      <w:t xml:space="preserve"> </w:t>
-                    </w:r>
-                    <w:r>
-                      <w:rPr>
-                        <w:w w:val="105"/>
-                      </w:rPr>
-                      <w:t>corresponden</w:t>
-                    </w:r>
-                    <w:r>
-                      <w:rPr>
-                        <w:rFonts w:ascii="Times New Roman" w:hAnsi="Times New Roman"/>
-                        <w:spacing w:val="-4"/>
-                        <w:w w:val="105"/>
-                      </w:rPr>
-                      <w:t xml:space="preserve"> </w:t>
-                    </w:r>
-                    <w:r>
-                      <w:rPr>
-                        <w:w w:val="105"/>
-                      </w:rPr>
-                      <w:t>al</w:t>
-                    </w:r>
-                    <w:r>
-                      <w:rPr>
-                        <w:rFonts w:ascii="Times New Roman" w:hAnsi="Times New Roman"/>
-                        <w:spacing w:val="-4"/>
-                        <w:w w:val="105"/>
-                      </w:rPr>
-                      <w:t xml:space="preserve"> </w:t>
-                    </w:r>
-                    <w:r>
-                      <w:rPr>
-                        <w:w w:val="105"/>
-                      </w:rPr>
-                      <w:t>presente</w:t>
-                    </w:r>
-                    <w:r>
-                      <w:rPr>
-                        <w:rFonts w:ascii="Times New Roman" w:hAnsi="Times New Roman"/>
-                        <w:spacing w:val="-4"/>
-                        <w:w w:val="105"/>
-                      </w:rPr>
-                      <w:t xml:space="preserve"> </w:t>
-                    </w:r>
-                    <w:r>
-                      <w:rPr>
-                        <w:w w:val="105"/>
-                      </w:rPr>
-                      <w:t>documento</w:t>
-                    </w:r>
-                    <w:r>
-                      <w:rPr>
-                        <w:rFonts w:ascii="Times New Roman" w:hAnsi="Times New Roman"/>
-                        <w:spacing w:val="-13"/>
-                        <w:w w:val="105"/>
-                      </w:rPr>
-                      <w:t>,</w:t>
-                    </w:r>
-                    <w:r>
-                      <w:rPr>
-                        <w:rFonts w:ascii="Times New Roman" w:hAnsi="Times New Roman"/>
-                        <w:spacing w:val="-4"/>
-                        <w:w w:val="105"/>
-                      </w:rPr>
-                      <w:t xml:space="preserve"> </w:t>
-                    </w:r>
-                    <w:r>
-                      <w:rPr>
-                        <w:w w:val="105"/>
-                      </w:rPr>
-                      <w:t>son</w:t>
-                    </w:r>
-                    <w:r>
-                      <w:rPr>
-                        <w:rFonts w:ascii="Times New Roman" w:hAnsi="Times New Roman"/>
-                        <w:spacing w:val="-4"/>
-                        <w:w w:val="105"/>
-                      </w:rPr>
-                      <w:t xml:space="preserve"> </w:t>
-                    </w:r>
-                    <w:r>
-                      <w:rPr>
-                        <w:w w:val="105"/>
-                      </w:rPr>
-                      <w:t>pagados</w:t>
-                    </w:r>
-                    <w:r>
-                      <w:rPr>
-                        <w:rFonts w:ascii="Times New Roman" w:hAnsi="Times New Roman"/>
-                        <w:spacing w:val="-5"/>
-                        <w:w w:val="105"/>
-                      </w:rPr>
-                      <w:t xml:space="preserve"> </w:t>
-                    </w:r>
-                    <w:r>
-                      <w:rPr>
-                        <w:w w:val="105"/>
-                      </w:rPr>
-                      <w:t>por</w:t>
-                    </w:r>
-                    <w:r>
-                      <w:rPr>
-                        <w:rFonts w:ascii="Times New Roman" w:hAnsi="Times New Roman"/>
-                        <w:spacing w:val="-4"/>
-                        <w:w w:val="105"/>
-                      </w:rPr>
-                      <w:t xml:space="preserve"> </w:t>
-                    </w:r>
-                    <w:r>
-                      <w:rPr>
-                        <w:spacing w:val="-2"/>
-                        <w:w w:val="105"/>
-                      </w:rPr>
-                      <w:t>declaración.</w:t>
-                    </w:r>
-                  </w:p>
-                </w:txbxContent>
-              </v:textbox>
-              <w10:wrap anchorx="page" anchory="page"/>
-            </v:shape>
-          </w:pict>
-        </mc:Fallback>
-      </mc:AlternateContent>
-    </w:r>
-  </w:p>
-</w:ftr>
-</file>
-
-<file path=word/footer3.xml><?xml version="1.0" encoding="utf-8"?>
-<w:ftr xmlns:wpc="http://schemas.microsoft.com/office/word/2010/wordprocessingCanvas" xmlns:cx="http://schemas.microsoft.com/office/drawing/2014/chartex" xmlns:cx1="http://schemas.microsoft.com/office/drawing/2015/9/8/chartex" xmlns:cx2="http://schemas.microsoft.com/office/drawing/2015/10/21/chartex" xmlns:cx3="http://schemas.microsoft.com/office/drawing/2016/5/9/chartex" xmlns:cx4="http://schemas.microsoft.com/office/drawing/2016/5/10/chartex" xmlns:cx5="http://schemas.microsoft.com/office/drawing/2016/5/11/chartex" xmlns:cx6="http://schemas.microsoft.com/office/drawing/2016/5/12/chartex" xmlns:cx7="http://schemas.microsoft.com/office/drawing/2016/5/13/chartex" xmlns:cx8="http://schemas.microsoft.com/office/drawing/2016/5/14/chartex" xmlns:mc="http://schemas.openxmlformats.org/markup-compatibility/2006" xmlns:aink="http://schemas.microsoft.com/office/drawing/2016/ink" xmlns:am3d="http://schemas.microsoft.com/office/drawing/2017/model3d" xmlns:o="urn:schemas-microsoft-com:office:office" xmlns:oel="http://schemas.microsoft.com/office/2019/extlst" xmlns:r="http://schemas.openxmlformats.org/officeDocument/2006/relationships" xmlns:m="http://schemas.openxmlformats.org/officeDocument/2006/math" xmlns:v="urn:schemas-microsoft-com:vml" xmlns:wp14="http://schemas.microsoft.com/office/word/2010/wordprocessingDrawing" xmlns:wp="http://schemas.openxmlformats.org/drawingml/2006/wordprocessingDrawing" xmlns:w10="urn:schemas-microsoft-com:office:word" xmlns:w="http://schemas.openxmlformats.org/wordprocessingml/2006/main" xmlns:w14="http://schemas.microsoft.com/office/word/2010/wordml" xmlns:w15="http://schemas.microsoft.com/office/word/2012/wordml" xmlns:w16cex="http://schemas.microsoft.com/office/word/2018/wordml/cex" xmlns:w16cid="http://schemas.microsoft.com/office/word/2016/wordml/cid" xmlns:w16="http://schemas.microsoft.com/office/word/2018/wordml" xmlns:w16sdtdh="http://schemas.microsoft.com/office/word/2020/wordml/sdtdatahash" xmlns:w16se="http://schemas.microsoft.com/office/word/2015/wordml/symex" xmlns:wpg="http://schemas.microsoft.com/office/word/2010/wordprocessingGroup" xmlns:wpi="http://schemas.microsoft.com/office/word/2010/wordprocessingInk" xmlns:wne="http://schemas.microsoft.com/office/word/2006/wordml" xmlns:wps="http://schemas.microsoft.com/office/word/2010/wordprocessingShape" mc:Ignorable="w14 w15 w16se w16cid w16 w16cex w16sdtdh wp14">
-  <w:p>
-    <w:pPr>
-      <w:pStyle w:val="Piedepgina"/>
-    </w:pPr>
   </w:p>
 </w:ftr>
 </file>
@@ -5925,21 +4470,76 @@
 <file path=word/header1.xml><?xml version="1.0" encoding="utf-8"?>
 <w:hdr xmlns:wpc="http://schemas.microsoft.com/office/word/2010/wordprocessingCanvas" xmlns:cx="http://schemas.microsoft.com/office/drawing/2014/chartex" xmlns:cx1="http://schemas.microsoft.com/office/drawing/2015/9/8/chartex" xmlns:cx2="http://schemas.microsoft.com/office/drawing/2015/10/21/chartex" xmlns:cx3="http://schemas.microsoft.com/office/drawing/2016/5/9/chartex" xmlns:cx4="http://schemas.microsoft.com/office/drawing/2016/5/10/chartex" xmlns:cx5="http://schemas.microsoft.com/office/drawing/2016/5/11/chartex" xmlns:cx6="http://schemas.microsoft.com/office/drawing/2016/5/12/chartex" xmlns:cx7="http://schemas.microsoft.com/office/drawing/2016/5/13/chartex" xmlns:cx8="http://schemas.microsoft.com/office/drawing/2016/5/14/chartex" xmlns:mc="http://schemas.openxmlformats.org/markup-compatibility/2006" xmlns:aink="http://schemas.microsoft.com/office/drawing/2016/ink" xmlns:am3d="http://schemas.microsoft.com/office/drawing/2017/model3d" xmlns:o="urn:schemas-microsoft-com:office:office" xmlns:oel="http://schemas.microsoft.com/office/2019/extlst" xmlns:r="http://schemas.openxmlformats.org/officeDocument/2006/relationships" xmlns:m="http://schemas.openxmlformats.org/officeDocument/2006/math" xmlns:v="urn:schemas-microsoft-com:vml" xmlns:wp14="http://schemas.microsoft.com/office/word/2010/wordprocessingDrawing" xmlns:wp="http://schemas.openxmlformats.org/drawingml/2006/wordprocessingDrawing" xmlns:w10="urn:schemas-microsoft-com:office:word" xmlns:w="http://schemas.openxmlformats.org/wordprocessingml/2006/main" xmlns:w14="http://schemas.microsoft.com/office/word/2010/wordml" xmlns:w15="http://schemas.microsoft.com/office/word/2012/wordml" xmlns:w16cex="http://schemas.microsoft.com/office/word/2018/wordml/cex" xmlns:w16cid="http://schemas.microsoft.com/office/word/2016/wordml/cid" xmlns:w16="http://schemas.microsoft.com/office/word/2018/wordml" xmlns:w16sdtdh="http://schemas.microsoft.com/office/word/2020/wordml/sdtdatahash" xmlns:w16se="http://schemas.microsoft.com/office/word/2015/wordml/symex" xmlns:wpg="http://schemas.microsoft.com/office/word/2010/wordprocessingGroup" xmlns:wpi="http://schemas.microsoft.com/office/word/2010/wordprocessingInk" xmlns:wne="http://schemas.microsoft.com/office/word/2006/wordml" xmlns:wps="http://schemas.microsoft.com/office/word/2010/wordprocessingShape" mc:Ignorable="w14 w15 w16se w16cid w16 w16cex w16sdtdh wp14">
   <w:p>
-    <w:pPr>
-      <w:pStyle w:val="Encabezado"/>
-    </w:pPr>
+    <w:r>
+      <w:rPr>
+        <w:b/>
+        <w:bCs/>
+        <w:noProof/>
+        <w:sz w:val="24"/>
+        <w:szCs w:val="24"/>
+      </w:rPr>
+      <w:drawing>
+        <wp:anchor distT="0" distB="0" distL="114300" distR="114300" simplePos="0" relativeHeight="251656192" behindDoc="0" locked="0" layoutInCell="1" allowOverlap="1" wp14:anchorId="7EAC36AD" wp14:editId="67481A6C">
+          <wp:simplePos x="0" y="0"/>
+          <wp:positionH relativeFrom="column">
+            <wp:posOffset>207117</wp:posOffset>
+          </wp:positionH>
+          <wp:positionV relativeFrom="paragraph">
+            <wp:posOffset>107315</wp:posOffset>
+          </wp:positionV>
+          <wp:extent cx="2066925" cy="695325"/>
+          <wp:effectExtent l="0" t="0" r="9525" b="0"/>
+          <wp:wrapSquare wrapText="bothSides"/>
+          <wp:docPr id="1610633737" name="Imagen 1" descr="Un conjunto de letras blancas en un fondo blanco&#10;&#10;Descripción generada automáticamente con confianza media"/>
+          <wp:cNvGraphicFramePr>
+            <a:graphicFrameLocks xmlns:a="http://schemas.openxmlformats.org/drawingml/2006/main" noChangeAspect="1"/>
+          </wp:cNvGraphicFramePr>
+          <a:graphic xmlns:a="http://schemas.openxmlformats.org/drawingml/2006/main">
+            <a:graphicData uri="http://schemas.openxmlformats.org/drawingml/2006/picture">
+              <pic:pic xmlns:pic="http://schemas.openxmlformats.org/drawingml/2006/picture">
+                <pic:nvPicPr>
+                  <pic:cNvPr id="1610633737" name="Imagen 1" descr="Un conjunto de letras blancas en un fondo blanco&#10;&#10;Descripción generada automáticamente con confianza media"/>
+                  <pic:cNvPicPr/>
+                </pic:nvPicPr>
+                <pic:blipFill>
+                  <a:blip r:embed="rId1">
+                    <a:extLst>
+                      <a:ext uri="{28A0092B-C50C-407E-A947-70E740481C1C}">
+                        <a14:useLocalDpi xmlns:a14="http://schemas.microsoft.com/office/drawing/2010/main" val="0"/>
+                      </a:ext>
+                    </a:extLst>
+                  </a:blip>
+                  <a:stretch>
+                    <a:fillRect/>
+                  </a:stretch>
+                </pic:blipFill>
+                <pic:spPr>
+                  <a:xfrm>
+                    <a:off x="0" y="0"/>
+                    <a:ext cx="2066925" cy="695325"/>
+                  </a:xfrm>
+                  <a:prstGeom prst="rect">
+                    <a:avLst/>
+                  </a:prstGeom>
+                </pic:spPr>
+              </pic:pic>
+            </a:graphicData>
+          </a:graphic>
+          <wp14:sizeRelH relativeFrom="page">
+            <wp14:pctWidth>0</wp14:pctWidth>
+          </wp14:sizeRelH>
+          <wp14:sizeRelV relativeFrom="page">
+            <wp14:pctHeight>0</wp14:pctHeight>
+          </wp14:sizeRelV>
+        </wp:anchor>
+      </w:drawing>
+    </w:r>
   </w:p>
-</w:hdr>
-</file>
-
-<file path=word/header2.xml><?xml version="1.0" encoding="utf-8"?>
-<w:hdr xmlns:wpc="http://schemas.microsoft.com/office/word/2010/wordprocessingCanvas" xmlns:cx="http://schemas.microsoft.com/office/drawing/2014/chartex" xmlns:cx1="http://schemas.microsoft.com/office/drawing/2015/9/8/chartex" xmlns:cx2="http://schemas.microsoft.com/office/drawing/2015/10/21/chartex" xmlns:cx3="http://schemas.microsoft.com/office/drawing/2016/5/9/chartex" xmlns:cx4="http://schemas.microsoft.com/office/drawing/2016/5/10/chartex" xmlns:cx5="http://schemas.microsoft.com/office/drawing/2016/5/11/chartex" xmlns:cx6="http://schemas.microsoft.com/office/drawing/2016/5/12/chartex" xmlns:cx7="http://schemas.microsoft.com/office/drawing/2016/5/13/chartex" xmlns:cx8="http://schemas.microsoft.com/office/drawing/2016/5/14/chartex" xmlns:mc="http://schemas.openxmlformats.org/markup-compatibility/2006" xmlns:aink="http://schemas.microsoft.com/office/drawing/2016/ink" xmlns:am3d="http://schemas.microsoft.com/office/drawing/2017/model3d" xmlns:o="urn:schemas-microsoft-com:office:office" xmlns:oel="http://schemas.microsoft.com/office/2019/extlst" xmlns:r="http://schemas.openxmlformats.org/officeDocument/2006/relationships" xmlns:m="http://schemas.openxmlformats.org/officeDocument/2006/math" xmlns:v="urn:schemas-microsoft-com:vml" xmlns:wp14="http://schemas.microsoft.com/office/word/2010/wordprocessingDrawing" xmlns:wp="http://schemas.openxmlformats.org/drawingml/2006/wordprocessingDrawing" xmlns:w10="urn:schemas-microsoft-com:office:word" xmlns:w="http://schemas.openxmlformats.org/wordprocessingml/2006/main" xmlns:w14="http://schemas.microsoft.com/office/word/2010/wordml" xmlns:w15="http://schemas.microsoft.com/office/word/2012/wordml" xmlns:w16cex="http://schemas.microsoft.com/office/word/2018/wordml/cex" xmlns:w16cid="http://schemas.microsoft.com/office/word/2016/wordml/cid" xmlns:w16="http://schemas.microsoft.com/office/word/2018/wordml" xmlns:w16sdtdh="http://schemas.microsoft.com/office/word/2020/wordml/sdtdatahash" xmlns:w16se="http://schemas.microsoft.com/office/word/2015/wordml/symex" xmlns:wpg="http://schemas.microsoft.com/office/word/2010/wordprocessingGroup" xmlns:wpi="http://schemas.microsoft.com/office/word/2010/wordprocessingInk" xmlns:wne="http://schemas.microsoft.com/office/word/2006/wordml" xmlns:wps="http://schemas.microsoft.com/office/word/2010/wordprocessingShape" mc:Ignorable="w14 w15 w16se w16cid w16 w16cex w16sdtdh wp14">
-  <w:p/>
   <w:tbl>
     <w:tblPr>
       <w:tblStyle w:val="Tablaconcuadrcula"/>
       <w:tblW w:w="0" w:type="auto"/>
-      <w:tblInd w:w="2802" w:type="dxa"/>
+      <w:tblInd w:w="3408" w:type="dxa"/>
       <w:tblBorders>
         <w:top w:val="none" w:sz="0" w:space="0" w:color="auto"/>
         <w:left w:val="none" w:sz="0" w:space="0" w:color="auto"/>
@@ -5952,15 +4552,20 @@
       <w:tblLook w:val="04A0" w:firstRow="1" w:lastRow="0" w:firstColumn="1" w:lastColumn="0" w:noHBand="0" w:noVBand="1"/>
     </w:tblPr>
     <w:tblGrid>
-      <w:gridCol w:w="680"/>
-      <w:gridCol w:w="5008"/>
-      <w:gridCol w:w="709"/>
-      <w:gridCol w:w="2682"/>
+      <w:gridCol w:w="236"/>
+      <w:gridCol w:w="4494"/>
+      <w:gridCol w:w="514"/>
+      <w:gridCol w:w="3229"/>
+      <w:gridCol w:w="162"/>
     </w:tblGrid>
     <w:tr>
+      <w:trPr>
+        <w:gridAfter w:val="1"/>
+        <w:wAfter w:w="162" w:type="dxa"/>
+      </w:trPr>
       <w:tc>
         <w:tcPr>
-          <w:tcW w:w="5688" w:type="dxa"/>
+          <w:tcW w:w="4730" w:type="dxa"/>
           <w:gridSpan w:val="2"/>
         </w:tcPr>
         <w:p>
@@ -5973,38 +4578,11 @@
               <w:szCs w:val="24"/>
             </w:rPr>
           </w:pPr>
-          <w:r>
-            <w:rPr>
-              <w:b/>
-              <w:bCs/>
-              <w:sz w:val="24"/>
-              <w:szCs w:val="24"/>
-            </w:rPr>
-            <w:t>Aseguradora Global S.A.</w:t>
-          </w:r>
-        </w:p>
-        <w:p>
-          <w:pPr>
-            <w:jc w:val="center"/>
-            <w:rPr>
-              <w:b/>
-              <w:bCs/>
-              <w:sz w:val="24"/>
-              <w:szCs w:val="24"/>
-            </w:rPr>
-          </w:pPr>
-          <w:r>
-            <w:rPr>
-              <w:sz w:val="14"/>
-              <w:szCs w:val="14"/>
-            </w:rPr>
-            <w:t>RUC: 454805-1-432117 (DV-82)</w:t>
-          </w:r>
         </w:p>
       </w:tc>
       <w:tc>
         <w:tcPr>
-          <w:tcW w:w="3391" w:type="dxa"/>
+          <w:tcW w:w="3743" w:type="dxa"/>
           <w:gridSpan w:val="2"/>
         </w:tcPr>
         <w:p>
@@ -6018,9 +4596,13 @@
       </w:tc>
     </w:tr>
     <w:tr>
+      <w:trPr>
+        <w:gridAfter w:val="1"/>
+        <w:wAfter w:w="162" w:type="dxa"/>
+      </w:trPr>
       <w:tc>
         <w:tcPr>
-          <w:tcW w:w="5688" w:type="dxa"/>
+          <w:tcW w:w="4730" w:type="dxa"/>
           <w:gridSpan w:val="2"/>
         </w:tcPr>
         <w:p>
@@ -6046,7 +4628,7 @@
       </w:tc>
       <w:tc>
         <w:tcPr>
-          <w:tcW w:w="3391" w:type="dxa"/>
+          <w:tcW w:w="3743" w:type="dxa"/>
           <w:gridSpan w:val="2"/>
         </w:tcPr>
         <w:p>
@@ -6073,6 +4655,7 @@
             <w:t xml:space="preserve"> {</w:t>
           </w:r>
           <w:proofErr w:type="spellStart"/>
+          <w:proofErr w:type="gramStart"/>
           <w:r>
             <w:rPr>
               <w:sz w:val="16"/>
@@ -6081,6 +4664,7 @@
             <w:t>custom.Poliza</w:t>
           </w:r>
           <w:proofErr w:type="spellEnd"/>
+          <w:proofErr w:type="gramEnd"/>
           <w:r>
             <w:rPr>
               <w:sz w:val="16"/>
@@ -6101,7 +4685,7 @@
     <w:tr>
       <w:tc>
         <w:tcPr>
-          <w:tcW w:w="680" w:type="dxa"/>
+          <w:tcW w:w="236" w:type="dxa"/>
         </w:tcPr>
         <w:p>
           <w:pPr>
@@ -6115,9 +4699,11 @@
       <w:tc>
         <w:tcPr>
           <w:tcW w:w="5008" w:type="dxa"/>
+          <w:gridSpan w:val="2"/>
         </w:tcPr>
         <w:p>
           <w:pPr>
+            <w:ind w:left="-12" w:right="848" w:firstLine="12"/>
             <w:jc w:val="center"/>
             <w:rPr>
               <w:sz w:val="14"/>
@@ -6135,24 +4721,12 @@
       </w:tc>
       <w:tc>
         <w:tcPr>
-          <w:tcW w:w="709" w:type="dxa"/>
+          <w:tcW w:w="3391" w:type="dxa"/>
+          <w:gridSpan w:val="2"/>
         </w:tcPr>
         <w:p>
           <w:pPr>
-            <w:pStyle w:val="Textoindependiente"/>
-            <w:rPr>
-              <w:sz w:val="20"/>
-            </w:rPr>
-          </w:pPr>
-        </w:p>
-      </w:tc>
-      <w:tc>
-        <w:tcPr>
-          <w:tcW w:w="2682" w:type="dxa"/>
-        </w:tcPr>
-        <w:p>
-          <w:pPr>
-            <w:ind w:right="462"/>
+            <w:ind w:right="606"/>
             <w:jc w:val="right"/>
             <w:rPr>
               <w:spacing w:val="-10"/>
@@ -6187,6 +4761,7 @@
             <w:t>: {</w:t>
           </w:r>
           <w:proofErr w:type="spellStart"/>
+          <w:proofErr w:type="gramStart"/>
           <w:r>
             <w:rPr>
               <w:spacing w:val="-10"/>
@@ -6196,6 +4771,7 @@
             <w:t>custom.Certificado</w:t>
           </w:r>
           <w:proofErr w:type="spellEnd"/>
+          <w:proofErr w:type="gramEnd"/>
           <w:r>
             <w:rPr>
               <w:spacing w:val="-10"/>
@@ -6208,16 +4784,6 @@
       </w:tc>
     </w:tr>
   </w:tbl>
-  <w:p>
-    <w:pPr>
-      <w:pStyle w:val="Encabezado"/>
-    </w:pPr>
-  </w:p>
-</w:hdr>
-</file>
-
-<file path=word/header3.xml><?xml version="1.0" encoding="utf-8"?>
-<w:hdr xmlns:wpc="http://schemas.microsoft.com/office/word/2010/wordprocessingCanvas" xmlns:cx="http://schemas.microsoft.com/office/drawing/2014/chartex" xmlns:cx1="http://schemas.microsoft.com/office/drawing/2015/9/8/chartex" xmlns:cx2="http://schemas.microsoft.com/office/drawing/2015/10/21/chartex" xmlns:cx3="http://schemas.microsoft.com/office/drawing/2016/5/9/chartex" xmlns:cx4="http://schemas.microsoft.com/office/drawing/2016/5/10/chartex" xmlns:cx5="http://schemas.microsoft.com/office/drawing/2016/5/11/chartex" xmlns:cx6="http://schemas.microsoft.com/office/drawing/2016/5/12/chartex" xmlns:cx7="http://schemas.microsoft.com/office/drawing/2016/5/13/chartex" xmlns:cx8="http://schemas.microsoft.com/office/drawing/2016/5/14/chartex" xmlns:mc="http://schemas.openxmlformats.org/markup-compatibility/2006" xmlns:aink="http://schemas.microsoft.com/office/drawing/2016/ink" xmlns:am3d="http://schemas.microsoft.com/office/drawing/2017/model3d" xmlns:o="urn:schemas-microsoft-com:office:office" xmlns:oel="http://schemas.microsoft.com/office/2019/extlst" xmlns:r="http://schemas.openxmlformats.org/officeDocument/2006/relationships" xmlns:m="http://schemas.openxmlformats.org/officeDocument/2006/math" xmlns:v="urn:schemas-microsoft-com:vml" xmlns:wp14="http://schemas.microsoft.com/office/word/2010/wordprocessingDrawing" xmlns:wp="http://schemas.openxmlformats.org/drawingml/2006/wordprocessingDrawing" xmlns:w10="urn:schemas-microsoft-com:office:word" xmlns:w="http://schemas.openxmlformats.org/wordprocessingml/2006/main" xmlns:w14="http://schemas.microsoft.com/office/word/2010/wordml" xmlns:w15="http://schemas.microsoft.com/office/word/2012/wordml" xmlns:w16cex="http://schemas.microsoft.com/office/word/2018/wordml/cex" xmlns:w16cid="http://schemas.microsoft.com/office/word/2016/wordml/cid" xmlns:w16="http://schemas.microsoft.com/office/word/2018/wordml" xmlns:w16sdtdh="http://schemas.microsoft.com/office/word/2020/wordml/sdtdatahash" xmlns:w16se="http://schemas.microsoft.com/office/word/2015/wordml/symex" xmlns:wpg="http://schemas.microsoft.com/office/word/2010/wordprocessingGroup" xmlns:wpi="http://schemas.microsoft.com/office/word/2010/wordprocessingInk" xmlns:wne="http://schemas.microsoft.com/office/word/2006/wordml" xmlns:wps="http://schemas.microsoft.com/office/word/2010/wordprocessingShape" mc:Ignorable="w14 w15 w16se w16cid w16 w16cex w16sdtdh wp14">
   <w:p>
     <w:pPr>
       <w:pStyle w:val="Encabezado"/>

--- a/Reportes/poliza_vida_desgravamen.docx
+++ b/Reportes/poliza_vida_desgravamen.docx
@@ -675,22 +675,16 @@
           </w:tcPr>
           <w:p>
             <w:pPr>
-              <w:tabs>
-                <w:tab w:val="left" w:pos="528"/>
-                <w:tab w:val="left" w:pos="1848"/>
-              </w:tabs>
-              <w:spacing w:line="436" w:lineRule="auto"/>
-              <w:ind w:right="126"/>
-              <w:rPr>
-                <w:rFonts w:ascii="Arial" w:hAnsi="Arial" w:cs="Arial"/>
-                <w:sz w:val="16"/>
-                <w:szCs w:val="16"/>
-              </w:rPr>
-            </w:pPr>
-            <w:r>
-              <w:rPr>
-                <w:rFonts w:ascii="Arial" w:hAnsi="Arial" w:cs="Arial"/>
-                <w:spacing w:val="-2"/>
+              <w:pStyle w:val="Textoindependiente"/>
+              <w:rPr>
+                <w:rFonts w:ascii="Arial" w:hAnsi="Arial" w:cs="Arial"/>
+                <w:sz w:val="16"/>
+                <w:szCs w:val="16"/>
+              </w:rPr>
+            </w:pPr>
+            <w:r>
+              <w:rPr>
+                <w:rFonts w:ascii="Arial" w:hAnsi="Arial" w:cs="Arial"/>
                 <w:sz w:val="16"/>
                 <w:szCs w:val="16"/>
               </w:rPr>
@@ -701,27 +695,16 @@
             <w:r>
               <w:rPr>
                 <w:rFonts w:ascii="Arial" w:hAnsi="Arial" w:cs="Arial"/>
-                <w:spacing w:val="-2"/>
-                <w:sz w:val="16"/>
-                <w:szCs w:val="16"/>
-              </w:rPr>
-              <w:t>custom.</w:t>
-            </w:r>
-            <w:r>
-              <w:rPr>
-                <w:rFonts w:ascii="Arial" w:hAnsi="Arial" w:cs="Arial"/>
-                <w:spacing w:val="-2"/>
-                <w:sz w:val="16"/>
-                <w:szCs w:val="16"/>
-              </w:rPr>
-              <w:t>Hasta</w:t>
+                <w:sz w:val="16"/>
+                <w:szCs w:val="16"/>
+              </w:rPr>
+              <w:t>custom.Hasta</w:t>
             </w:r>
             <w:proofErr w:type="spellEnd"/>
             <w:proofErr w:type="gramEnd"/>
             <w:r>
               <w:rPr>
                 <w:rFonts w:ascii="Arial" w:hAnsi="Arial" w:cs="Arial"/>
-                <w:spacing w:val="-2"/>
                 <w:sz w:val="16"/>
                 <w:szCs w:val="16"/>
               </w:rPr>
@@ -758,7 +741,7 @@
                 <w:sz w:val="16"/>
                 <w:szCs w:val="16"/>
               </w:rPr>
-              <w:t>Fax:</w:t>
+              <w:t>País:</w:t>
             </w:r>
           </w:p>
         </w:tc>
@@ -800,7 +783,7 @@
                 <w:sz w:val="16"/>
                 <w:szCs w:val="16"/>
               </w:rPr>
-              <w:t>Fax</w:t>
+              <w:t>Pais</w:t>
             </w:r>
             <w:proofErr w:type="spellEnd"/>
             <w:proofErr w:type="gramEnd"/>
@@ -1011,7 +994,7 @@
                 <w:sz w:val="16"/>
                 <w:szCs w:val="16"/>
               </w:rPr>
-              <w:t>País:</w:t>
+              <w:t>Provincia:</w:t>
             </w:r>
           </w:p>
         </w:tc>
@@ -1053,7 +1036,7 @@
                 <w:sz w:val="16"/>
                 <w:szCs w:val="16"/>
               </w:rPr>
-              <w:t>Pais</w:t>
+              <w:t>Provincia</w:t>
             </w:r>
             <w:proofErr w:type="spellEnd"/>
             <w:proofErr w:type="gramEnd"/>
@@ -1298,15 +1281,6 @@
                 <w:szCs w:val="16"/>
               </w:rPr>
             </w:pPr>
-            <w:r>
-              <w:rPr>
-                <w:rFonts w:ascii="Arial" w:hAnsi="Arial" w:cs="Arial"/>
-                <w:b/>
-                <w:sz w:val="16"/>
-                <w:szCs w:val="16"/>
-              </w:rPr>
-              <w:t>Provincia:</w:t>
-            </w:r>
           </w:p>
         </w:tc>
         <w:tc>
@@ -1326,42 +1300,6 @@
                 <w:szCs w:val="16"/>
               </w:rPr>
             </w:pPr>
-            <w:r>
-              <w:rPr>
-                <w:rFonts w:ascii="Arial" w:hAnsi="Arial" w:cs="Arial"/>
-                <w:sz w:val="16"/>
-                <w:szCs w:val="16"/>
-              </w:rPr>
-              <w:t>{</w:t>
-            </w:r>
-            <w:proofErr w:type="spellStart"/>
-            <w:proofErr w:type="gramStart"/>
-            <w:r>
-              <w:rPr>
-                <w:rFonts w:ascii="Arial" w:hAnsi="Arial" w:cs="Arial"/>
-                <w:sz w:val="16"/>
-                <w:szCs w:val="16"/>
-              </w:rPr>
-              <w:t>custom.</w:t>
-            </w:r>
-            <w:r>
-              <w:rPr>
-                <w:rFonts w:ascii="Arial" w:hAnsi="Arial" w:cs="Arial"/>
-                <w:sz w:val="16"/>
-                <w:szCs w:val="16"/>
-              </w:rPr>
-              <w:t>Provincia</w:t>
-            </w:r>
-            <w:proofErr w:type="spellEnd"/>
-            <w:proofErr w:type="gramEnd"/>
-            <w:r>
-              <w:rPr>
-                <w:rFonts w:ascii="Arial" w:hAnsi="Arial" w:cs="Arial"/>
-                <w:sz w:val="16"/>
-                <w:szCs w:val="16"/>
-              </w:rPr>
-              <w:t>}</w:t>
-            </w:r>
           </w:p>
         </w:tc>
         <w:tc>
@@ -1833,7 +1771,7 @@
           <w:p>
             <w:pPr>
               <w:pStyle w:val="Textoindependiente"/>
-              <w:jc w:val="center"/>
+              <w:jc w:val="right"/>
               <w:rPr>
                 <w:rFonts w:ascii="Arial" w:hAnsi="Arial" w:cs="Arial"/>
                 <w:sz w:val="17"/>
@@ -2110,6 +2048,7 @@
             <w:tcBorders>
               <w:top w:val="nil"/>
               <w:left w:val="nil"/>
+              <w:bottom w:val="nil"/>
             </w:tcBorders>
           </w:tcPr>
           <w:p>
@@ -2225,6 +2164,7 @@
             <w:vMerge/>
             <w:tcBorders>
               <w:left w:val="nil"/>
+              <w:bottom w:val="nil"/>
             </w:tcBorders>
           </w:tcPr>
           <w:p>
@@ -2440,6 +2380,7 @@
         <w:pStyle w:val="Textoindependiente"/>
         <w:spacing w:before="5"/>
         <w:rPr>
+          <w:rFonts w:ascii="Arial" w:hAnsi="Arial" w:cs="Arial"/>
           <w:sz w:val="4"/>
           <w:szCs w:val="4"/>
         </w:rPr>
@@ -2492,6 +2433,7 @@
               <w:pStyle w:val="Textoindependiente"/>
               <w:jc w:val="both"/>
               <w:rPr>
+                <w:rFonts w:ascii="Arial" w:hAnsi="Arial" w:cs="Arial"/>
                 <w:sz w:val="14"/>
                 <w:lang w:val="es-NI"/>
               </w:rPr>
@@ -2503,25 +2445,7 @@
                 <w:sz w:val="16"/>
                 <w:szCs w:val="16"/>
               </w:rPr>
-              <w:t xml:space="preserve">Queda entendido y acordado que el Tomador, El Asegurado y Aseguradora Global S.A. han convenido y aceptado las </w:t>
-            </w:r>
-            <w:r>
-              <w:rPr>
-                <w:rFonts w:ascii="Arial" w:hAnsi="Arial" w:cs="Arial"/>
-                <w:w w:val="105"/>
-                <w:sz w:val="16"/>
-                <w:szCs w:val="16"/>
-              </w:rPr>
-              <w:t>Condiciones Particulares</w:t>
-            </w:r>
-            <w:r>
-              <w:rPr>
-                <w:rFonts w:ascii="Arial" w:hAnsi="Arial" w:cs="Arial"/>
-                <w:w w:val="105"/>
-                <w:sz w:val="16"/>
-                <w:szCs w:val="16"/>
-              </w:rPr>
-              <w:t>, Condiciones Generales y Endosos que forman parte de esta póliza.</w:t>
+              <w:t>Queda entendido y acordado que el Tomador, El Asegurado y Aseguradora Global S.A. han convenido y aceptado las Condiciones Particulares, Condiciones Generales y Endosos que forman parte de esta póliza.</w:t>
             </w:r>
           </w:p>
         </w:tc>
@@ -2757,7 +2681,7 @@
           </mc:Choice>
           <mc:Fallback>
             <w:pict>
-              <v:shape w14:anchorId="3BC84494" id="Graphic 43" o:spid="_x0000_s1026" style="position:absolute;margin-left:336.6pt;margin-top:22.5pt;width:224.35pt;height:3.55pt;z-index:-251652096;visibility:visible;mso-wrap-style:square;mso-width-percent:0;mso-height-percent:0;mso-wrap-distance-left:0;mso-wrap-distance-top:0;mso-wrap-distance-right:0;mso-wrap-distance-bottom:0;mso-position-horizontal:absolute;mso-position-horizontal-relative:page;mso-position-vertical:absolute;mso-position-vertical-relative:text;mso-width-percent:0;mso-height-percent:0;mso-width-relative:margin;mso-height-relative:margin;v-text-anchor:top" coordsize="3048000,45085" o:gfxdata="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" path="m,l3048000,e" filled="f" strokeweight="1pt">
+              <v:shape w14:anchorId="63037AD7" id="Graphic 43" o:spid="_x0000_s1026" style="position:absolute;margin-left:336.6pt;margin-top:22.5pt;width:224.35pt;height:3.55pt;z-index:-251652096;visibility:visible;mso-wrap-style:square;mso-width-percent:0;mso-height-percent:0;mso-wrap-distance-left:0;mso-wrap-distance-top:0;mso-wrap-distance-right:0;mso-wrap-distance-bottom:0;mso-position-horizontal:absolute;mso-position-horizontal-relative:page;mso-position-vertical:absolute;mso-position-vertical-relative:text;mso-width-percent:0;mso-height-percent:0;mso-width-relative:margin;mso-height-relative:margin;v-text-anchor:top" coordsize="3048000,45085" o:gfxdata="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" path="m,l3048000,e" filled="f" strokeweight="1pt">
                 <v:path arrowok="t"/>
                 <w10:wrap type="topAndBottom" anchorx="page"/>
               </v:shape>
@@ -2837,7 +2761,7 @@
           </mc:Choice>
           <mc:Fallback>
             <w:pict>
-              <v:shape w14:anchorId="6F73F07F" id="Graphic 42" o:spid="_x0000_s1026" style="position:absolute;margin-left:22.75pt;margin-top:23.3pt;width:240pt;height:.1pt;z-index:-251656192;visibility:visible;mso-wrap-style:square;mso-wrap-distance-left:0;mso-wrap-distance-top:0;mso-wrap-distance-right:0;mso-wrap-distance-bottom:0;mso-position-horizontal:absolute;mso-position-horizontal-relative:page;mso-position-vertical:absolute;mso-position-vertical-relative:text;v-text-anchor:top" coordsize="3048000,1270" o:gfxdata="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" path="m,l3048000,e" filled="f" strokeweight="1pt">
+              <v:shape w14:anchorId="153BDBD5" id="Graphic 42" o:spid="_x0000_s1026" style="position:absolute;margin-left:22.75pt;margin-top:23.3pt;width:240pt;height:.1pt;z-index:-251656192;visibility:visible;mso-wrap-style:square;mso-wrap-distance-left:0;mso-wrap-distance-top:0;mso-wrap-distance-right:0;mso-wrap-distance-bottom:0;mso-position-horizontal:absolute;mso-position-horizontal-relative:page;mso-position-vertical:absolute;mso-position-vertical-relative:text;v-text-anchor:top" coordsize="3048000,1270" o:gfxdata="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" path="m,l3048000,e" filled="f" strokeweight="1pt">
                 <v:path arrowok="t"/>
                 <w10:wrap type="topAndBottom" anchorx="page"/>
               </v:shape>
@@ -2983,130 +2907,6 @@
         </w:rPr>
       </w:pPr>
     </w:p>
-    <w:p>
-      <w:pPr>
-        <w:pStyle w:val="Textoindependiente"/>
-        <w:rPr>
-          <w:rFonts w:ascii="Arial"/>
-          <w:b/>
-          <w:sz w:val="11"/>
-        </w:rPr>
-      </w:pPr>
-    </w:p>
-    <w:p>
-      <w:pPr>
-        <w:pStyle w:val="Textoindependiente"/>
-        <w:rPr>
-          <w:rFonts w:ascii="Arial"/>
-          <w:b/>
-          <w:sz w:val="11"/>
-        </w:rPr>
-      </w:pPr>
-    </w:p>
-    <w:p>
-      <w:pPr>
-        <w:pStyle w:val="Textoindependiente"/>
-        <w:spacing w:before="18"/>
-        <w:rPr>
-          <w:rFonts w:ascii="Arial"/>
-          <w:b/>
-          <w:sz w:val="11"/>
-        </w:rPr>
-      </w:pPr>
-    </w:p>
-    <w:p>
-      <w:pPr>
-        <w:ind w:right="800"/>
-        <w:jc w:val="right"/>
-        <w:rPr>
-          <w:rFonts w:ascii="Verdana"/>
-          <w:b/>
-          <w:sz w:val="11"/>
-        </w:rPr>
-      </w:pPr>
-      <w:r>
-        <w:rPr>
-          <w:rFonts w:ascii="Verdana"/>
-          <w:b/>
-          <w:w w:val="105"/>
-          <w:sz w:val="11"/>
-        </w:rPr>
-        <w:t>Torre</w:t>
-      </w:r>
-      <w:r>
-        <w:rPr>
-          <w:rFonts w:ascii="Times New Roman"/>
-          <w:spacing w:val="9"/>
-          <w:w w:val="105"/>
-          <w:sz w:val="11"/>
-        </w:rPr>
-        <w:t xml:space="preserve"> </w:t>
-      </w:r>
-      <w:r>
-        <w:rPr>
-          <w:rFonts w:ascii="Verdana"/>
-          <w:b/>
-          <w:w w:val="105"/>
-          <w:sz w:val="11"/>
-        </w:rPr>
-        <w:t>Global</w:t>
-      </w:r>
-      <w:r>
-        <w:rPr>
-          <w:rFonts w:ascii="Times New Roman"/>
-          <w:spacing w:val="10"/>
-          <w:w w:val="105"/>
-          <w:sz w:val="11"/>
-        </w:rPr>
-        <w:t xml:space="preserve"> </w:t>
-      </w:r>
-      <w:r>
-        <w:rPr>
-          <w:rFonts w:ascii="Verdana"/>
-          <w:b/>
-          <w:w w:val="105"/>
-          <w:sz w:val="11"/>
-        </w:rPr>
-        <w:t>Bank,</w:t>
-      </w:r>
-      <w:r>
-        <w:rPr>
-          <w:rFonts w:ascii="Times New Roman"/>
-          <w:spacing w:val="9"/>
-          <w:w w:val="105"/>
-          <w:sz w:val="11"/>
-        </w:rPr>
-        <w:t xml:space="preserve"> </w:t>
-      </w:r>
-      <w:r>
-        <w:rPr>
-          <w:rFonts w:ascii="Verdana"/>
-          <w:b/>
-          <w:w w:val="105"/>
-          <w:sz w:val="11"/>
-        </w:rPr>
-        <w:t>Calle</w:t>
-      </w:r>
-      <w:r>
-        <w:rPr>
-          <w:rFonts w:ascii="Times New Roman"/>
-          <w:spacing w:val="10"/>
-          <w:w w:val="105"/>
-          <w:sz w:val="11"/>
-        </w:rPr>
-        <w:t xml:space="preserve"> </w:t>
-      </w:r>
-      <w:r>
-        <w:rPr>
-          <w:rFonts w:ascii="Verdana"/>
-          <w:b/>
-          <w:spacing w:val="-5"/>
-          <w:w w:val="105"/>
-          <w:sz w:val="11"/>
-        </w:rPr>
-        <w:t>50</w:t>
-      </w:r>
-    </w:p>
     <w:sectPr>
       <w:headerReference w:type="default" r:id="rId6"/>
       <w:footerReference w:type="default" r:id="rId7"/>
@@ -3142,1307 +2942,47 @@
 <w:ftr xmlns:wpc="http://schemas.microsoft.com/office/word/2010/wordprocessingCanvas" xmlns:cx="http://schemas.microsoft.com/office/drawing/2014/chartex" xmlns:cx1="http://schemas.microsoft.com/office/drawing/2015/9/8/chartex" xmlns:cx2="http://schemas.microsoft.com/office/drawing/2015/10/21/chartex" xmlns:cx3="http://schemas.microsoft.com/office/drawing/2016/5/9/chartex" xmlns:cx4="http://schemas.microsoft.com/office/drawing/2016/5/10/chartex" xmlns:cx5="http://schemas.microsoft.com/office/drawing/2016/5/11/chartex" xmlns:cx6="http://schemas.microsoft.com/office/drawing/2016/5/12/chartex" xmlns:cx7="http://schemas.microsoft.com/office/drawing/2016/5/13/chartex" xmlns:cx8="http://schemas.microsoft.com/office/drawing/2016/5/14/chartex" xmlns:mc="http://schemas.openxmlformats.org/markup-compatibility/2006" xmlns:aink="http://schemas.microsoft.com/office/drawing/2016/ink" xmlns:am3d="http://schemas.microsoft.com/office/drawing/2017/model3d" xmlns:o="urn:schemas-microsoft-com:office:office" xmlns:oel="http://schemas.microsoft.com/office/2019/extlst" xmlns:r="http://schemas.openxmlformats.org/officeDocument/2006/relationships" xmlns:m="http://schemas.openxmlformats.org/officeDocument/2006/math" xmlns:v="urn:schemas-microsoft-com:vml" xmlns:wp14="http://schemas.microsoft.com/office/word/2010/wordprocessingDrawing" xmlns:wp="http://schemas.openxmlformats.org/drawingml/2006/wordprocessingDrawing" xmlns:w10="urn:schemas-microsoft-com:office:word" xmlns:w="http://schemas.openxmlformats.org/wordprocessingml/2006/main" xmlns:w14="http://schemas.microsoft.com/office/word/2010/wordml" xmlns:w15="http://schemas.microsoft.com/office/word/2012/wordml" xmlns:w16cex="http://schemas.microsoft.com/office/word/2018/wordml/cex" xmlns:w16cid="http://schemas.microsoft.com/office/word/2016/wordml/cid" xmlns:w16="http://schemas.microsoft.com/office/word/2018/wordml" xmlns:w16sdtdh="http://schemas.microsoft.com/office/word/2020/wordml/sdtdatahash" xmlns:w16se="http://schemas.microsoft.com/office/word/2015/wordml/symex" xmlns:wpg="http://schemas.microsoft.com/office/word/2010/wordprocessingGroup" xmlns:wpi="http://schemas.microsoft.com/office/word/2010/wordprocessingInk" xmlns:wne="http://schemas.microsoft.com/office/word/2006/wordml" xmlns:wps="http://schemas.microsoft.com/office/word/2010/wordprocessingShape" mc:Ignorable="w14 w15 w16se w16cid w16 w16cex w16sdtdh wp14">
   <w:p>
     <w:pPr>
-      <w:pStyle w:val="Textoindependiente"/>
-      <w:spacing w:line="14" w:lineRule="auto"/>
+      <w:jc w:val="center"/>
+    </w:pPr>
+    <w:r>
+      <w:rPr>
+        <w:b/>
+        <w:bCs/>
+        <w:sz w:val="16"/>
+        <w:szCs w:val="16"/>
+      </w:rPr>
+      <w:t>Regulado y Supervisado por la Superintendencia de Seguros y Reaseguros de Panamá</w:t>
+    </w:r>
+  </w:p>
+  <w:p>
+    <w:pPr>
+      <w:jc w:val="center"/>
       <w:rPr>
         <w:sz w:val="20"/>
       </w:rPr>
     </w:pPr>
     <w:r>
       <w:rPr>
-        <w:noProof/>
-        <w:sz w:val="20"/>
+        <w:sz w:val="14"/>
+        <w:szCs w:val="14"/>
       </w:rPr>
-      <mc:AlternateContent>
-        <mc:Choice Requires="wps">
-          <w:drawing>
-            <wp:anchor distT="0" distB="0" distL="0" distR="0" simplePos="0" relativeHeight="251657216" behindDoc="1" locked="0" layoutInCell="1" allowOverlap="1" wp14:anchorId="68687332" wp14:editId="457D082C">
-              <wp:simplePos x="0" y="0"/>
-              <wp:positionH relativeFrom="page">
-                <wp:posOffset>142504</wp:posOffset>
-              </wp:positionH>
-              <wp:positionV relativeFrom="page">
-                <wp:posOffset>9660577</wp:posOffset>
-              </wp:positionV>
-              <wp:extent cx="5585196" cy="167739"/>
-              <wp:effectExtent l="0" t="0" r="0" b="0"/>
-              <wp:wrapNone/>
-              <wp:docPr id="2" name="Textbox 2"/>
-              <wp:cNvGraphicFramePr>
-                <a:graphicFrameLocks xmlns:a="http://schemas.openxmlformats.org/drawingml/2006/main"/>
-              </wp:cNvGraphicFramePr>
-              <a:graphic xmlns:a="http://schemas.openxmlformats.org/drawingml/2006/main">
-                <a:graphicData uri="http://schemas.microsoft.com/office/word/2010/wordprocessingShape">
-                  <wps:wsp>
-                    <wps:cNvSpPr txBox="1">
-                      <a:spLocks/>
-                    </wps:cNvSpPr>
-                    <wps:spPr>
-                      <a:xfrm>
-                        <a:off x="0" y="0"/>
-                        <a:ext cx="5585196" cy="167739"/>
-                      </a:xfrm>
-                      <a:prstGeom prst="rect">
-                        <a:avLst/>
-                      </a:prstGeom>
-                    </wps:spPr>
-                    <wps:txbx>
-                      <w:txbxContent>
-                        <w:p>
-                          <w:pPr>
-                            <w:pStyle w:val="Textoindependiente"/>
-                            <w:spacing w:before="20"/>
-                            <w:ind w:left="20"/>
-                          </w:pPr>
-                          <w:r>
-                            <w:rPr>
-                              <w:w w:val="105"/>
-                            </w:rPr>
-                            <w:t>Los</w:t>
-                          </w:r>
-                          <w:r>
-                            <w:rPr>
-                              <w:rFonts w:ascii="Times New Roman" w:hAnsi="Times New Roman"/>
-                              <w:spacing w:val="-8"/>
-                              <w:w w:val="105"/>
-                            </w:rPr>
-                            <w:t xml:space="preserve"> </w:t>
-                          </w:r>
-                          <w:r>
-                            <w:rPr>
-                              <w:w w:val="105"/>
-                            </w:rPr>
-                            <w:t>Timbres</w:t>
-                          </w:r>
-                          <w:r>
-                            <w:rPr>
-                              <w:rFonts w:ascii="Times New Roman" w:hAnsi="Times New Roman"/>
-                              <w:spacing w:val="-6"/>
-                              <w:w w:val="105"/>
-                            </w:rPr>
-                            <w:t xml:space="preserve"> </w:t>
-                          </w:r>
-                          <w:r>
-                            <w:rPr>
-                              <w:w w:val="105"/>
-                            </w:rPr>
-                            <w:t>que</w:t>
-                          </w:r>
-                          <w:r>
-                            <w:rPr>
-                              <w:rFonts w:ascii="Times New Roman" w:hAnsi="Times New Roman"/>
-                              <w:spacing w:val="-5"/>
-                              <w:w w:val="105"/>
-                            </w:rPr>
-                            <w:t xml:space="preserve"> </w:t>
-                          </w:r>
-                          <w:r>
-                            <w:rPr>
-                              <w:w w:val="105"/>
-                            </w:rPr>
-                            <w:t>corresponden</w:t>
-                          </w:r>
-                          <w:r>
-                            <w:rPr>
-                              <w:rFonts w:ascii="Times New Roman" w:hAnsi="Times New Roman"/>
-                              <w:spacing w:val="-4"/>
-                              <w:w w:val="105"/>
-                            </w:rPr>
-                            <w:t xml:space="preserve"> </w:t>
-                          </w:r>
-                          <w:r>
-                            <w:rPr>
-                              <w:w w:val="105"/>
-                            </w:rPr>
-                            <w:t>al</w:t>
-                          </w:r>
-                          <w:r>
-                            <w:rPr>
-                              <w:rFonts w:ascii="Times New Roman" w:hAnsi="Times New Roman"/>
-                              <w:spacing w:val="-4"/>
-                              <w:w w:val="105"/>
-                            </w:rPr>
-                            <w:t xml:space="preserve"> </w:t>
-                          </w:r>
-                          <w:r>
-                            <w:rPr>
-                              <w:w w:val="105"/>
-                            </w:rPr>
-                            <w:t>presente</w:t>
-                          </w:r>
-                          <w:r>
-                            <w:rPr>
-                              <w:rFonts w:ascii="Times New Roman" w:hAnsi="Times New Roman"/>
-                              <w:spacing w:val="-4"/>
-                              <w:w w:val="105"/>
-                            </w:rPr>
-                            <w:t xml:space="preserve"> </w:t>
-                          </w:r>
-                          <w:r>
-                            <w:rPr>
-                              <w:w w:val="105"/>
-                            </w:rPr>
-                            <w:t>documento</w:t>
-                          </w:r>
-                          <w:r>
-                            <w:rPr>
-                              <w:rFonts w:ascii="Times New Roman" w:hAnsi="Times New Roman"/>
-                              <w:spacing w:val="-13"/>
-                              <w:w w:val="105"/>
-                            </w:rPr>
-                            <w:t>,</w:t>
-                          </w:r>
-                          <w:r>
-                            <w:rPr>
-                              <w:rFonts w:ascii="Times New Roman" w:hAnsi="Times New Roman"/>
-                              <w:spacing w:val="-4"/>
-                              <w:w w:val="105"/>
-                            </w:rPr>
-                            <w:t xml:space="preserve"> </w:t>
-                          </w:r>
-                          <w:r>
-                            <w:rPr>
-                              <w:w w:val="105"/>
-                            </w:rPr>
-                            <w:t>son</w:t>
-                          </w:r>
-                          <w:r>
-                            <w:rPr>
-                              <w:rFonts w:ascii="Times New Roman" w:hAnsi="Times New Roman"/>
-                              <w:spacing w:val="-4"/>
-                              <w:w w:val="105"/>
-                            </w:rPr>
-                            <w:t xml:space="preserve"> </w:t>
-                          </w:r>
-                          <w:r>
-                            <w:rPr>
-                              <w:w w:val="105"/>
-                            </w:rPr>
-                            <w:t>pagados</w:t>
-                          </w:r>
-                          <w:r>
-                            <w:rPr>
-                              <w:rFonts w:ascii="Times New Roman" w:hAnsi="Times New Roman"/>
-                              <w:spacing w:val="-5"/>
-                              <w:w w:val="105"/>
-                            </w:rPr>
-                            <w:t xml:space="preserve"> </w:t>
-                          </w:r>
-                          <w:r>
-                            <w:rPr>
-                              <w:w w:val="105"/>
-                            </w:rPr>
-                            <w:t>por</w:t>
-                          </w:r>
-                          <w:r>
-                            <w:rPr>
-                              <w:rFonts w:ascii="Times New Roman" w:hAnsi="Times New Roman"/>
-                              <w:spacing w:val="-4"/>
-                              <w:w w:val="105"/>
-                            </w:rPr>
-                            <w:t xml:space="preserve"> </w:t>
-                          </w:r>
-                          <w:r>
-                            <w:rPr>
-                              <w:spacing w:val="-2"/>
-                              <w:w w:val="105"/>
-                            </w:rPr>
-                            <w:t>declaración.</w:t>
-                          </w:r>
-                        </w:p>
-                      </w:txbxContent>
-                    </wps:txbx>
-                    <wps:bodyPr wrap="square" lIns="0" tIns="0" rIns="0" bIns="0" rtlCol="0">
-                      <a:noAutofit/>
-                    </wps:bodyPr>
-                  </wps:wsp>
-                </a:graphicData>
-              </a:graphic>
-              <wp14:sizeRelH relativeFrom="margin">
-                <wp14:pctWidth>0</wp14:pctWidth>
-              </wp14:sizeRelH>
-              <wp14:sizeRelV relativeFrom="margin">
-                <wp14:pctHeight>0</wp14:pctHeight>
-              </wp14:sizeRelV>
-            </wp:anchor>
-          </w:drawing>
-        </mc:Choice>
-        <mc:Fallback>
-          <w:pict>
-            <v:shapetype w14:anchorId="68687332" id="_x0000_t202" coordsize="21600,21600" o:spt="202" path="m,l,21600r21600,l21600,xe">
-              <v:stroke joinstyle="miter"/>
-              <v:path gradientshapeok="t" o:connecttype="rect"/>
-            </v:shapetype>
-            <v:shape id="Textbox 2" o:spid="_x0000_s1026" type="#_x0000_t202" style="position:absolute;margin-left:11.2pt;margin-top:760.7pt;width:439.8pt;height:13.2pt;z-index:-251659264;visibility:visible;mso-wrap-style:square;mso-width-percent:0;mso-height-percent:0;mso-wrap-distance-left:0;mso-wrap-distance-top:0;mso-wrap-distance-right:0;mso-wrap-distance-bottom:0;mso-position-horizontal:absolute;mso-position-horizontal-relative:page;mso-position-vertical:absolute;mso-position-vertical-relative:page;mso-width-percent:0;mso-height-percent:0;mso-width-relative:margin;mso-height-relative:margin;v-text-anchor:top" o:gfxdata="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" filled="f" stroked="f">
-              <v:textbox inset="0,0,0,0">
-                <w:txbxContent>
-                  <w:p>
-                    <w:pPr>
-                      <w:pStyle w:val="Textoindependiente"/>
-                      <w:spacing w:before="20"/>
-                      <w:ind w:left="20"/>
-                    </w:pPr>
-                    <w:r>
-                      <w:rPr>
-                        <w:w w:val="105"/>
-                      </w:rPr>
-                      <w:t>Los</w:t>
-                    </w:r>
-                    <w:r>
-                      <w:rPr>
-                        <w:rFonts w:ascii="Times New Roman" w:hAnsi="Times New Roman"/>
-                        <w:spacing w:val="-8"/>
-                        <w:w w:val="105"/>
-                      </w:rPr>
-                      <w:t xml:space="preserve"> </w:t>
-                    </w:r>
-                    <w:r>
-                      <w:rPr>
-                        <w:w w:val="105"/>
-                      </w:rPr>
-                      <w:t>Timbres</w:t>
-                    </w:r>
-                    <w:r>
-                      <w:rPr>
-                        <w:rFonts w:ascii="Times New Roman" w:hAnsi="Times New Roman"/>
-                        <w:spacing w:val="-6"/>
-                        <w:w w:val="105"/>
-                      </w:rPr>
-                      <w:t xml:space="preserve"> </w:t>
-                    </w:r>
-                    <w:r>
-                      <w:rPr>
-                        <w:w w:val="105"/>
-                      </w:rPr>
-                      <w:t>que</w:t>
-                    </w:r>
-                    <w:r>
-                      <w:rPr>
-                        <w:rFonts w:ascii="Times New Roman" w:hAnsi="Times New Roman"/>
-                        <w:spacing w:val="-5"/>
-                        <w:w w:val="105"/>
-                      </w:rPr>
-                      <w:t xml:space="preserve"> </w:t>
-                    </w:r>
-                    <w:r>
-                      <w:rPr>
-                        <w:w w:val="105"/>
-                      </w:rPr>
-                      <w:t>corresponden</w:t>
-                    </w:r>
-                    <w:r>
-                      <w:rPr>
-                        <w:rFonts w:ascii="Times New Roman" w:hAnsi="Times New Roman"/>
-                        <w:spacing w:val="-4"/>
-                        <w:w w:val="105"/>
-                      </w:rPr>
-                      <w:t xml:space="preserve"> </w:t>
-                    </w:r>
-                    <w:r>
-                      <w:rPr>
-                        <w:w w:val="105"/>
-                      </w:rPr>
-                      <w:t>al</w:t>
-                    </w:r>
-                    <w:r>
-                      <w:rPr>
-                        <w:rFonts w:ascii="Times New Roman" w:hAnsi="Times New Roman"/>
-                        <w:spacing w:val="-4"/>
-                        <w:w w:val="105"/>
-                      </w:rPr>
-                      <w:t xml:space="preserve"> </w:t>
-                    </w:r>
-                    <w:r>
-                      <w:rPr>
-                        <w:w w:val="105"/>
-                      </w:rPr>
-                      <w:t>presente</w:t>
-                    </w:r>
-                    <w:r>
-                      <w:rPr>
-                        <w:rFonts w:ascii="Times New Roman" w:hAnsi="Times New Roman"/>
-                        <w:spacing w:val="-4"/>
-                        <w:w w:val="105"/>
-                      </w:rPr>
-                      <w:t xml:space="preserve"> </w:t>
-                    </w:r>
-                    <w:r>
-                      <w:rPr>
-                        <w:w w:val="105"/>
-                      </w:rPr>
-                      <w:t>documento</w:t>
-                    </w:r>
-                    <w:r>
-                      <w:rPr>
-                        <w:rFonts w:ascii="Times New Roman" w:hAnsi="Times New Roman"/>
-                        <w:spacing w:val="-13"/>
-                        <w:w w:val="105"/>
-                      </w:rPr>
-                      <w:t>,</w:t>
-                    </w:r>
-                    <w:r>
-                      <w:rPr>
-                        <w:rFonts w:ascii="Times New Roman" w:hAnsi="Times New Roman"/>
-                        <w:spacing w:val="-4"/>
-                        <w:w w:val="105"/>
-                      </w:rPr>
-                      <w:t xml:space="preserve"> </w:t>
-                    </w:r>
-                    <w:r>
-                      <w:rPr>
-                        <w:w w:val="105"/>
-                      </w:rPr>
-                      <w:t>son</w:t>
-                    </w:r>
-                    <w:r>
-                      <w:rPr>
-                        <w:rFonts w:ascii="Times New Roman" w:hAnsi="Times New Roman"/>
-                        <w:spacing w:val="-4"/>
-                        <w:w w:val="105"/>
-                      </w:rPr>
-                      <w:t xml:space="preserve"> </w:t>
-                    </w:r>
-                    <w:r>
-                      <w:rPr>
-                        <w:w w:val="105"/>
-                      </w:rPr>
-                      <w:t>pagados</w:t>
-                    </w:r>
-                    <w:r>
-                      <w:rPr>
-                        <w:rFonts w:ascii="Times New Roman" w:hAnsi="Times New Roman"/>
-                        <w:spacing w:val="-5"/>
-                        <w:w w:val="105"/>
-                      </w:rPr>
-                      <w:t xml:space="preserve"> </w:t>
-                    </w:r>
-                    <w:r>
-                      <w:rPr>
-                        <w:w w:val="105"/>
-                      </w:rPr>
-                      <w:t>por</w:t>
-                    </w:r>
-                    <w:r>
-                      <w:rPr>
-                        <w:rFonts w:ascii="Times New Roman" w:hAnsi="Times New Roman"/>
-                        <w:spacing w:val="-4"/>
-                        <w:w w:val="105"/>
-                      </w:rPr>
-                      <w:t xml:space="preserve"> </w:t>
-                    </w:r>
-                    <w:r>
-                      <w:rPr>
-                        <w:spacing w:val="-2"/>
-                        <w:w w:val="105"/>
-                      </w:rPr>
-                      <w:t>declaración.</w:t>
-                    </w:r>
-                  </w:p>
-                </w:txbxContent>
-              </v:textbox>
-              <w10:wrap anchorx="page" anchory="page"/>
-            </v:shape>
-          </w:pict>
-        </mc:Fallback>
-      </mc:AlternateContent>
+      <w:t xml:space="preserve">Calle 50 Torre Global Bank. </w:t>
     </w:r>
+    <w:proofErr w:type="spellStart"/>
     <w:r>
       <w:rPr>
-        <w:noProof/>
-        <w:sz w:val="20"/>
+        <w:sz w:val="14"/>
+        <w:szCs w:val="14"/>
       </w:rPr>
-      <mc:AlternateContent>
-        <mc:Choice Requires="wps">
-          <w:drawing>
-            <wp:anchor distT="0" distB="0" distL="0" distR="0" simplePos="0" relativeHeight="251662336" behindDoc="1" locked="0" layoutInCell="1" allowOverlap="1" wp14:anchorId="5F63A1BE" wp14:editId="2DB78BBC">
-              <wp:simplePos x="0" y="0"/>
-              <wp:positionH relativeFrom="page">
-                <wp:posOffset>130628</wp:posOffset>
-              </wp:positionH>
-              <wp:positionV relativeFrom="page">
-                <wp:posOffset>9898083</wp:posOffset>
-              </wp:positionV>
-              <wp:extent cx="5527221" cy="127000"/>
-              <wp:effectExtent l="0" t="0" r="0" b="0"/>
-              <wp:wrapNone/>
-              <wp:docPr id="3" name="Textbox 3"/>
-              <wp:cNvGraphicFramePr>
-                <a:graphicFrameLocks xmlns:a="http://schemas.openxmlformats.org/drawingml/2006/main"/>
-              </wp:cNvGraphicFramePr>
-              <a:graphic xmlns:a="http://schemas.openxmlformats.org/drawingml/2006/main">
-                <a:graphicData uri="http://schemas.microsoft.com/office/word/2010/wordprocessingShape">
-                  <wps:wsp>
-                    <wps:cNvSpPr txBox="1">
-                      <a:spLocks/>
-                    </wps:cNvSpPr>
-                    <wps:spPr>
-                      <a:xfrm>
-                        <a:off x="0" y="0"/>
-                        <a:ext cx="5527221" cy="127000"/>
-                      </a:xfrm>
-                      <a:prstGeom prst="rect">
-                        <a:avLst/>
-                      </a:prstGeom>
-                    </wps:spPr>
-                    <wps:txbx>
-                      <w:txbxContent>
-                        <w:p>
-                          <w:pPr>
-                            <w:spacing w:before="18"/>
-                            <w:ind w:left="20"/>
-                            <w:rPr>
-                              <w:sz w:val="14"/>
-                            </w:rPr>
-                          </w:pPr>
-                          <w:r>
-                            <w:rPr>
-                              <w:sz w:val="14"/>
-                            </w:rPr>
-                            <w:t>Regulado</w:t>
-                          </w:r>
-                          <w:r>
-                            <w:rPr>
-                              <w:rFonts w:ascii="Times New Roman" w:hAnsi="Times New Roman"/>
-                              <w:spacing w:val="9"/>
-                              <w:sz w:val="14"/>
-                            </w:rPr>
-                            <w:t xml:space="preserve"> </w:t>
-                          </w:r>
-                          <w:r>
-                            <w:rPr>
-                              <w:sz w:val="14"/>
-                            </w:rPr>
-                            <w:t>y</w:t>
-                          </w:r>
-                          <w:r>
-                            <w:rPr>
-                              <w:rFonts w:ascii="Times New Roman" w:hAnsi="Times New Roman"/>
-                              <w:spacing w:val="9"/>
-                              <w:sz w:val="14"/>
-                            </w:rPr>
-                            <w:t xml:space="preserve"> </w:t>
-                          </w:r>
-                          <w:r>
-                            <w:rPr>
-                              <w:sz w:val="14"/>
-                            </w:rPr>
-                            <w:t>Supervisado</w:t>
-                          </w:r>
-                          <w:r>
-                            <w:rPr>
-                              <w:rFonts w:ascii="Times New Roman" w:hAnsi="Times New Roman"/>
-                              <w:spacing w:val="9"/>
-                              <w:sz w:val="14"/>
-                            </w:rPr>
-                            <w:t xml:space="preserve"> </w:t>
-                          </w:r>
-                          <w:r>
-                            <w:rPr>
-                              <w:sz w:val="14"/>
-                            </w:rPr>
-                            <w:t>por</w:t>
-                          </w:r>
-                          <w:r>
-                            <w:rPr>
-                              <w:rFonts w:ascii="Times New Roman" w:hAnsi="Times New Roman"/>
-                              <w:spacing w:val="9"/>
-                              <w:sz w:val="14"/>
-                            </w:rPr>
-                            <w:t xml:space="preserve"> </w:t>
-                          </w:r>
-                          <w:r>
-                            <w:rPr>
-                              <w:sz w:val="14"/>
-                            </w:rPr>
-                            <w:t>la</w:t>
-                          </w:r>
-                          <w:r>
-                            <w:rPr>
-                              <w:rFonts w:ascii="Times New Roman" w:hAnsi="Times New Roman"/>
-                              <w:spacing w:val="9"/>
-                              <w:sz w:val="14"/>
-                            </w:rPr>
-                            <w:t xml:space="preserve"> </w:t>
-                          </w:r>
-                          <w:r>
-                            <w:rPr>
-                              <w:sz w:val="14"/>
-                            </w:rPr>
-                            <w:t>Superintendencia</w:t>
-                          </w:r>
-                          <w:r>
-                            <w:rPr>
-                              <w:rFonts w:ascii="Times New Roman" w:hAnsi="Times New Roman"/>
-                              <w:spacing w:val="9"/>
-                              <w:sz w:val="14"/>
-                            </w:rPr>
-                            <w:t xml:space="preserve"> </w:t>
-                          </w:r>
-                          <w:r>
-                            <w:rPr>
-                              <w:sz w:val="14"/>
-                            </w:rPr>
-                            <w:t>de</w:t>
-                          </w:r>
-                          <w:r>
-                            <w:rPr>
-                              <w:rFonts w:ascii="Times New Roman" w:hAnsi="Times New Roman"/>
-                              <w:spacing w:val="9"/>
-                              <w:sz w:val="14"/>
-                            </w:rPr>
-                            <w:t xml:space="preserve"> </w:t>
-                          </w:r>
-                          <w:r>
-                            <w:rPr>
-                              <w:sz w:val="14"/>
-                            </w:rPr>
-                            <w:t>Seguros</w:t>
-                          </w:r>
-                          <w:r>
-                            <w:rPr>
-                              <w:rFonts w:ascii="Times New Roman" w:hAnsi="Times New Roman"/>
-                              <w:spacing w:val="9"/>
-                              <w:sz w:val="14"/>
-                            </w:rPr>
-                            <w:t xml:space="preserve"> </w:t>
-                          </w:r>
-                          <w:r>
-                            <w:rPr>
-                              <w:sz w:val="14"/>
-                            </w:rPr>
-                            <w:t>y</w:t>
-                          </w:r>
-                          <w:r>
-                            <w:rPr>
-                              <w:rFonts w:ascii="Times New Roman" w:hAnsi="Times New Roman"/>
-                              <w:spacing w:val="9"/>
-                              <w:sz w:val="14"/>
-                            </w:rPr>
-                            <w:t xml:space="preserve"> </w:t>
-                          </w:r>
-                          <w:r>
-                            <w:rPr>
-                              <w:sz w:val="14"/>
-                            </w:rPr>
-                            <w:t>Reaseguros</w:t>
-                          </w:r>
-                          <w:r>
-                            <w:rPr>
-                              <w:rFonts w:ascii="Times New Roman" w:hAnsi="Times New Roman"/>
-                              <w:spacing w:val="9"/>
-                              <w:sz w:val="14"/>
-                            </w:rPr>
-                            <w:t xml:space="preserve"> </w:t>
-                          </w:r>
-                          <w:r>
-                            <w:rPr>
-                              <w:sz w:val="14"/>
-                            </w:rPr>
-                            <w:t>de</w:t>
-                          </w:r>
-                          <w:r>
-                            <w:rPr>
-                              <w:rFonts w:ascii="Times New Roman" w:hAnsi="Times New Roman"/>
-                              <w:spacing w:val="9"/>
-                              <w:sz w:val="14"/>
-                            </w:rPr>
-                            <w:t xml:space="preserve"> </w:t>
-                          </w:r>
-                          <w:r>
-                            <w:rPr>
-                              <w:spacing w:val="-2"/>
-                              <w:sz w:val="14"/>
-                            </w:rPr>
-                            <w:t>Panamá</w:t>
-                          </w:r>
-                        </w:p>
-                      </w:txbxContent>
-                    </wps:txbx>
-                    <wps:bodyPr wrap="square" lIns="0" tIns="0" rIns="0" bIns="0" rtlCol="0">
-                      <a:noAutofit/>
-                    </wps:bodyPr>
-                  </wps:wsp>
-                </a:graphicData>
-              </a:graphic>
-              <wp14:sizeRelH relativeFrom="margin">
-                <wp14:pctWidth>0</wp14:pctWidth>
-              </wp14:sizeRelH>
-              <wp14:sizeRelV relativeFrom="margin">
-                <wp14:pctHeight>0</wp14:pctHeight>
-              </wp14:sizeRelV>
-            </wp:anchor>
-          </w:drawing>
-        </mc:Choice>
-        <mc:Fallback>
-          <w:pict>
-            <v:shape w14:anchorId="5F63A1BE" id="Textbox 3" o:spid="_x0000_s1027" type="#_x0000_t202" style="position:absolute;margin-left:10.3pt;margin-top:779.4pt;width:435.2pt;height:10pt;z-index:-251654144;visibility:visible;mso-wrap-style:square;mso-width-percent:0;mso-height-percent:0;mso-wrap-distance-left:0;mso-wrap-distance-top:0;mso-wrap-distance-right:0;mso-wrap-distance-bottom:0;mso-position-horizontal:absolute;mso-position-horizontal-relative:page;mso-position-vertical:absolute;mso-position-vertical-relative:page;mso-width-percent:0;mso-height-percent:0;mso-width-relative:margin;mso-height-relative:margin;v-text-anchor:top" o:gfxdata="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" filled="f" stroked="f">
-              <v:textbox inset="0,0,0,0">
-                <w:txbxContent>
-                  <w:p>
-                    <w:pPr>
-                      <w:spacing w:before="18"/>
-                      <w:ind w:left="20"/>
-                      <w:rPr>
-                        <w:sz w:val="14"/>
-                      </w:rPr>
-                    </w:pPr>
-                    <w:r>
-                      <w:rPr>
-                        <w:sz w:val="14"/>
-                      </w:rPr>
-                      <w:t>Regulado</w:t>
-                    </w:r>
-                    <w:r>
-                      <w:rPr>
-                        <w:rFonts w:ascii="Times New Roman" w:hAnsi="Times New Roman"/>
-                        <w:spacing w:val="9"/>
-                        <w:sz w:val="14"/>
-                      </w:rPr>
-                      <w:t xml:space="preserve"> </w:t>
-                    </w:r>
-                    <w:r>
-                      <w:rPr>
-                        <w:sz w:val="14"/>
-                      </w:rPr>
-                      <w:t>y</w:t>
-                    </w:r>
-                    <w:r>
-                      <w:rPr>
-                        <w:rFonts w:ascii="Times New Roman" w:hAnsi="Times New Roman"/>
-                        <w:spacing w:val="9"/>
-                        <w:sz w:val="14"/>
-                      </w:rPr>
-                      <w:t xml:space="preserve"> </w:t>
-                    </w:r>
-                    <w:r>
-                      <w:rPr>
-                        <w:sz w:val="14"/>
-                      </w:rPr>
-                      <w:t>Supervisado</w:t>
-                    </w:r>
-                    <w:r>
-                      <w:rPr>
-                        <w:rFonts w:ascii="Times New Roman" w:hAnsi="Times New Roman"/>
-                        <w:spacing w:val="9"/>
-                        <w:sz w:val="14"/>
-                      </w:rPr>
-                      <w:t xml:space="preserve"> </w:t>
-                    </w:r>
-                    <w:r>
-                      <w:rPr>
-                        <w:sz w:val="14"/>
-                      </w:rPr>
-                      <w:t>por</w:t>
-                    </w:r>
-                    <w:r>
-                      <w:rPr>
-                        <w:rFonts w:ascii="Times New Roman" w:hAnsi="Times New Roman"/>
-                        <w:spacing w:val="9"/>
-                        <w:sz w:val="14"/>
-                      </w:rPr>
-                      <w:t xml:space="preserve"> </w:t>
-                    </w:r>
-                    <w:r>
-                      <w:rPr>
-                        <w:sz w:val="14"/>
-                      </w:rPr>
-                      <w:t>la</w:t>
-                    </w:r>
-                    <w:r>
-                      <w:rPr>
-                        <w:rFonts w:ascii="Times New Roman" w:hAnsi="Times New Roman"/>
-                        <w:spacing w:val="9"/>
-                        <w:sz w:val="14"/>
-                      </w:rPr>
-                      <w:t xml:space="preserve"> </w:t>
-                    </w:r>
-                    <w:r>
-                      <w:rPr>
-                        <w:sz w:val="14"/>
-                      </w:rPr>
-                      <w:t>Superintendencia</w:t>
-                    </w:r>
-                    <w:r>
-                      <w:rPr>
-                        <w:rFonts w:ascii="Times New Roman" w:hAnsi="Times New Roman"/>
-                        <w:spacing w:val="9"/>
-                        <w:sz w:val="14"/>
-                      </w:rPr>
-                      <w:t xml:space="preserve"> </w:t>
-                    </w:r>
-                    <w:r>
-                      <w:rPr>
-                        <w:sz w:val="14"/>
-                      </w:rPr>
-                      <w:t>de</w:t>
-                    </w:r>
-                    <w:r>
-                      <w:rPr>
-                        <w:rFonts w:ascii="Times New Roman" w:hAnsi="Times New Roman"/>
-                        <w:spacing w:val="9"/>
-                        <w:sz w:val="14"/>
-                      </w:rPr>
-                      <w:t xml:space="preserve"> </w:t>
-                    </w:r>
-                    <w:r>
-                      <w:rPr>
-                        <w:sz w:val="14"/>
-                      </w:rPr>
-                      <w:t>Seguros</w:t>
-                    </w:r>
-                    <w:r>
-                      <w:rPr>
-                        <w:rFonts w:ascii="Times New Roman" w:hAnsi="Times New Roman"/>
-                        <w:spacing w:val="9"/>
-                        <w:sz w:val="14"/>
-                      </w:rPr>
-                      <w:t xml:space="preserve"> </w:t>
-                    </w:r>
-                    <w:r>
-                      <w:rPr>
-                        <w:sz w:val="14"/>
-                      </w:rPr>
-                      <w:t>y</w:t>
-                    </w:r>
-                    <w:r>
-                      <w:rPr>
-                        <w:rFonts w:ascii="Times New Roman" w:hAnsi="Times New Roman"/>
-                        <w:spacing w:val="9"/>
-                        <w:sz w:val="14"/>
-                      </w:rPr>
-                      <w:t xml:space="preserve"> </w:t>
-                    </w:r>
-                    <w:r>
-                      <w:rPr>
-                        <w:sz w:val="14"/>
-                      </w:rPr>
-                      <w:t>Reaseguros</w:t>
-                    </w:r>
-                    <w:r>
-                      <w:rPr>
-                        <w:rFonts w:ascii="Times New Roman" w:hAnsi="Times New Roman"/>
-                        <w:spacing w:val="9"/>
-                        <w:sz w:val="14"/>
-                      </w:rPr>
-                      <w:t xml:space="preserve"> </w:t>
-                    </w:r>
-                    <w:r>
-                      <w:rPr>
-                        <w:sz w:val="14"/>
-                      </w:rPr>
-                      <w:t>de</w:t>
-                    </w:r>
-                    <w:r>
-                      <w:rPr>
-                        <w:rFonts w:ascii="Times New Roman" w:hAnsi="Times New Roman"/>
-                        <w:spacing w:val="9"/>
-                        <w:sz w:val="14"/>
-                      </w:rPr>
-                      <w:t xml:space="preserve"> </w:t>
-                    </w:r>
-                    <w:r>
-                      <w:rPr>
-                        <w:spacing w:val="-2"/>
-                        <w:sz w:val="14"/>
-                      </w:rPr>
-                      <w:t>Panamá</w:t>
-                    </w:r>
-                  </w:p>
-                </w:txbxContent>
-              </v:textbox>
-              <w10:wrap anchorx="page" anchory="page"/>
-            </v:shape>
-          </w:pict>
-        </mc:Fallback>
-      </mc:AlternateContent>
+      <w:t>Mezzanine</w:t>
     </w:r>
+    <w:proofErr w:type="spellEnd"/>
     <w:r>
       <w:rPr>
-        <w:noProof/>
-        <w:sz w:val="20"/>
+        <w:sz w:val="14"/>
+        <w:szCs w:val="14"/>
       </w:rPr>
-      <mc:AlternateContent>
-        <mc:Choice Requires="wps">
-          <w:drawing>
-            <wp:anchor distT="0" distB="0" distL="0" distR="0" simplePos="0" relativeHeight="251652096" behindDoc="1" locked="0" layoutInCell="1" allowOverlap="1" wp14:anchorId="3B1BE6F3" wp14:editId="44579CC1">
-              <wp:simplePos x="0" y="0"/>
-              <wp:positionH relativeFrom="page">
-                <wp:posOffset>5895975</wp:posOffset>
-              </wp:positionH>
-              <wp:positionV relativeFrom="page">
-                <wp:posOffset>9604721</wp:posOffset>
-              </wp:positionV>
-              <wp:extent cx="859790" cy="380365"/>
-              <wp:effectExtent l="0" t="0" r="0" b="0"/>
-              <wp:wrapNone/>
-              <wp:docPr id="1" name="Textbox 1"/>
-              <wp:cNvGraphicFramePr>
-                <a:graphicFrameLocks xmlns:a="http://schemas.openxmlformats.org/drawingml/2006/main"/>
-              </wp:cNvGraphicFramePr>
-              <a:graphic xmlns:a="http://schemas.openxmlformats.org/drawingml/2006/main">
-                <a:graphicData uri="http://schemas.microsoft.com/office/word/2010/wordprocessingShape">
-                  <wps:wsp>
-                    <wps:cNvSpPr txBox="1">
-                      <a:spLocks/>
-                    </wps:cNvSpPr>
-                    <wps:spPr>
-                      <a:xfrm>
-                        <a:off x="0" y="0"/>
-                        <a:ext cx="859790" cy="380365"/>
-                      </a:xfrm>
-                      <a:prstGeom prst="rect">
-                        <a:avLst/>
-                      </a:prstGeom>
-                    </wps:spPr>
-                    <wps:txbx>
-                      <w:txbxContent>
-                        <w:p>
-                          <w:pPr>
-                            <w:spacing w:before="18"/>
-                            <w:ind w:left="20"/>
-                            <w:rPr>
-                              <w:sz w:val="14"/>
-                            </w:rPr>
-                          </w:pPr>
-                          <w:r>
-                            <w:rPr>
-                              <w:sz w:val="14"/>
-                            </w:rPr>
-                            <w:t>Apdo.</w:t>
-                          </w:r>
-                          <w:r>
-                            <w:rPr>
-                              <w:rFonts w:ascii="Times New Roman"/>
-                              <w:spacing w:val="13"/>
-                              <w:sz w:val="14"/>
-                            </w:rPr>
-                            <w:t xml:space="preserve"> </w:t>
-                          </w:r>
-                          <w:r>
-                            <w:rPr>
-                              <w:sz w:val="14"/>
-                            </w:rPr>
-                            <w:t>0831-</w:t>
-                          </w:r>
-                          <w:r>
-                            <w:rPr>
-                              <w:spacing w:val="-2"/>
-                              <w:sz w:val="14"/>
-                            </w:rPr>
-                            <w:t>01843</w:t>
-                          </w:r>
-                        </w:p>
-                        <w:p>
-                          <w:pPr>
-                            <w:spacing w:before="85"/>
-                            <w:ind w:left="20"/>
-                            <w:rPr>
-                              <w:rFonts w:ascii="Verdana"/>
-                              <w:sz w:val="11"/>
-                            </w:rPr>
-                          </w:pPr>
-                          <w:r>
-                            <w:rPr>
-                              <w:rFonts w:ascii="Verdana"/>
-                              <w:w w:val="105"/>
-                              <w:sz w:val="11"/>
-                            </w:rPr>
-                            <w:t>Tel.:</w:t>
-                          </w:r>
-                          <w:r>
-                            <w:rPr>
-                              <w:rFonts w:ascii="Times New Roman"/>
-                              <w:spacing w:val="5"/>
-                              <w:w w:val="105"/>
-                              <w:sz w:val="11"/>
-                            </w:rPr>
-                            <w:t xml:space="preserve"> </w:t>
-                          </w:r>
-                          <w:proofErr w:type="gramStart"/>
-                          <w:r>
-                            <w:rPr>
-                              <w:rFonts w:ascii="Verdana"/>
-                              <w:w w:val="105"/>
-                              <w:sz w:val="11"/>
-                            </w:rPr>
-                            <w:t>(</w:t>
-                          </w:r>
-                          <w:r>
-                            <w:rPr>
-                              <w:rFonts w:ascii="Times New Roman"/>
-                              <w:spacing w:val="6"/>
-                              <w:w w:val="105"/>
-                              <w:sz w:val="11"/>
-                            </w:rPr>
-                            <w:t xml:space="preserve"> </w:t>
-                          </w:r>
-                          <w:r>
-                            <w:rPr>
-                              <w:rFonts w:ascii="Verdana"/>
-                              <w:w w:val="105"/>
-                              <w:sz w:val="11"/>
-                            </w:rPr>
-                            <w:t>507</w:t>
-                          </w:r>
-                          <w:proofErr w:type="gramEnd"/>
-                          <w:r>
-                            <w:rPr>
-                              <w:rFonts w:ascii="Verdana"/>
-                              <w:w w:val="105"/>
-                              <w:sz w:val="11"/>
-                            </w:rPr>
-                            <w:t>)</w:t>
-                          </w:r>
-                          <w:r>
-                            <w:rPr>
-                              <w:rFonts w:ascii="Times New Roman"/>
-                              <w:spacing w:val="5"/>
-                              <w:w w:val="105"/>
-                              <w:sz w:val="11"/>
-                            </w:rPr>
-                            <w:t xml:space="preserve"> </w:t>
-                          </w:r>
-                          <w:r>
-                            <w:rPr>
-                              <w:rFonts w:ascii="Verdana"/>
-                              <w:w w:val="105"/>
-                              <w:sz w:val="11"/>
-                            </w:rPr>
-                            <w:t>206-</w:t>
-                          </w:r>
-                          <w:r>
-                            <w:rPr>
-                              <w:rFonts w:ascii="Verdana"/>
-                              <w:spacing w:val="-4"/>
-                              <w:w w:val="105"/>
-                              <w:sz w:val="11"/>
-                            </w:rPr>
-                            <w:t>2021</w:t>
-                          </w:r>
-                        </w:p>
-                        <w:p>
-                          <w:pPr>
-                            <w:spacing w:before="46"/>
-                            <w:ind w:left="20"/>
-                            <w:rPr>
-                              <w:rFonts w:ascii="Verdana"/>
-                              <w:sz w:val="11"/>
-                            </w:rPr>
-                          </w:pPr>
-                          <w:r>
-                            <w:rPr>
-                              <w:rFonts w:ascii="Verdana"/>
-                              <w:w w:val="105"/>
-                              <w:sz w:val="11"/>
-                            </w:rPr>
-                            <w:t>Fax.:</w:t>
-                          </w:r>
-                          <w:r>
-                            <w:rPr>
-                              <w:rFonts w:ascii="Times New Roman"/>
-                              <w:spacing w:val="8"/>
-                              <w:w w:val="105"/>
-                              <w:sz w:val="11"/>
-                            </w:rPr>
-                            <w:t xml:space="preserve"> </w:t>
-                          </w:r>
-                          <w:proofErr w:type="gramStart"/>
-                          <w:r>
-                            <w:rPr>
-                              <w:rFonts w:ascii="Verdana"/>
-                              <w:w w:val="105"/>
-                              <w:sz w:val="11"/>
-                            </w:rPr>
-                            <w:t>(</w:t>
-                          </w:r>
-                          <w:r>
-                            <w:rPr>
-                              <w:rFonts w:ascii="Times New Roman"/>
-                              <w:spacing w:val="9"/>
-                              <w:w w:val="105"/>
-                              <w:sz w:val="11"/>
-                            </w:rPr>
-                            <w:t xml:space="preserve"> </w:t>
-                          </w:r>
-                          <w:r>
-                            <w:rPr>
-                              <w:rFonts w:ascii="Verdana"/>
-                              <w:w w:val="105"/>
-                              <w:sz w:val="11"/>
-                            </w:rPr>
-                            <w:t>507</w:t>
-                          </w:r>
-                          <w:proofErr w:type="gramEnd"/>
-                          <w:r>
-                            <w:rPr>
-                              <w:rFonts w:ascii="Verdana"/>
-                              <w:w w:val="105"/>
-                              <w:sz w:val="11"/>
-                            </w:rPr>
-                            <w:t>)</w:t>
-                          </w:r>
-                          <w:r>
-                            <w:rPr>
-                              <w:rFonts w:ascii="Times New Roman"/>
-                              <w:spacing w:val="8"/>
-                              <w:w w:val="105"/>
-                              <w:sz w:val="11"/>
-                            </w:rPr>
-                            <w:t xml:space="preserve"> </w:t>
-                          </w:r>
-                          <w:r>
-                            <w:rPr>
-                              <w:rFonts w:ascii="Verdana"/>
-                              <w:w w:val="105"/>
-                              <w:sz w:val="11"/>
-                            </w:rPr>
-                            <w:t>206-</w:t>
-                          </w:r>
-                          <w:r>
-                            <w:rPr>
-                              <w:rFonts w:ascii="Verdana"/>
-                              <w:spacing w:val="-4"/>
-                              <w:w w:val="105"/>
-                              <w:sz w:val="11"/>
-                            </w:rPr>
-                            <w:t>2091</w:t>
-                          </w:r>
-                        </w:p>
-                      </w:txbxContent>
-                    </wps:txbx>
-                    <wps:bodyPr wrap="square" lIns="0" tIns="0" rIns="0" bIns="0" rtlCol="0">
-                      <a:noAutofit/>
-                    </wps:bodyPr>
-                  </wps:wsp>
-                </a:graphicData>
-              </a:graphic>
-            </wp:anchor>
-          </w:drawing>
-        </mc:Choice>
-        <mc:Fallback>
-          <w:pict>
-            <v:shape w14:anchorId="3B1BE6F3" id="Textbox 1" o:spid="_x0000_s1028" type="#_x0000_t202" style="position:absolute;margin-left:464.25pt;margin-top:756.3pt;width:67.7pt;height:29.95pt;z-index:-251664384;visibility:visible;mso-wrap-style:square;mso-wrap-distance-left:0;mso-wrap-distance-top:0;mso-wrap-distance-right:0;mso-wrap-distance-bottom:0;mso-position-horizontal:absolute;mso-position-horizontal-relative:page;mso-position-vertical:absolute;mso-position-vertical-relative:page;v-text-anchor:top" o:gfxdata="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" filled="f" stroked="f">
-              <v:textbox inset="0,0,0,0">
-                <w:txbxContent>
-                  <w:p>
-                    <w:pPr>
-                      <w:spacing w:before="18"/>
-                      <w:ind w:left="20"/>
-                      <w:rPr>
-                        <w:sz w:val="14"/>
-                      </w:rPr>
-                    </w:pPr>
-                    <w:r>
-                      <w:rPr>
-                        <w:sz w:val="14"/>
-                      </w:rPr>
-                      <w:t>Apdo.</w:t>
-                    </w:r>
-                    <w:r>
-                      <w:rPr>
-                        <w:rFonts w:ascii="Times New Roman"/>
-                        <w:spacing w:val="13"/>
-                        <w:sz w:val="14"/>
-                      </w:rPr>
-                      <w:t xml:space="preserve"> </w:t>
-                    </w:r>
-                    <w:r>
-                      <w:rPr>
-                        <w:sz w:val="14"/>
-                      </w:rPr>
-                      <w:t>0831-</w:t>
-                    </w:r>
-                    <w:r>
-                      <w:rPr>
-                        <w:spacing w:val="-2"/>
-                        <w:sz w:val="14"/>
-                      </w:rPr>
-                      <w:t>01843</w:t>
-                    </w:r>
-                  </w:p>
-                  <w:p>
-                    <w:pPr>
-                      <w:spacing w:before="85"/>
-                      <w:ind w:left="20"/>
-                      <w:rPr>
-                        <w:rFonts w:ascii="Verdana"/>
-                        <w:sz w:val="11"/>
-                      </w:rPr>
-                    </w:pPr>
-                    <w:r>
-                      <w:rPr>
-                        <w:rFonts w:ascii="Verdana"/>
-                        <w:w w:val="105"/>
-                        <w:sz w:val="11"/>
-                      </w:rPr>
-                      <w:t>Tel.:</w:t>
-                    </w:r>
-                    <w:r>
-                      <w:rPr>
-                        <w:rFonts w:ascii="Times New Roman"/>
-                        <w:spacing w:val="5"/>
-                        <w:w w:val="105"/>
-                        <w:sz w:val="11"/>
-                      </w:rPr>
-                      <w:t xml:space="preserve"> </w:t>
-                    </w:r>
-                    <w:proofErr w:type="gramStart"/>
-                    <w:r>
-                      <w:rPr>
-                        <w:rFonts w:ascii="Verdana"/>
-                        <w:w w:val="105"/>
-                        <w:sz w:val="11"/>
-                      </w:rPr>
-                      <w:t>(</w:t>
-                    </w:r>
-                    <w:r>
-                      <w:rPr>
-                        <w:rFonts w:ascii="Times New Roman"/>
-                        <w:spacing w:val="6"/>
-                        <w:w w:val="105"/>
-                        <w:sz w:val="11"/>
-                      </w:rPr>
-                      <w:t xml:space="preserve"> </w:t>
-                    </w:r>
-                    <w:r>
-                      <w:rPr>
-                        <w:rFonts w:ascii="Verdana"/>
-                        <w:w w:val="105"/>
-                        <w:sz w:val="11"/>
-                      </w:rPr>
-                      <w:t>507</w:t>
-                    </w:r>
-                    <w:proofErr w:type="gramEnd"/>
-                    <w:r>
-                      <w:rPr>
-                        <w:rFonts w:ascii="Verdana"/>
-                        <w:w w:val="105"/>
-                        <w:sz w:val="11"/>
-                      </w:rPr>
-                      <w:t>)</w:t>
-                    </w:r>
-                    <w:r>
-                      <w:rPr>
-                        <w:rFonts w:ascii="Times New Roman"/>
-                        <w:spacing w:val="5"/>
-                        <w:w w:val="105"/>
-                        <w:sz w:val="11"/>
-                      </w:rPr>
-                      <w:t xml:space="preserve"> </w:t>
-                    </w:r>
-                    <w:r>
-                      <w:rPr>
-                        <w:rFonts w:ascii="Verdana"/>
-                        <w:w w:val="105"/>
-                        <w:sz w:val="11"/>
-                      </w:rPr>
-                      <w:t>206-</w:t>
-                    </w:r>
-                    <w:r>
-                      <w:rPr>
-                        <w:rFonts w:ascii="Verdana"/>
-                        <w:spacing w:val="-4"/>
-                        <w:w w:val="105"/>
-                        <w:sz w:val="11"/>
-                      </w:rPr>
-                      <w:t>2021</w:t>
-                    </w:r>
-                  </w:p>
-                  <w:p>
-                    <w:pPr>
-                      <w:spacing w:before="46"/>
-                      <w:ind w:left="20"/>
-                      <w:rPr>
-                        <w:rFonts w:ascii="Verdana"/>
-                        <w:sz w:val="11"/>
-                      </w:rPr>
-                    </w:pPr>
-                    <w:r>
-                      <w:rPr>
-                        <w:rFonts w:ascii="Verdana"/>
-                        <w:w w:val="105"/>
-                        <w:sz w:val="11"/>
-                      </w:rPr>
-                      <w:t>Fax.:</w:t>
-                    </w:r>
-                    <w:r>
-                      <w:rPr>
-                        <w:rFonts w:ascii="Times New Roman"/>
-                        <w:spacing w:val="8"/>
-                        <w:w w:val="105"/>
-                        <w:sz w:val="11"/>
-                      </w:rPr>
-                      <w:t xml:space="preserve"> </w:t>
-                    </w:r>
-                    <w:proofErr w:type="gramStart"/>
-                    <w:r>
-                      <w:rPr>
-                        <w:rFonts w:ascii="Verdana"/>
-                        <w:w w:val="105"/>
-                        <w:sz w:val="11"/>
-                      </w:rPr>
-                      <w:t>(</w:t>
-                    </w:r>
-                    <w:r>
-                      <w:rPr>
-                        <w:rFonts w:ascii="Times New Roman"/>
-                        <w:spacing w:val="9"/>
-                        <w:w w:val="105"/>
-                        <w:sz w:val="11"/>
-                      </w:rPr>
-                      <w:t xml:space="preserve"> </w:t>
-                    </w:r>
-                    <w:r>
-                      <w:rPr>
-                        <w:rFonts w:ascii="Verdana"/>
-                        <w:w w:val="105"/>
-                        <w:sz w:val="11"/>
-                      </w:rPr>
-                      <w:t>507</w:t>
-                    </w:r>
-                    <w:proofErr w:type="gramEnd"/>
-                    <w:r>
-                      <w:rPr>
-                        <w:rFonts w:ascii="Verdana"/>
-                        <w:w w:val="105"/>
-                        <w:sz w:val="11"/>
-                      </w:rPr>
-                      <w:t>)</w:t>
-                    </w:r>
-                    <w:r>
-                      <w:rPr>
-                        <w:rFonts w:ascii="Times New Roman"/>
-                        <w:spacing w:val="8"/>
-                        <w:w w:val="105"/>
-                        <w:sz w:val="11"/>
-                      </w:rPr>
-                      <w:t xml:space="preserve"> </w:t>
-                    </w:r>
-                    <w:r>
-                      <w:rPr>
-                        <w:rFonts w:ascii="Verdana"/>
-                        <w:w w:val="105"/>
-                        <w:sz w:val="11"/>
-                      </w:rPr>
-                      <w:t>206-</w:t>
-                    </w:r>
-                    <w:r>
-                      <w:rPr>
-                        <w:rFonts w:ascii="Verdana"/>
-                        <w:spacing w:val="-4"/>
-                        <w:w w:val="105"/>
-                        <w:sz w:val="11"/>
-                      </w:rPr>
-                      <w:t>2091</w:t>
-                    </w:r>
-                  </w:p>
-                </w:txbxContent>
-              </v:textbox>
-              <w10:wrap anchorx="page" anchory="page"/>
-            </v:shape>
-          </w:pict>
-        </mc:Fallback>
-      </mc:AlternateContent>
+      <w:t xml:space="preserve"> | Tlf. 206-2021 | www.aseguradoraglobal.com.pa | info@aseguradoraglobal.com.pa</w:t>
     </w:r>
   </w:p>
 </w:ftr>
@@ -4470,6 +3010,11 @@
 <file path=word/header1.xml><?xml version="1.0" encoding="utf-8"?>
 <w:hdr xmlns:wpc="http://schemas.microsoft.com/office/word/2010/wordprocessingCanvas" xmlns:cx="http://schemas.microsoft.com/office/drawing/2014/chartex" xmlns:cx1="http://schemas.microsoft.com/office/drawing/2015/9/8/chartex" xmlns:cx2="http://schemas.microsoft.com/office/drawing/2015/10/21/chartex" xmlns:cx3="http://schemas.microsoft.com/office/drawing/2016/5/9/chartex" xmlns:cx4="http://schemas.microsoft.com/office/drawing/2016/5/10/chartex" xmlns:cx5="http://schemas.microsoft.com/office/drawing/2016/5/11/chartex" xmlns:cx6="http://schemas.microsoft.com/office/drawing/2016/5/12/chartex" xmlns:cx7="http://schemas.microsoft.com/office/drawing/2016/5/13/chartex" xmlns:cx8="http://schemas.microsoft.com/office/drawing/2016/5/14/chartex" xmlns:mc="http://schemas.openxmlformats.org/markup-compatibility/2006" xmlns:aink="http://schemas.microsoft.com/office/drawing/2016/ink" xmlns:am3d="http://schemas.microsoft.com/office/drawing/2017/model3d" xmlns:o="urn:schemas-microsoft-com:office:office" xmlns:oel="http://schemas.microsoft.com/office/2019/extlst" xmlns:r="http://schemas.openxmlformats.org/officeDocument/2006/relationships" xmlns:m="http://schemas.openxmlformats.org/officeDocument/2006/math" xmlns:v="urn:schemas-microsoft-com:vml" xmlns:wp14="http://schemas.microsoft.com/office/word/2010/wordprocessingDrawing" xmlns:wp="http://schemas.openxmlformats.org/drawingml/2006/wordprocessingDrawing" xmlns:w10="urn:schemas-microsoft-com:office:word" xmlns:w="http://schemas.openxmlformats.org/wordprocessingml/2006/main" xmlns:w14="http://schemas.microsoft.com/office/word/2010/wordml" xmlns:w15="http://schemas.microsoft.com/office/word/2012/wordml" xmlns:w16cex="http://schemas.microsoft.com/office/word/2018/wordml/cex" xmlns:w16cid="http://schemas.microsoft.com/office/word/2016/wordml/cid" xmlns:w16="http://schemas.microsoft.com/office/word/2018/wordml" xmlns:w16sdtdh="http://schemas.microsoft.com/office/word/2020/wordml/sdtdatahash" xmlns:w16se="http://schemas.microsoft.com/office/word/2015/wordml/symex" xmlns:wpg="http://schemas.microsoft.com/office/word/2010/wordprocessingGroup" xmlns:wpi="http://schemas.microsoft.com/office/word/2010/wordprocessingInk" xmlns:wne="http://schemas.microsoft.com/office/word/2006/wordml" xmlns:wps="http://schemas.microsoft.com/office/word/2010/wordprocessingShape" mc:Ignorable="w14 w15 w16se w16cid w16 w16cex w16sdtdh wp14">
   <w:p>
+    <w:pPr>
+      <w:tabs>
+        <w:tab w:val="left" w:pos="9621"/>
+      </w:tabs>
+    </w:pPr>
     <w:r>
       <w:rPr>
         <w:b/>
@@ -4533,6 +3078,9 @@
           </wp14:sizeRelV>
         </wp:anchor>
       </w:drawing>
+    </w:r>
+    <w:r>
+      <w:tab/>
     </w:r>
   </w:p>
   <w:tbl>
@@ -4607,6 +3155,7 @@
         </w:tcPr>
         <w:p>
           <w:pPr>
+            <w:ind w:left="220"/>
             <w:jc w:val="center"/>
             <w:rPr>
               <w:b/>
@@ -4703,7 +3252,7 @@
         </w:tcPr>
         <w:p>
           <w:pPr>
-            <w:ind w:left="-12" w:right="848" w:firstLine="12"/>
+            <w:ind w:left="320" w:right="848" w:firstLine="12"/>
             <w:jc w:val="center"/>
             <w:rPr>
               <w:sz w:val="14"/>
@@ -4734,52 +3283,6 @@
               <w:szCs w:val="16"/>
             </w:rPr>
           </w:pPr>
-          <w:r>
-            <w:rPr>
-              <w:spacing w:val="-10"/>
-              <w:sz w:val="16"/>
-              <w:szCs w:val="16"/>
-            </w:rPr>
-            <w:t xml:space="preserve">Certificado </w:t>
-          </w:r>
-          <w:proofErr w:type="spellStart"/>
-          <w:r>
-            <w:rPr>
-              <w:spacing w:val="-10"/>
-              <w:sz w:val="16"/>
-              <w:szCs w:val="16"/>
-            </w:rPr>
-            <w:t>Nº</w:t>
-          </w:r>
-          <w:proofErr w:type="spellEnd"/>
-          <w:r>
-            <w:rPr>
-              <w:spacing w:val="-10"/>
-              <w:sz w:val="16"/>
-              <w:szCs w:val="16"/>
-            </w:rPr>
-            <w:t>: {</w:t>
-          </w:r>
-          <w:proofErr w:type="spellStart"/>
-          <w:proofErr w:type="gramStart"/>
-          <w:r>
-            <w:rPr>
-              <w:spacing w:val="-10"/>
-              <w:sz w:val="16"/>
-              <w:szCs w:val="16"/>
-            </w:rPr>
-            <w:t>custom.Certificado</w:t>
-          </w:r>
-          <w:proofErr w:type="spellEnd"/>
-          <w:proofErr w:type="gramEnd"/>
-          <w:r>
-            <w:rPr>
-              <w:spacing w:val="-10"/>
-              <w:sz w:val="16"/>
-              <w:szCs w:val="16"/>
-            </w:rPr>
-            <w:t>}</w:t>
-          </w:r>
         </w:p>
       </w:tc>
     </w:tr>
